--- a/대본/5부/13화_Key_Accounts.docx
+++ b/대본/5부/13화_Key_Accounts.docx
@@ -2,7 +2,7 @@
 <file path=word/document.xml><?xml version="1.0" encoding="utf-8"?>
 <w:document xmlns:w="http://schemas.openxmlformats.org/wordprocessingml/2006/main" xmlns:m="http://schemas.openxmlformats.org/officeDocument/2006/math" xmlns:r="http://schemas.openxmlformats.org/officeDocument/2006/relationships" xmlns:o="urn:schemas-microsoft-com:office:office" xmlns:v="urn:schemas-microsoft-com:vml" xmlns:w10="urn:schemas-microsoft-com:office:word" xmlns:a="http://schemas.openxmlformats.org/drawingml/2006/main" xmlns:pic="http://schemas.openxmlformats.org/drawingml/2006/picture" xmlns:wp="http://schemas.openxmlformats.org/drawingml/2006/wordprocessingDrawing">
   <w:body>
-    <w:bookmarkStart w:id="31" w:name="ship-it-5부-13화"/>
+    <w:bookmarkStart w:id="32" w:name="ship-it-5부-13화"/>
     <w:p>
       <w:pPr>
         <w:pStyle w:val="Heading1"/>
@@ -65,7 +65,7 @@
         <w:t xml:space="preserve"> </w:t>
       </w:r>
       <w:r>
-        <w:t xml:space="preserve">- 규칙: 지문 없음. 전 화 100% 「화자명: 대사」. 1턴 20단어 이내.</w:t>
+        <w:t xml:space="preserve">- 규칙: 지문 없음. 전 화 100% 「화자명: 대사」. 1턴 20단어 이내 + 긴 턴 10~15회(30~60단어).</w:t>
       </w:r>
       <w:r>
         <w:t xml:space="preserve"> </w:t>
@@ -344,13 +344,13 @@
         </w:numPr>
       </w:pPr>
       <w:r>
-        <w:t xml:space="preserve">SOFIA: Always that order. Never start with the contract. Start with their results.</w:t>
-      </w:r>
-      <w:r>
-        <w:t xml:space="preserve"> </w:t>
-      </w:r>
-      <w:r>
-        <w:t xml:space="preserve">소피아: 항상 그 순서. 절대 계약으로 시작하지 마요. 그쪽 결과로 시작해요.</w:t>
+        <w:t xml:space="preserve">SOFIA: Always that order. Never start with the contract, because then the whole meeting feels like a sales call. Start with their results, so they see what the year gave them. Once they feel that, the complaints come out honestly, and the contract becomes much easier.</w:t>
+      </w:r>
+      <w:r>
+        <w:t xml:space="preserve"> </w:t>
+      </w:r>
+      <w:r>
+        <w:t xml:space="preserve">소피아: 항상 그 순서. 절대 계약으로 시작하지 마요. 그러면 회의 전체가 영업 전화처럼 느껴지거든요. 그쪽 결과로 시작해서 한 해가 그들에게 뭘 줬는지 보게 해요. 그걸 느끼고 나면 불만도 솔직하게 나오고, 계약은 훨씬 쉬워져요.</w:t>
       </w:r>
     </w:p>
     <w:p>
@@ -395,13 +395,13 @@
         </w:numPr>
       </w:pPr>
       <w:r>
-        <w:t xml:space="preserve">DEREK: Especially angry ones. Silent customers leave. Angry ones are still trying.</w:t>
-      </w:r>
-      <w:r>
-        <w:t xml:space="preserve"> </w:t>
-      </w:r>
-      <w:r>
-        <w:t xml:space="preserve">데릭: 특히 화난 거요. 조용한 고객은 떠나요. 화난 고객은 아직 노력하는 거고요.</w:t>
+        <w:t xml:space="preserve">DEREK: Especially angry ones. Silent customers just leave one day, and you never find out why. Angry ones are still trying, because they care enough to tell you what’s wrong. When Susan gets loud, it means she still wants this to work.</w:t>
+      </w:r>
+      <w:r>
+        <w:t xml:space="preserve"> </w:t>
+      </w:r>
+      <w:r>
+        <w:t xml:space="preserve">데릭: 특히 화난 거요. 조용한 고객은 어느 날 그냥 떠나고, 이유도 끝내 모르게 돼요. 화난 고객은 아직 노력하는 거예요. 뭐가 잘못됐는지 말해 줄 만큼 신경 쓰니까요. 수전 목소리가 커지면, 아직 이 관계가 잘되길 원한다는 뜻이에요.</w:t>
       </w:r>
     </w:p>
     <w:p>
@@ -745,13 +745,13 @@
         </w:numPr>
       </w:pPr>
       <w:r>
-        <w:t xml:space="preserve">ELENA: Elena here, on video. Dr. Wade, I want to say something. That’s your team’s result. Not our product’s.</w:t>
-      </w:r>
-      <w:r>
-        <w:t xml:space="preserve"> </w:t>
-      </w:r>
-      <w:r>
-        <w:t xml:space="preserve">엘레나: 엘레나예요, 화상으로. 웨이드 선생님, 하나 말씀드리고 싶어요. 그건 선생님 팀의 결과예요. 우리 제품의 결과가 아니라.</w:t>
+        <w:t xml:space="preserve">ELENA: Elena here, on video. Dr. Wade, I want to say something clearly. Three seconds is your team’s result, not our product’s. A product can’t react to a warning sign. A nurse who has practiced can, and Tanya clearly had.</w:t>
+      </w:r>
+      <w:r>
+        <w:t xml:space="preserve"> </w:t>
+      </w:r>
+      <w:r>
+        <w:t xml:space="preserve">엘레나: 엘레나예요, 화상으로. 웨이드 선생님, 하나 분명히 말씀드리고 싶어요. 3초는 선생님 팀의 결과예요. 우리 제품의 결과가 아니라. 제품은 경고 신호에 반응할 수 없어요. 연습한 간호사는 할 수 있고, 타냐는 분명히 연습했던 거죠.</w:t>
       </w:r>
     </w:p>
     <w:p>
@@ -847,7 +847,7 @@
         </w:numPr>
       </w:pPr>
       <w:r>
-        <w:t xml:space="preserve">AVA: Your nurses give the QR code at checkout. With one sentence:</w:t>
+        <w:t xml:space="preserve">AVA: Your nurses give the QR code at checkout, and they always add one sentence:</w:t>
       </w:r>
       <w:r>
         <w:t xml:space="preserve"> </w:t>
@@ -865,7 +865,13 @@
         <w:t xml:space="preserve"> </w:t>
       </w:r>
       <w:r>
-        <w:t xml:space="preserve">에이바: 간호사분들이 결제 때 QR 코드를 줘요. 한 문장과 함께.</w:t>
+        <w:t xml:space="preserve">That sentence turns the app from marketing into a safety tool, so patients actually keep it on their phones.</w:t>
+      </w:r>
+      <w:r>
+        <w:t xml:space="preserve"> </w:t>
+      </w:r>
+      <w:r>
+        <w:t xml:space="preserve">에이바: 간호사분들이 결제 때 QR 코드를 주면서 항상 한 문장을 덧붙여요.</w:t>
       </w:r>
       <w:r>
         <w:t xml:space="preserve"> </w:t>
@@ -879,6 +885,12 @@
       <w:r>
         <w:t xml:space="preserve">”</w:t>
       </w:r>
+      <w:r>
+        <w:t xml:space="preserve"> </w:t>
+      </w:r>
+      <w:r>
+        <w:t xml:space="preserve">그 한 문장이 앱을 마케팅이 아니라 안전 도구로 바꿔 줘서, 환자들이 실제로 휴대폰에 앱을 남겨 두는 거예요.</w:t>
+      </w:r>
     </w:p>
     <w:p>
       <w:pPr>
@@ -956,13 +968,13 @@
         </w:numPr>
       </w:pPr>
       <w:r>
-        <w:t xml:space="preserve">AVA: Your patient satisfaction scores. In the app. The highest in your group. Ninety-four percent.</w:t>
-      </w:r>
-      <w:r>
-        <w:t xml:space="preserve"> </w:t>
-      </w:r>
-      <w:r>
-        <w:t xml:space="preserve">에이바: 선생님의 환자 만족도 점수요. 앱에서. 그룹에서 가장 높아요. 94%.</w:t>
+        <w:t xml:space="preserve">AVA: Your patient satisfaction scores, from the app. They’re the highest in your group, at ninety-four percent. Patients rate their experience there, and yours are consistently the best. I thought you should see that before we talk about anything else.</w:t>
+      </w:r>
+      <w:r>
+        <w:t xml:space="preserve"> </w:t>
+      </w:r>
+      <w:r>
+        <w:t xml:space="preserve">에이바: 선생님의 환자 만족도 점수예요, 앱에서 나온. 그룹에서 가장 높아요. 94%. 환자들이 거기서 경험을 평가하는데, 선생님 점수가 꾸준히 최고예요. 다른 얘기를 하기 전에 이걸 보셔야 한다고 생각했어요.</w:t>
       </w:r>
     </w:p>
     <w:p>
@@ -1205,7 +1217,7 @@
         <w:t xml:space="preserve"> </w:t>
       </w:r>
       <w:r>
-        <w:t xml:space="preserve">on day one. Fine. But thirty dollars is eight percent.</w:t>
+        <w:t xml:space="preserve">on day one, and fine, I understood that prices go up. But thirty dollars is eight percent, on a thousand syringes a year. My partners asked me why we’re paying more when Flex is cheaper, and I didn’t have a good answer.</w:t>
       </w:r>
       <w:r>
         <w:t xml:space="preserve"> </w:t>
@@ -1226,7 +1238,7 @@
         <w:t xml:space="preserve">”</w:t>
       </w:r>
       <w:r>
-        <w:t xml:space="preserve">라고 했죠. 좋아요. 하지만 30달러면 8%예요.</w:t>
+        <w:t xml:space="preserve">라고 했죠. 좋아요, 가격이 오른다는 건 이해했어요. 하지만 30달러면 8%예요, 연간 주사기 천 개에 대해서. 파트너들이 플렉스가 더 싼데 왜 우리가 더 내느냐고 물었고, 난 좋은 답이 없었어요.</w:t>
       </w:r>
     </w:p>
     <w:p>
@@ -1254,13 +1266,13 @@
         </w:numPr>
       </w:pPr>
       <w:r>
-        <w:t xml:space="preserve">JENNY: The serial scanning. My staff scans every syringe. Twice. It adds up. About an hour a week.</w:t>
-      </w:r>
-      <w:r>
-        <w:t xml:space="preserve"> </w:t>
-      </w:r>
-      <w:r>
-        <w:t xml:space="preserve">제니: 일련번호 스캔. 직원들이 주사기마다 스캔해요. 두 번. 그게 쌓여요. 주당 한 시간쯤.</w:t>
+        <w:t xml:space="preserve">JENNY: The serial scanning. My staff scans every syringe, twice, once when it arrives and once when it’s used. It doesn’t sound like much, but it adds up to about an hour a week.</w:t>
+      </w:r>
+      <w:r>
+        <w:t xml:space="preserve"> </w:t>
+      </w:r>
+      <w:r>
+        <w:t xml:space="preserve">제니: 일련번호 스캔. 직원들이 주사기마다 두 번 스캔해요. 들어올 때 한 번, 쓸 때 한 번. 별것 아닌 것 같지만, 쌓이면 주당 한 시간쯤 돼요.</w:t>
       </w:r>
     </w:p>
     <w:p>
@@ -1356,13 +1368,13 @@
         </w:numPr>
       </w:pPr>
       <w:r>
-        <w:t xml:space="preserve">WADE: You did. And she’s good. But a relationship change should be discussed. Not announced.</w:t>
-      </w:r>
-      <w:r>
-        <w:t xml:space="preserve"> </w:t>
-      </w:r>
-      <w:r>
-        <w:t xml:space="preserve">웨이드: 그랬죠. 그리고 그녀는 좋아요. 하지만 관계 변화는 논의돼야 해요. 통보가 아니라.</w:t>
+        <w:t xml:space="preserve">WADE: You did, and she’s good. I have no complaint about Ava. But a relationship change should be discussed, not announced. I worked with Derek every Tuesday for years. I’d have liked one phone call before it happened, not a new face at my door.</w:t>
+      </w:r>
+      <w:r>
+        <w:t xml:space="preserve"> </w:t>
+      </w:r>
+      <w:r>
+        <w:t xml:space="preserve">웨이드: 그랬죠. 그리고 그녀는 좋아요. 에이바한테는 불만 없어요. 하지만 관계 변화는 통보가 아니라 논의돼야 해요. 난 몇 년 동안 매주 화요일 데릭과 일했어요. 바뀌기 전에 전화 한 통은 받고 싶었어요. 문 앞에 새 얼굴이 나타나는 게 아니라.</w:t>
       </w:r>
     </w:p>
     <w:p>
@@ -1679,13 +1691,13 @@
         </w:numPr>
       </w:pPr>
       <w:r>
-        <w:t xml:space="preserve">AVA: A thirty-minute session for your front desk. How to answer patient questions. They become the experts.</w:t>
-      </w:r>
-      <w:r>
-        <w:t xml:space="preserve"> </w:t>
-      </w:r>
-      <w:r>
-        <w:t xml:space="preserve">에이바: 프런트 직원들을 위한 30분 세션. 환자 질문에 답하는 법. 그분들이 전문가가 되는 거예요.</w:t>
+        <w:t xml:space="preserve">AVA: A thirty-minute session for your front desk, once a quarter. We’ll teach them how to answer the questions patients actually ask, about swelling, aftercare, and the app. They become the experts, and patients notice that. It’s attention, but it’s also useful.</w:t>
+      </w:r>
+      <w:r>
+        <w:t xml:space="preserve"> </w:t>
+      </w:r>
+      <w:r>
+        <w:t xml:space="preserve">에이바: 프런트 직원들을 위한 30분 세션이요, 분기마다 한 번. 환자들이 실제로 묻는 질문, 붓기, 시술 후 관리, 앱에 대해 답하는 법을 알려 드릴게요. 그분들이 전문가가 되고, 환자들도 그걸 알아봐요. 관심이기도 하지만, 실제로 쓸모도 있죠.</w:t>
       </w:r>
     </w:p>
     <w:bookmarkEnd w:id="23"/>
@@ -1893,13 +1905,13 @@
         </w:numPr>
       </w:pPr>
       <w:r>
-        <w:t xml:space="preserve">SOFIA: I’m telling you not to buy more than your patients need. Overbuying ends in expired product. Or worse.</w:t>
-      </w:r>
-      <w:r>
-        <w:t xml:space="preserve"> </w:t>
-      </w:r>
-      <w:r>
-        <w:t xml:space="preserve">소피아: 환자에게 필요한 것보다 많이 사지 마시라는 거예요. 과다 구매는 유통기한 만료로 끝나요. 아니면 더 나쁘게.</w:t>
+        <w:t xml:space="preserve">SOFIA: I’m telling you not to buy more than your patients need. When clinics overbuy to reach a better price, boxes sit on shelves, people stop counting, and product expires or goes missing. That’s how it ends: expired product. Or worse.</w:t>
+      </w:r>
+      <w:r>
+        <w:t xml:space="preserve"> </w:t>
+      </w:r>
+      <w:r>
+        <w:t xml:space="preserve">소피아: 환자에게 필요한 것보다 많이 사지 마시라는 거예요. 병원이 더 좋은 가격을 받으려고 과다 구매하면, 상자들이 선반에 쌓이고, 사람들이 세는 걸 멈추고, 제품은 유통기한이 지나거나 사라져요. 결국 그렇게 끝나요. 유통기한 만료로. 아니면 더 나쁘게.</w:t>
       </w:r>
     </w:p>
     <w:p>
@@ -2031,13 +2043,13 @@
         </w:numPr>
       </w:pPr>
       <w:r>
-        <w:t xml:space="preserve">WADE: I want to be your faculty lead for Dallas. Train the new doctors. Here. In my center.</w:t>
-      </w:r>
-      <w:r>
-        <w:t xml:space="preserve"> </w:t>
-      </w:r>
-      <w:r>
-        <w:t xml:space="preserve">웨이드: 댈러스 교수진 리드가 되고 싶어요. 새 의사들을 교육하고. 여기서. 우리 센터에서.</w:t>
+        <w:t xml:space="preserve">WADE: I want to be your faculty lead for Dallas. Train the new doctors here, in my center, with my nurses watching. If more clinics in this city are going to use your product, I’d rather they learn from people who’ve handled real events.</w:t>
+      </w:r>
+      <w:r>
+        <w:t xml:space="preserve"> </w:t>
+      </w:r>
+      <w:r>
+        <w:t xml:space="preserve">웨이드: 댈러스 교수진 리드가 되고 싶어요. 새 의사들을 여기, 우리 센터에서, 우리 간호사들이 지켜보는 가운데 교육하고요. 이 도시에서 더 많은 병원이 당신들 제품을 쓸 거라면, 실제 사건을 다뤄 본 사람들한테 배우는 게 낫잖아요.</w:t>
       </w:r>
     </w:p>
     <w:p>
@@ -2082,13 +2094,13 @@
         </w:numPr>
       </w:pPr>
       <w:r>
-        <w:t xml:space="preserve">ELENA: We’re starting a registry. Real-world vascular events. Every case, every outcome. Anonymous. I’d like your group first.</w:t>
-      </w:r>
-      <w:r>
-        <w:t xml:space="preserve"> </w:t>
-      </w:r>
-      <w:r>
-        <w:t xml:space="preserve">엘레나: 레지스트리를 시작해요. 실제 혈관 사건. 모든 사례, 모든 결과. 익명으로. 선생님 그룹이 첫 번째였으면 해요.</w:t>
+        <w:t xml:space="preserve">ELENA: We’re starting a registry of real-world vascular events. Every case, every outcome, anonymous. Right now, nobody in this field really knows how often these events happen or what works best, because clinics don’t share. I’d like your group to be the first.</w:t>
+      </w:r>
+      <w:r>
+        <w:t xml:space="preserve"> </w:t>
+      </w:r>
+      <w:r>
+        <w:t xml:space="preserve">엘레나: 실제 혈관 사건 레지스트리를 시작해요. 모든 사례, 모든 결과, 익명으로. 지금은 이 분야에서 이런 사건이 얼마나 자주 일어나는지, 뭐가 가장 효과적인지 아무도 제대로 몰라요. 병원들이 공유하지 않으니까요. 선생님 그룹이 첫 번째였으면 해요.</w:t>
       </w:r>
     </w:p>
     <w:p>
@@ -2347,13 +2359,13 @@
         </w:numPr>
       </w:pPr>
       <w:r>
-        <w:t xml:space="preserve">SOFIA: People rarely see their own good numbers. When you show them, they listen to everything else.</w:t>
-      </w:r>
-      <w:r>
-        <w:t xml:space="preserve"> </w:t>
-      </w:r>
-      <w:r>
-        <w:t xml:space="preserve">소피아: 사람들은 자기 좋은 숫자를 거의 못 봐요. 그걸 보여 주면 나머지 전부를 들어요.</w:t>
+        <w:t xml:space="preserve">SOFIA: People rarely see their own good numbers, because nobody measures them or bothers to tell them. When you show them first, they relax, and they trust that you’re paying attention. After that, they listen to everything else, even the price.</w:t>
+      </w:r>
+      <w:r>
+        <w:t xml:space="preserve"> </w:t>
+      </w:r>
+      <w:r>
+        <w:t xml:space="preserve">소피아: 사람들은 자기 좋은 숫자를 거의 못 봐요. 아무도 측정하지 않거나 굳이 말해 주지 않으니까요. 그걸 먼저 보여 주면 긴장이 풀리고, 당신이 관심을 기울이고 있다고 믿게 돼요. 그다음엔 나머지 전부를 들어요. 가격까지도.</w:t>
       </w:r>
     </w:p>
     <w:p>
@@ -2484,7 +2496,7 @@
     </w:p>
     <w:bookmarkEnd w:id="25"/>
     <w:bookmarkEnd w:id="26"/>
-    <w:bookmarkStart w:id="30" w:name="학습-부록"/>
+    <w:bookmarkStart w:id="31" w:name="학습-부록"/>
     <w:p>
       <w:pPr>
         <w:pStyle w:val="Heading2"/>
@@ -3348,8 +3360,316 @@
       </w:r>
     </w:p>
     <w:bookmarkEnd w:id="29"/>
+    <w:bookmarkStart w:id="30" w:name="긴-발화-분석"/>
+    <w:p>
+      <w:pPr>
+        <w:pStyle w:val="Heading3"/>
+      </w:pPr>
+      <w:r>
+        <w:t xml:space="preserve">④ 긴 발화 분석</w:t>
+      </w:r>
+    </w:p>
+    <w:p>
+      <w:pPr>
+        <w:pStyle w:val="BlockText"/>
+      </w:pPr>
+      <w:r>
+        <w:rPr>
+          <w:bCs/>
+          <w:b/>
+        </w:rPr>
+        <w:t xml:space="preserve">6턴 SOFIA:</w:t>
+      </w:r>
+      <w:r>
+        <w:t xml:space="preserve"> </w:t>
+      </w:r>
+      <w:r>
+        <w:t xml:space="preserve">“</w:t>
+      </w:r>
+      <w:r>
+        <w:t xml:space="preserve">Always that order. Never start with the contract, because then the whole meeting feels like a sales call. Start with their results, so they see what the year gave them. Once they feel that, the complaints come out honestly, and the contract becomes much easier.</w:t>
+      </w:r>
+      <w:r>
+        <w:t xml:space="preserve">”</w:t>
+      </w:r>
+    </w:p>
+    <w:tbl>
+      <w:tblPr>
+        <w:tblStyle w:val="Table"/>
+        <w:tblW w:type="pct" w:w="5000"/>
+        <w:tblLook w:firstRow="1" w:lastRow="0" w:firstColumn="0" w:lastColumn="0" w:noHBand="0" w:noVBand="0" w:val="0020"/>
+        <w:jc w:val="start"/>
+      </w:tblPr>
+      <w:tblGrid>
+        <w:gridCol w:w="2640"/>
+        <w:gridCol w:w="2640"/>
+        <w:gridCol w:w="2640"/>
+      </w:tblGrid>
+      <w:tr>
+        <w:trPr>
+          <w:tblHeader w:val="true"/>
+        </w:trPr>
+        <w:tc>
+          <w:tcPr/>
+          <w:p>
+            <w:pPr>
+              <w:pStyle w:val="Compact"/>
+              <w:jc w:val="left"/>
+            </w:pPr>
+            <w:r>
+              <w:t xml:space="preserve">구조</w:t>
+            </w:r>
+          </w:p>
+        </w:tc>
+        <w:tc>
+          <w:tcPr/>
+          <w:p>
+            <w:pPr>
+              <w:pStyle w:val="Compact"/>
+              <w:jc w:val="left"/>
+            </w:pPr>
+            <w:r>
+              <w:t xml:space="preserve">영어</w:t>
+            </w:r>
+          </w:p>
+        </w:tc>
+        <w:tc>
+          <w:tcPr/>
+          <w:p>
+            <w:pPr>
+              <w:pStyle w:val="Compact"/>
+              <w:jc w:val="left"/>
+            </w:pPr>
+            <w:r>
+              <w:t xml:space="preserve">기능</w:t>
+            </w:r>
+          </w:p>
+        </w:tc>
+      </w:tr>
+      <w:tr>
+        <w:tc>
+          <w:tcPr/>
+          <w:p>
+            <w:pPr>
+              <w:pStyle w:val="Compact"/>
+              <w:jc w:val="left"/>
+            </w:pPr>
+            <w:r>
+              <w:t xml:space="preserve">① 원칙(단언)</w:t>
+            </w:r>
+          </w:p>
+        </w:tc>
+        <w:tc>
+          <w:tcPr/>
+          <w:p>
+            <w:pPr>
+              <w:pStyle w:val="Compact"/>
+              <w:jc w:val="left"/>
+            </w:pPr>
+            <w:r>
+              <w:t xml:space="preserve">Always that order.</w:t>
+            </w:r>
+          </w:p>
+        </w:tc>
+        <w:tc>
+          <w:tcPr/>
+          <w:p>
+            <w:pPr>
+              <w:pStyle w:val="Compact"/>
+              <w:jc w:val="left"/>
+            </w:pPr>
+            <w:r>
+              <w:t xml:space="preserve">규칙을 짧게 못 박는다</w:t>
+            </w:r>
+          </w:p>
+        </w:tc>
+      </w:tr>
+      <w:tr>
+        <w:tc>
+          <w:tcPr/>
+          <w:p>
+            <w:pPr>
+              <w:pStyle w:val="Compact"/>
+              <w:jc w:val="left"/>
+            </w:pPr>
+            <w:r>
+              <w:t xml:space="preserve">② 금지+이유</w:t>
+            </w:r>
+          </w:p>
+        </w:tc>
+        <w:tc>
+          <w:tcPr/>
+          <w:p>
+            <w:pPr>
+              <w:pStyle w:val="Compact"/>
+              <w:jc w:val="left"/>
+            </w:pPr>
+            <w:r>
+              <w:t xml:space="preserve">Never start with the contract, because then the whole meeting feels like a sales call.</w:t>
+            </w:r>
+          </w:p>
+        </w:tc>
+        <w:tc>
+          <w:tcPr/>
+          <w:p>
+            <w:pPr>
+              <w:pStyle w:val="Compact"/>
+              <w:jc w:val="left"/>
+            </w:pPr>
+            <w:r>
+              <w:t xml:space="preserve">하지 말아야 할 것과 그 결과를 함께 말한다</w:t>
+            </w:r>
+          </w:p>
+        </w:tc>
+      </w:tr>
+      <w:tr>
+        <w:tc>
+          <w:tcPr/>
+          <w:p>
+            <w:pPr>
+              <w:pStyle w:val="Compact"/>
+              <w:jc w:val="left"/>
+            </w:pPr>
+            <w:r>
+              <w:t xml:space="preserve">③ 대안+목적</w:t>
+            </w:r>
+          </w:p>
+        </w:tc>
+        <w:tc>
+          <w:tcPr/>
+          <w:p>
+            <w:pPr>
+              <w:pStyle w:val="Compact"/>
+              <w:jc w:val="left"/>
+            </w:pPr>
+            <w:r>
+              <w:t xml:space="preserve">Start with their results, so they see what the year gave them.</w:t>
+            </w:r>
+          </w:p>
+        </w:tc>
+        <w:tc>
+          <w:tcPr/>
+          <w:p>
+            <w:pPr>
+              <w:pStyle w:val="Compact"/>
+              <w:jc w:val="left"/>
+            </w:pPr>
+            <w:r>
+              <w:t xml:space="preserve">대신 할 행동과 그 목적(so…)을 제시</w:t>
+            </w:r>
+          </w:p>
+        </w:tc>
+      </w:tr>
+      <w:tr>
+        <w:tc>
+          <w:tcPr/>
+          <w:p>
+            <w:pPr>
+              <w:pStyle w:val="Compact"/>
+              <w:jc w:val="left"/>
+            </w:pPr>
+            <w:r>
+              <w:t xml:space="preserve">④ 기대 효과</w:t>
+            </w:r>
+          </w:p>
+        </w:tc>
+        <w:tc>
+          <w:tcPr/>
+          <w:p>
+            <w:pPr>
+              <w:pStyle w:val="Compact"/>
+              <w:jc w:val="left"/>
+            </w:pPr>
+            <w:r>
+              <w:t xml:space="preserve">Once they feel that, the complaints come out honestly, and the contract becomes much easier.</w:t>
+            </w:r>
+          </w:p>
+        </w:tc>
+        <w:tc>
+          <w:tcPr/>
+          <w:p>
+            <w:pPr>
+              <w:pStyle w:val="Compact"/>
+              <w:jc w:val="left"/>
+            </w:pPr>
+            <w:r>
+              <w:t xml:space="preserve">순서를 지켰을 때 얻는 결과로 설득을 마무리</w:t>
+            </w:r>
+          </w:p>
+        </w:tc>
+      </w:tr>
+    </w:tbl>
+    <w:p>
+      <w:pPr>
+        <w:pStyle w:val="BodyText"/>
+      </w:pPr>
+      <w:r>
+        <w:rPr>
+          <w:bCs/>
+          <w:b/>
+        </w:rPr>
+        <w:t xml:space="preserve">활용 패턴:</w:t>
+      </w:r>
+      <w:r>
+        <w:t xml:space="preserve"> </w:t>
+      </w:r>
+      <w:r>
+        <w:t xml:space="preserve">원칙 → Never A, because… → Start with B, so… → Once…, (좋은 결과)</w:t>
+      </w:r>
+      <w:r>
+        <w:t xml:space="preserve"> </w:t>
+      </w:r>
+      <w:r>
+        <w:rPr>
+          <w:bCs/>
+          <w:b/>
+        </w:rPr>
+        <w:t xml:space="preserve">연결 표현:</w:t>
+      </w:r>
+      <w:r>
+        <w:t xml:space="preserve"> </w:t>
+      </w:r>
+      <w:r>
+        <w:t xml:space="preserve">because then(그러면 ~하게 되니까) · so they see(~를 보게 하려고) · Once…(일단 ~하면) · becomes much easier(훨씬 쉬워진다)</w:t>
+      </w:r>
+      <w:r>
+        <w:t xml:space="preserve"> </w:t>
+      </w:r>
+      <w:r>
+        <w:rPr>
+          <w:bCs/>
+          <w:b/>
+        </w:rPr>
+        <w:t xml:space="preserve">연습:</w:t>
+      </w:r>
+      <w:r>
+        <w:t xml:space="preserve"> </w:t>
+      </w:r>
+      <w:r>
+        <w:t xml:space="preserve">후배에게 고객 미팅을</w:t>
+      </w:r>
+      <w:r>
+        <w:t xml:space="preserve"> </w:t>
+      </w:r>
+      <w:r>
+        <w:t xml:space="preserve">“</w:t>
+      </w:r>
+      <w:r>
+        <w:t xml:space="preserve">성과 → 개선점 → 계약</w:t>
+      </w:r>
+      <w:r>
+        <w:t xml:space="preserve">”</w:t>
+      </w:r>
+      <w:r>
+        <w:t xml:space="preserve"> </w:t>
+      </w:r>
+      <w:r>
+        <w:t xml:space="preserve">순서로 진행해야 하는 이유를 40~50단어로 설명해 보기.</w:t>
+      </w:r>
+    </w:p>
     <w:bookmarkEnd w:id="30"/>
     <w:bookmarkEnd w:id="31"/>
+    <w:bookmarkEnd w:id="32"/>
     <w:sectPr/>
   </w:body>
 </w:document>

--- a/대본/5부/13화_Key_Accounts.docx
+++ b/대본/5부/13화_Key_Accounts.docx
@@ -2,7 +2,7 @@
 <file path=word/document.xml><?xml version="1.0" encoding="utf-8"?>
 <w:document xmlns:w="http://schemas.openxmlformats.org/wordprocessingml/2006/main" xmlns:m="http://schemas.openxmlformats.org/officeDocument/2006/math" xmlns:r="http://schemas.openxmlformats.org/officeDocument/2006/relationships" xmlns:o="urn:schemas-microsoft-com:office:office" xmlns:v="urn:schemas-microsoft-com:vml" xmlns:w10="urn:schemas-microsoft-com:office:word" xmlns:a="http://schemas.openxmlformats.org/drawingml/2006/main" xmlns:pic="http://schemas.openxmlformats.org/drawingml/2006/picture" xmlns:wp="http://schemas.openxmlformats.org/drawingml/2006/wordprocessingDrawing">
   <w:body>
-    <w:bookmarkStart w:id="32" w:name="ship-it-5부-13화"/>
+    <w:bookmarkStart w:id="38" w:name="ship-it-5부-13화"/>
     <w:p>
       <w:pPr>
         <w:pStyle w:val="Heading1"/>
@@ -226,27 +226,15 @@
     </w:p>
     <w:p>
       <w:pPr>
-        <w:numPr>
-          <w:ilvl w:val="0"/>
-          <w:numId w:val="1001"/>
-        </w:numPr>
+        <w:pStyle w:val="FirstParagraph"/>
       </w:pPr>
       <w:r>
         <w:t xml:space="preserve">SOFIA: Ava, it’s your account now. I’m here to watch. Derek is here to be nostalgic.</w:t>
       </w:r>
-      <w:r>
-        <w:t xml:space="preserve"> </w:t>
-      </w:r>
-      <w:r>
-        <w:t xml:space="preserve">소피아: 에이바, 이제 당신 거래처예요. 난 지켜보러 왔어요. 데릭은 추억에 잠기러 왔고.</w:t>
-      </w:r>
-    </w:p>
-    <w:p>
-      <w:pPr>
-        <w:numPr>
-          <w:ilvl w:val="0"/>
-          <w:numId w:val="1001"/>
-        </w:numPr>
+    </w:p>
+    <w:p>
+      <w:pPr>
+        <w:pStyle w:val="BodyText"/>
       </w:pPr>
       <w:r>
         <w:t xml:space="preserve">DEREK: I’m here because Susan asked. She said,</w:t>
@@ -263,247 +251,109 @@
       <w:r>
         <w:t xml:space="preserve">”</w:t>
       </w:r>
-      <w:r>
-        <w:t xml:space="preserve"> </w:t>
-      </w:r>
-      <w:r>
-        <w:t xml:space="preserve">데릭: 수전이 부탁해서 온 거예요.</w:t>
-      </w:r>
-      <w:r>
-        <w:t xml:space="preserve"> </w:t>
-      </w:r>
-      <w:r>
-        <w:t xml:space="preserve">“</w:t>
-      </w:r>
-      <w:r>
-        <w:t xml:space="preserve">옛날 사람도 데려와</w:t>
-      </w:r>
-      <w:r>
-        <w:t xml:space="preserve">”</w:t>
-      </w:r>
-      <w:r>
-        <w:t xml:space="preserve">라고 했거든요.</w:t>
-      </w:r>
-    </w:p>
-    <w:p>
-      <w:pPr>
-        <w:numPr>
-          <w:ilvl w:val="0"/>
-          <w:numId w:val="1001"/>
-        </w:numPr>
+    </w:p>
+    <w:p>
+      <w:pPr>
+        <w:pStyle w:val="BodyText"/>
       </w:pPr>
       <w:r>
         <w:t xml:space="preserve">AVA: I’ve never run an annual review. What’s the structure?</w:t>
       </w:r>
-      <w:r>
-        <w:t xml:space="preserve"> </w:t>
-      </w:r>
-      <w:r>
-        <w:t xml:space="preserve">에이바: 연간 리뷰는 진행해 본 적이 없어요. 구조가 어떻게 돼요?</w:t>
-      </w:r>
-    </w:p>
-    <w:p>
-      <w:pPr>
-        <w:numPr>
-          <w:ilvl w:val="0"/>
-          <w:numId w:val="1001"/>
-        </w:numPr>
+    </w:p>
+    <w:p>
+      <w:pPr>
+        <w:pStyle w:val="BodyText"/>
       </w:pPr>
       <w:r>
         <w:t xml:space="preserve">SOFIA: Three parts. Look back at the year. Ask what we could do better. Then talk about next year.</w:t>
       </w:r>
-      <w:r>
-        <w:t xml:space="preserve"> </w:t>
-      </w:r>
-      <w:r>
-        <w:t xml:space="preserve">소피아: 세 부분. 한 해를 돌아보기. 우리가 뭘 더 잘할 수 있는지 묻기. 그다음 내년 얘기.</w:t>
-      </w:r>
-    </w:p>
-    <w:p>
-      <w:pPr>
-        <w:numPr>
-          <w:ilvl w:val="0"/>
-          <w:numId w:val="1001"/>
-        </w:numPr>
+    </w:p>
+    <w:p>
+      <w:pPr>
+        <w:pStyle w:val="BodyText"/>
       </w:pPr>
       <w:r>
         <w:t xml:space="preserve">AVA: In that order?</w:t>
       </w:r>
-      <w:r>
-        <w:t xml:space="preserve"> </w:t>
-      </w:r>
-      <w:r>
-        <w:t xml:space="preserve">에이바: 그 순서로요?</w:t>
-      </w:r>
-    </w:p>
-    <w:p>
-      <w:pPr>
-        <w:numPr>
-          <w:ilvl w:val="0"/>
-          <w:numId w:val="1001"/>
-        </w:numPr>
+    </w:p>
+    <w:p>
+      <w:pPr>
+        <w:pStyle w:val="BodyText"/>
       </w:pPr>
       <w:r>
         <w:t xml:space="preserve">SOFIA: Always that order. Never start with the contract, because then the whole meeting feels like a sales call. Start with their results, so they see what the year gave them. Once they feel that, the complaints come out honestly, and the contract becomes much easier.</w:t>
       </w:r>
-      <w:r>
-        <w:t xml:space="preserve"> </w:t>
-      </w:r>
-      <w:r>
-        <w:t xml:space="preserve">소피아: 항상 그 순서. 절대 계약으로 시작하지 마요. 그러면 회의 전체가 영업 전화처럼 느껴지거든요. 그쪽 결과로 시작해서 한 해가 그들에게 뭘 줬는지 보게 해요. 그걸 느끼고 나면 불만도 솔직하게 나오고, 계약은 훨씬 쉬워져요.</w:t>
-      </w:r>
-    </w:p>
-    <w:p>
-      <w:pPr>
-        <w:numPr>
-          <w:ilvl w:val="0"/>
-          <w:numId w:val="1001"/>
-        </w:numPr>
+    </w:p>
+    <w:p>
+      <w:pPr>
+        <w:pStyle w:val="BodyText"/>
       </w:pPr>
       <w:r>
         <w:t xml:space="preserve">DEREK: And in part two, don’t defend. Just write. Every complaint is a gift.</w:t>
       </w:r>
-      <w:r>
-        <w:t xml:space="preserve"> </w:t>
-      </w:r>
-      <w:r>
-        <w:t xml:space="preserve">데릭: 그리고 두 번째 부분에선 변명하지 마요. 그냥 적어요. 모든 불만은 선물이에요.</w:t>
-      </w:r>
-    </w:p>
-    <w:p>
-      <w:pPr>
-        <w:numPr>
-          <w:ilvl w:val="0"/>
-          <w:numId w:val="1001"/>
-        </w:numPr>
+    </w:p>
+    <w:p>
+      <w:pPr>
+        <w:pStyle w:val="BodyText"/>
       </w:pPr>
       <w:r>
         <w:t xml:space="preserve">AVA: Even angry complaints?</w:t>
       </w:r>
-      <w:r>
-        <w:t xml:space="preserve"> </w:t>
-      </w:r>
-      <w:r>
-        <w:t xml:space="preserve">에이바: 화난 불만도요?</w:t>
-      </w:r>
-    </w:p>
-    <w:p>
-      <w:pPr>
-        <w:numPr>
-          <w:ilvl w:val="0"/>
-          <w:numId w:val="1001"/>
-        </w:numPr>
+    </w:p>
+    <w:p>
+      <w:pPr>
+        <w:pStyle w:val="BodyText"/>
       </w:pPr>
       <w:r>
         <w:t xml:space="preserve">DEREK: Especially angry ones. Silent customers just leave one day, and you never find out why. Angry ones are still trying, because they care enough to tell you what’s wrong. When Susan gets loud, it means she still wants this to work.</w:t>
       </w:r>
-      <w:r>
-        <w:t xml:space="preserve"> </w:t>
-      </w:r>
-      <w:r>
-        <w:t xml:space="preserve">데릭: 특히 화난 거요. 조용한 고객은 어느 날 그냥 떠나고, 이유도 끝내 모르게 돼요. 화난 고객은 아직 노력하는 거예요. 뭐가 잘못됐는지 말해 줄 만큼 신경 쓰니까요. 수전 목소리가 커지면, 아직 이 관계가 잘되길 원한다는 뜻이에요.</w:t>
-      </w:r>
-    </w:p>
-    <w:p>
-      <w:pPr>
-        <w:numPr>
-          <w:ilvl w:val="0"/>
-          <w:numId w:val="1001"/>
-        </w:numPr>
+    </w:p>
+    <w:p>
+      <w:pPr>
+        <w:pStyle w:val="BodyText"/>
       </w:pPr>
       <w:r>
         <w:t xml:space="preserve">AVA: Grace built the deck. Twelve slides. Their numbers only.</w:t>
       </w:r>
-      <w:r>
-        <w:t xml:space="preserve"> </w:t>
-      </w:r>
-      <w:r>
-        <w:t xml:space="preserve">에이바: 그레이스가 덱을 만들었어요. 슬라이드 12장. 그쪽 숫자만.</w:t>
-      </w:r>
-    </w:p>
-    <w:p>
-      <w:pPr>
-        <w:numPr>
-          <w:ilvl w:val="0"/>
-          <w:numId w:val="1001"/>
-        </w:numPr>
+    </w:p>
+    <w:p>
+      <w:pPr>
+        <w:pStyle w:val="BodyText"/>
       </w:pPr>
       <w:r>
         <w:t xml:space="preserve">SOFIA: Good. Their numbers. Not ours. Who else will be in the room?</w:t>
       </w:r>
-      <w:r>
-        <w:t xml:space="preserve"> </w:t>
-      </w:r>
-      <w:r>
-        <w:t xml:space="preserve">소피아: 좋아요. 그쪽 숫자. 우리 거 말고. 그 방에 또 누가 와요?</w:t>
-      </w:r>
-    </w:p>
-    <w:p>
-      <w:pPr>
-        <w:numPr>
-          <w:ilvl w:val="0"/>
-          <w:numId w:val="1001"/>
-        </w:numPr>
+    </w:p>
+    <w:p>
+      <w:pPr>
+        <w:pStyle w:val="BodyText"/>
       </w:pPr>
       <w:r>
         <w:t xml:space="preserve">AVA: Dr. Wade. Jenny Park, their operations manager. And Dr. Daniel Lee. A partner.</w:t>
       </w:r>
-      <w:r>
-        <w:t xml:space="preserve"> </w:t>
-      </w:r>
-      <w:r>
-        <w:t xml:space="preserve">에이바: 웨이드 선생님. 운영 매니저 제니 박. 그리고 파트너 의사 대니얼 리 선생님.</w:t>
-      </w:r>
-    </w:p>
-    <w:p>
-      <w:pPr>
-        <w:numPr>
-          <w:ilvl w:val="0"/>
-          <w:numId w:val="1001"/>
-        </w:numPr>
+    </w:p>
+    <w:p>
+      <w:pPr>
+        <w:pStyle w:val="BodyText"/>
       </w:pPr>
       <w:r>
         <w:t xml:space="preserve">DEREK: Lee. He complained about the price increase. Twice. By email.</w:t>
       </w:r>
-      <w:r>
-        <w:t xml:space="preserve"> </w:t>
-      </w:r>
-      <w:r>
-        <w:t xml:space="preserve">데릭: 리 선생님. 가격 인상에 대해 불평했어요. 두 번. 이메일로.</w:t>
-      </w:r>
-    </w:p>
-    <w:p>
-      <w:pPr>
-        <w:numPr>
-          <w:ilvl w:val="0"/>
-          <w:numId w:val="1001"/>
-        </w:numPr>
+    </w:p>
+    <w:p>
+      <w:pPr>
+        <w:pStyle w:val="BodyText"/>
       </w:pPr>
       <w:r>
         <w:t xml:space="preserve">AVA: I read both emails. He’s not wrong. Thirty dollars is real money.</w:t>
       </w:r>
-      <w:r>
-        <w:t xml:space="preserve"> </w:t>
-      </w:r>
-      <w:r>
-        <w:t xml:space="preserve">에이바: 두 이메일 다 읽었어요. 틀린 말은 아니에요. 30달러는 큰돈이죠.</w:t>
-      </w:r>
-    </w:p>
-    <w:p>
-      <w:pPr>
-        <w:numPr>
-          <w:ilvl w:val="0"/>
-          <w:numId w:val="1001"/>
-        </w:numPr>
+    </w:p>
+    <w:p>
+      <w:pPr>
+        <w:pStyle w:val="BodyText"/>
       </w:pPr>
       <w:r>
         <w:t xml:space="preserve">SOFIA: Then don’t argue with him. Listen first. We’ll talk price in part three.</w:t>
-      </w:r>
-      <w:r>
-        <w:t xml:space="preserve"> </w:t>
-      </w:r>
-      <w:r>
-        <w:t xml:space="preserve">소피아: 그럼 논쟁하지 마요. 먼저 들어요. 가격은 세 번째 부분에서 얘기해요.</w:t>
       </w:r>
     </w:p>
     <w:bookmarkEnd w:id="21"/>
@@ -518,333 +368,159 @@
     </w:p>
     <w:p>
       <w:pPr>
-        <w:numPr>
-          <w:ilvl w:val="0"/>
-          <w:numId w:val="1002"/>
-        </w:numPr>
+        <w:pStyle w:val="FirstParagraph"/>
       </w:pPr>
       <w:r>
         <w:t xml:space="preserve">WADE: Ava. Sofia. And Derek, my old Tuesday friend. Coffee’s here. Let’s begin.</w:t>
       </w:r>
-      <w:r>
-        <w:t xml:space="preserve"> </w:t>
-      </w:r>
-      <w:r>
-        <w:t xml:space="preserve">웨이드: 에이바. 소피아. 그리고 데릭, 나의 옛 화요일 친구. 커피 여기 있어요. 시작하죠.</w:t>
-      </w:r>
-    </w:p>
-    <w:p>
-      <w:pPr>
-        <w:numPr>
-          <w:ilvl w:val="0"/>
-          <w:numId w:val="1002"/>
-        </w:numPr>
+    </w:p>
+    <w:p>
+      <w:pPr>
+        <w:pStyle w:val="BodyText"/>
       </w:pPr>
       <w:r>
         <w:t xml:space="preserve">AVA: Thank you, Dr. Wade. Today has three parts. Your year. What we could do better. And next year.</w:t>
       </w:r>
-      <w:r>
-        <w:t xml:space="preserve"> </w:t>
-      </w:r>
-      <w:r>
-        <w:t xml:space="preserve">에이바: 감사합니다, 웨이드 선생님. 오늘은 세 부분이에요. 선생님의 한 해. 저희가 더 잘할 수 있는 것. 그리고 내년.</w:t>
-      </w:r>
-    </w:p>
-    <w:p>
-      <w:pPr>
-        <w:numPr>
-          <w:ilvl w:val="0"/>
-          <w:numId w:val="1002"/>
-        </w:numPr>
+    </w:p>
+    <w:p>
+      <w:pPr>
+        <w:pStyle w:val="BodyText"/>
       </w:pPr>
       <w:r>
         <w:t xml:space="preserve">LEE: Can we start with the price? That’s what I care about.</w:t>
       </w:r>
-      <w:r>
-        <w:t xml:space="preserve"> </w:t>
-      </w:r>
-      <w:r>
-        <w:t xml:space="preserve">리: 가격부터 시작할 수 있어요? 내가 신경 쓰는 건 그거예요.</w:t>
-      </w:r>
-    </w:p>
-    <w:p>
-      <w:pPr>
-        <w:numPr>
-          <w:ilvl w:val="0"/>
-          <w:numId w:val="1002"/>
-        </w:numPr>
+    </w:p>
+    <w:p>
+      <w:pPr>
+        <w:pStyle w:val="BodyText"/>
       </w:pPr>
       <w:r>
         <w:t xml:space="preserve">AVA: I read your emails, Dr. Lee. Both. I promise we’ll get there. Can I show your year first?</w:t>
       </w:r>
-      <w:r>
-        <w:t xml:space="preserve"> </w:t>
-      </w:r>
-      <w:r>
-        <w:t xml:space="preserve">에이바: 이메일 읽었어요, 리 선생님. 둘 다. 거기까지 꼭 갈게요. 먼저 선생님들의 한 해를 보여 드려도 될까요?</w:t>
-      </w:r>
-    </w:p>
-    <w:p>
-      <w:pPr>
-        <w:numPr>
-          <w:ilvl w:val="0"/>
-          <w:numId w:val="1002"/>
-        </w:numPr>
+    </w:p>
+    <w:p>
+      <w:pPr>
+        <w:pStyle w:val="BodyText"/>
       </w:pPr>
       <w:r>
         <w:t xml:space="preserve">LEE: …Fine. Ten minutes.</w:t>
       </w:r>
-      <w:r>
-        <w:t xml:space="preserve"> </w:t>
-      </w:r>
-      <w:r>
-        <w:t xml:space="preserve">리: …좋아요. 10분.</w:t>
-      </w:r>
-    </w:p>
-    <w:p>
-      <w:pPr>
-        <w:numPr>
-          <w:ilvl w:val="0"/>
-          <w:numId w:val="1002"/>
-        </w:numPr>
+    </w:p>
+    <w:p>
+      <w:pPr>
+        <w:pStyle w:val="BodyText"/>
       </w:pPr>
       <w:r>
         <w:t xml:space="preserve">AVA: Slide one. Last year, your group used one thousand forty syringes. Four doctors. Three nurses.</w:t>
       </w:r>
-      <w:r>
-        <w:t xml:space="preserve"> </w:t>
-      </w:r>
-      <w:r>
-        <w:t xml:space="preserve">에이바: 슬라이드 1. 작년에 그룹에서 주사기 1,040개를 쓰셨어요. 의사 넷. 간호사 셋.</w:t>
-      </w:r>
-    </w:p>
-    <w:p>
-      <w:pPr>
-        <w:numPr>
-          <w:ilvl w:val="0"/>
-          <w:numId w:val="1002"/>
-        </w:numPr>
+    </w:p>
+    <w:p>
+      <w:pPr>
+        <w:pStyle w:val="BodyText"/>
       </w:pPr>
       <w:r>
         <w:t xml:space="preserve">JENNY: That’s more than I expected. Our Lumaderm use was about nine hundred the year before.</w:t>
       </w:r>
-      <w:r>
-        <w:t xml:space="preserve"> </w:t>
-      </w:r>
-      <w:r>
-        <w:t xml:space="preserve">제니: 생각보다 많네요. 그 전 해 루마덤 사용량이 약 900개였어요.</w:t>
-      </w:r>
-    </w:p>
-    <w:p>
-      <w:pPr>
-        <w:numPr>
-          <w:ilvl w:val="0"/>
-          <w:numId w:val="1002"/>
-        </w:numPr>
+    </w:p>
+    <w:p>
+      <w:pPr>
+        <w:pStyle w:val="BodyText"/>
       </w:pPr>
       <w:r>
         <w:t xml:space="preserve">AVA: Slide two. Training. All seven injectors certified. Two retakes. Both passed.</w:t>
       </w:r>
-      <w:r>
-        <w:t xml:space="preserve"> </w:t>
-      </w:r>
-      <w:r>
-        <w:t xml:space="preserve">에이바: 슬라이드 2. 교육. 시술자 일곱 명 전원 인증. 재시험 두 명. 둘 다 합격.</w:t>
-      </w:r>
-    </w:p>
-    <w:p>
-      <w:pPr>
-        <w:numPr>
-          <w:ilvl w:val="0"/>
-          <w:numId w:val="1002"/>
-        </w:numPr>
+    </w:p>
+    <w:p>
+      <w:pPr>
+        <w:pStyle w:val="BodyText"/>
       </w:pPr>
       <w:r>
         <w:t xml:space="preserve">WADE: One of the retakes was me. Don’t tell anyone.</w:t>
       </w:r>
-      <w:r>
-        <w:t xml:space="preserve"> </w:t>
-      </w:r>
-      <w:r>
-        <w:t xml:space="preserve">웨이드: 재시험 한 명은 나였어요. 아무한테도 말하지 마요.</w:t>
-      </w:r>
-    </w:p>
-    <w:p>
-      <w:pPr>
-        <w:numPr>
-          <w:ilvl w:val="0"/>
-          <w:numId w:val="1002"/>
-        </w:numPr>
+    </w:p>
+    <w:p>
+      <w:pPr>
+        <w:pStyle w:val="BodyText"/>
       </w:pPr>
       <w:r>
         <w:t xml:space="preserve">DEREK: Your secret is safe. Noah failed too.</w:t>
       </w:r>
-      <w:r>
-        <w:t xml:space="preserve"> </w:t>
-      </w:r>
-      <w:r>
-        <w:t xml:space="preserve">데릭: 비밀은 지켜 드릴게요. 노아도 떨어졌어요.</w:t>
-      </w:r>
-    </w:p>
-    <w:p>
-      <w:pPr>
-        <w:numPr>
-          <w:ilvl w:val="0"/>
-          <w:numId w:val="1002"/>
-        </w:numPr>
+    </w:p>
+    <w:p>
+      <w:pPr>
+        <w:pStyle w:val="BodyText"/>
       </w:pPr>
       <w:r>
         <w:t xml:space="preserve">AVA: Slide three. Safety events. Two vascular events this year. Both managed in your clinic.</w:t>
       </w:r>
-      <w:r>
-        <w:t xml:space="preserve"> </w:t>
-      </w:r>
-      <w:r>
-        <w:t xml:space="preserve">에이바: 슬라이드 3. 안전 사건. 올해 혈관 사건 두 건. 둘 다 선생님 병원에서 처리됐어요.</w:t>
-      </w:r>
-    </w:p>
-    <w:p>
-      <w:pPr>
-        <w:numPr>
-          <w:ilvl w:val="0"/>
-          <w:numId w:val="1002"/>
-        </w:numPr>
+    </w:p>
+    <w:p>
+      <w:pPr>
+        <w:pStyle w:val="BodyText"/>
       </w:pPr>
       <w:r>
         <w:t xml:space="preserve">WADE: I remember both. My nurse Tanya had one. She didn’t freeze. Not for a second.</w:t>
       </w:r>
-      <w:r>
-        <w:t xml:space="preserve"> </w:t>
-      </w:r>
-      <w:r>
-        <w:t xml:space="preserve">웨이드: 둘 다 기억해요. 우리 간호사 타냐가 한 건. 얼어붙지 않았어요. 1초도.</w:t>
-      </w:r>
-    </w:p>
-    <w:p>
-      <w:pPr>
-        <w:numPr>
-          <w:ilvl w:val="0"/>
-          <w:numId w:val="1002"/>
-        </w:numPr>
+    </w:p>
+    <w:p>
+      <w:pPr>
+        <w:pStyle w:val="BodyText"/>
       </w:pPr>
       <w:r>
         <w:t xml:space="preserve">AVA: Average time to first action, three seconds. Both patients fully recovered.</w:t>
       </w:r>
-      <w:r>
-        <w:t xml:space="preserve"> </w:t>
-      </w:r>
-      <w:r>
-        <w:t xml:space="preserve">에이바: 첫 행동까지 평균 3초. 두 환자 모두 완전히 회복했어요.</w:t>
-      </w:r>
-    </w:p>
-    <w:p>
-      <w:pPr>
-        <w:numPr>
-          <w:ilvl w:val="0"/>
-          <w:numId w:val="1002"/>
-        </w:numPr>
+    </w:p>
+    <w:p>
+      <w:pPr>
+        <w:pStyle w:val="BodyText"/>
       </w:pPr>
       <w:r>
         <w:t xml:space="preserve">ELENA: Elena here, on video. Dr. Wade, I want to say something clearly. Three seconds is your team’s result, not our product’s. A product can’t react to a warning sign. A nurse who has practiced can, and Tanya clearly had.</w:t>
       </w:r>
-      <w:r>
-        <w:t xml:space="preserve"> </w:t>
-      </w:r>
-      <w:r>
-        <w:t xml:space="preserve">엘레나: 엘레나예요, 화상으로. 웨이드 선생님, 하나 분명히 말씀드리고 싶어요. 3초는 선생님 팀의 결과예요. 우리 제품의 결과가 아니라. 제품은 경고 신호에 반응할 수 없어요. 연습한 간호사는 할 수 있고, 타냐는 분명히 연습했던 거죠.</w:t>
-      </w:r>
-    </w:p>
-    <w:p>
-      <w:pPr>
-        <w:numPr>
-          <w:ilvl w:val="0"/>
-          <w:numId w:val="1002"/>
-        </w:numPr>
+    </w:p>
+    <w:p>
+      <w:pPr>
+        <w:pStyle w:val="BodyText"/>
       </w:pPr>
       <w:r>
         <w:t xml:space="preserve">WADE: Training helped. The card helped. I’ll take credit for the nurses.</w:t>
       </w:r>
-      <w:r>
-        <w:t xml:space="preserve"> </w:t>
-      </w:r>
-      <w:r>
-        <w:t xml:space="preserve">웨이드: 교육이 도움이 됐어요. 카드도요. 간호사들 공은 내가 받을게요.</w:t>
-      </w:r>
-    </w:p>
-    <w:p>
-      <w:pPr>
-        <w:numPr>
-          <w:ilvl w:val="0"/>
-          <w:numId w:val="1002"/>
-        </w:numPr>
+    </w:p>
+    <w:p>
+      <w:pPr>
+        <w:pStyle w:val="BodyText"/>
       </w:pPr>
       <w:r>
         <w:t xml:space="preserve">AVA: Slide four. Recover. About ninety bottles a month. Your front desk sells most of them.</w:t>
       </w:r>
-      <w:r>
-        <w:t xml:space="preserve"> </w:t>
-      </w:r>
-      <w:r>
-        <w:t xml:space="preserve">에이바: 슬라이드 4. 리커버. 한 달에 약 90병. 대부분 프런트에서 팔려요.</w:t>
-      </w:r>
-    </w:p>
-    <w:p>
-      <w:pPr>
-        <w:numPr>
-          <w:ilvl w:val="0"/>
-          <w:numId w:val="1002"/>
-        </w:numPr>
+    </w:p>
+    <w:p>
+      <w:pPr>
+        <w:pStyle w:val="BodyText"/>
       </w:pPr>
       <w:r>
         <w:t xml:space="preserve">JENNY: Patients ask for it now. Before we mention it.</w:t>
       </w:r>
-      <w:r>
-        <w:t xml:space="preserve"> </w:t>
-      </w:r>
-      <w:r>
-        <w:t xml:space="preserve">제니: 이제 환자들이 먼저 찾아요. 우리가 말하기도 전에.</w:t>
-      </w:r>
-    </w:p>
-    <w:p>
-      <w:pPr>
-        <w:numPr>
-          <w:ilvl w:val="0"/>
-          <w:numId w:val="1002"/>
-        </w:numPr>
+    </w:p>
+    <w:p>
+      <w:pPr>
+        <w:pStyle w:val="BodyText"/>
       </w:pPr>
       <w:r>
         <w:t xml:space="preserve">AVA: Slide five. Veyra Circle. Sixty-one percent of your patients registered in the app.</w:t>
       </w:r>
-      <w:r>
-        <w:t xml:space="preserve"> </w:t>
-      </w:r>
-      <w:r>
-        <w:t xml:space="preserve">에이바: 슬라이드 5. 베이라 서클. 선생님 환자의 61%가 앱에 등록했어요.</w:t>
-      </w:r>
-    </w:p>
-    <w:p>
-      <w:pPr>
-        <w:numPr>
-          <w:ilvl w:val="0"/>
-          <w:numId w:val="1002"/>
-        </w:numPr>
+    </w:p>
+    <w:p>
+      <w:pPr>
+        <w:pStyle w:val="BodyText"/>
       </w:pPr>
       <w:r>
         <w:t xml:space="preserve">WADE: Sixty-one? That’s high. Why?</w:t>
       </w:r>
-      <w:r>
-        <w:t xml:space="preserve"> </w:t>
-      </w:r>
-      <w:r>
-        <w:t xml:space="preserve">웨이드: 61%? 높네요. 왜죠?</w:t>
-      </w:r>
-    </w:p>
-    <w:p>
-      <w:pPr>
-        <w:numPr>
-          <w:ilvl w:val="0"/>
-          <w:numId w:val="1002"/>
-        </w:numPr>
+    </w:p>
+    <w:p>
+      <w:pPr>
+        <w:pStyle w:val="BodyText"/>
       </w:pPr>
       <w:r>
         <w:t xml:space="preserve">AVA: Your nurses give the QR code at checkout, and they always add one sentence:</w:t>
@@ -867,284 +543,125 @@
       <w:r>
         <w:t xml:space="preserve">That sentence turns the app from marketing into a safety tool, so patients actually keep it on their phones.</w:t>
       </w:r>
-      <w:r>
-        <w:t xml:space="preserve"> </w:t>
-      </w:r>
-      <w:r>
-        <w:t xml:space="preserve">에이바: 간호사분들이 결제 때 QR 코드를 주면서 항상 한 문장을 덧붙여요.</w:t>
-      </w:r>
-      <w:r>
-        <w:t xml:space="preserve"> </w:t>
-      </w:r>
-      <w:r>
-        <w:t xml:space="preserve">“</w:t>
-      </w:r>
-      <w:r>
-        <w:t xml:space="preserve">뭔가 이상하면 이걸 열어 보세요.</w:t>
-      </w:r>
-      <w:r>
-        <w:t xml:space="preserve">”</w:t>
-      </w:r>
-      <w:r>
-        <w:t xml:space="preserve"> </w:t>
-      </w:r>
-      <w:r>
-        <w:t xml:space="preserve">그 한 문장이 앱을 마케팅이 아니라 안전 도구로 바꿔 줘서, 환자들이 실제로 휴대폰에 앱을 남겨 두는 거예요.</w:t>
-      </w:r>
-    </w:p>
-    <w:p>
-      <w:pPr>
-        <w:numPr>
-          <w:ilvl w:val="0"/>
-          <w:numId w:val="1002"/>
-        </w:numPr>
+    </w:p>
+    <w:p>
+      <w:pPr>
+        <w:pStyle w:val="BodyText"/>
       </w:pPr>
       <w:r>
         <w:t xml:space="preserve">SOFIA: Other clinics average thirty-five. Your nurses are the difference.</w:t>
       </w:r>
-      <w:r>
-        <w:t xml:space="preserve"> </w:t>
-      </w:r>
-      <w:r>
-        <w:t xml:space="preserve">소피아: 다른 병원은 평균 35%예요. 선생님 간호사들이 차이를 만드는 거예요.</w:t>
-      </w:r>
-    </w:p>
-    <w:p>
-      <w:pPr>
-        <w:numPr>
-          <w:ilvl w:val="0"/>
-          <w:numId w:val="1002"/>
-        </w:numPr>
+    </w:p>
+    <w:p>
+      <w:pPr>
+        <w:pStyle w:val="BodyText"/>
       </w:pPr>
       <w:r>
         <w:t xml:space="preserve">LEE: Fine. Good numbers. Now can we talk about the price?</w:t>
       </w:r>
-      <w:r>
-        <w:t xml:space="preserve"> </w:t>
-      </w:r>
-      <w:r>
-        <w:t xml:space="preserve">리: 좋아요. 좋은 숫자네요. 이제 가격 얘기해도 돼요?</w:t>
-      </w:r>
-    </w:p>
-    <w:p>
-      <w:pPr>
-        <w:numPr>
-          <w:ilvl w:val="0"/>
-          <w:numId w:val="1002"/>
-        </w:numPr>
+    </w:p>
+    <w:p>
+      <w:pPr>
+        <w:pStyle w:val="BodyText"/>
       </w:pPr>
       <w:r>
         <w:t xml:space="preserve">AVA: One more slide, Dr. Lee. It’s about you.</w:t>
       </w:r>
-      <w:r>
-        <w:t xml:space="preserve"> </w:t>
-      </w:r>
-      <w:r>
-        <w:t xml:space="preserve">에이바: 슬라이드 하나만 더요, 리 선생님. 선생님에 관한 거예요.</w:t>
-      </w:r>
-    </w:p>
-    <w:p>
-      <w:pPr>
-        <w:numPr>
-          <w:ilvl w:val="0"/>
-          <w:numId w:val="1002"/>
-        </w:numPr>
+    </w:p>
+    <w:p>
+      <w:pPr>
+        <w:pStyle w:val="BodyText"/>
       </w:pPr>
       <w:r>
         <w:t xml:space="preserve">LEE: About me?</w:t>
       </w:r>
-      <w:r>
-        <w:t xml:space="preserve"> </w:t>
-      </w:r>
-      <w:r>
-        <w:t xml:space="preserve">리: 나에 관한 거라고요?</w:t>
-      </w:r>
-    </w:p>
-    <w:p>
-      <w:pPr>
-        <w:numPr>
-          <w:ilvl w:val="0"/>
-          <w:numId w:val="1002"/>
-        </w:numPr>
+    </w:p>
+    <w:p>
+      <w:pPr>
+        <w:pStyle w:val="BodyText"/>
       </w:pPr>
       <w:r>
         <w:t xml:space="preserve">AVA: Your patient satisfaction scores, from the app. They’re the highest in your group, at ninety-four percent. Patients rate their experience there, and yours are consistently the best. I thought you should see that before we talk about anything else.</w:t>
       </w:r>
-      <w:r>
-        <w:t xml:space="preserve"> </w:t>
-      </w:r>
-      <w:r>
-        <w:t xml:space="preserve">에이바: 선생님의 환자 만족도 점수예요, 앱에서 나온. 그룹에서 가장 높아요. 94%. 환자들이 거기서 경험을 평가하는데, 선생님 점수가 꾸준히 최고예요. 다른 얘기를 하기 전에 이걸 보셔야 한다고 생각했어요.</w:t>
-      </w:r>
-    </w:p>
-    <w:p>
-      <w:pPr>
-        <w:numPr>
-          <w:ilvl w:val="0"/>
-          <w:numId w:val="1002"/>
-        </w:numPr>
+    </w:p>
+    <w:p>
+      <w:pPr>
+        <w:pStyle w:val="BodyText"/>
       </w:pPr>
       <w:r>
         <w:t xml:space="preserve">LEE: …I didn’t know that.</w:t>
       </w:r>
-      <w:r>
-        <w:t xml:space="preserve"> </w:t>
-      </w:r>
-      <w:r>
-        <w:t xml:space="preserve">리: …몰랐네요.</w:t>
-      </w:r>
-    </w:p>
-    <w:p>
-      <w:pPr>
-        <w:numPr>
-          <w:ilvl w:val="0"/>
-          <w:numId w:val="1002"/>
-        </w:numPr>
+    </w:p>
+    <w:p>
+      <w:pPr>
+        <w:pStyle w:val="BodyText"/>
       </w:pPr>
       <w:r>
         <w:t xml:space="preserve">WADE: Daniel. You’re the best in the group, and you never told me?</w:t>
       </w:r>
-      <w:r>
-        <w:t xml:space="preserve"> </w:t>
-      </w:r>
-      <w:r>
-        <w:t xml:space="preserve">웨이드: 대니얼. 그룹에서 최고인데 나한테 말 안 했어요?</w:t>
-      </w:r>
-    </w:p>
-    <w:p>
-      <w:pPr>
-        <w:numPr>
-          <w:ilvl w:val="0"/>
-          <w:numId w:val="1002"/>
-        </w:numPr>
+    </w:p>
+    <w:p>
+      <w:pPr>
+        <w:pStyle w:val="BodyText"/>
       </w:pPr>
       <w:r>
         <w:t xml:space="preserve">LEE: I didn’t know either. Nobody measures that.</w:t>
       </w:r>
-      <w:r>
-        <w:t xml:space="preserve"> </w:t>
-      </w:r>
-      <w:r>
-        <w:t xml:space="preserve">리: 나도 몰랐어요. 아무도 그걸 측정하지 않으니까.</w:t>
-      </w:r>
-    </w:p>
-    <w:p>
-      <w:pPr>
-        <w:numPr>
-          <w:ilvl w:val="0"/>
-          <w:numId w:val="1002"/>
-        </w:numPr>
+    </w:p>
+    <w:p>
+      <w:pPr>
+        <w:pStyle w:val="BodyText"/>
       </w:pPr>
       <w:r>
         <w:t xml:space="preserve">AVA: Now somebody does. And it’s yours. Not ours.</w:t>
       </w:r>
-      <w:r>
-        <w:t xml:space="preserve"> </w:t>
-      </w:r>
-      <w:r>
-        <w:t xml:space="preserve">에이바: 이제 누군가는 해요. 그리고 그건 선생님 거예요. 우리 게 아니라.</w:t>
-      </w:r>
-    </w:p>
-    <w:p>
-      <w:pPr>
-        <w:numPr>
-          <w:ilvl w:val="0"/>
-          <w:numId w:val="1002"/>
-        </w:numPr>
+    </w:p>
+    <w:p>
+      <w:pPr>
+        <w:pStyle w:val="BodyText"/>
       </w:pPr>
       <w:r>
         <w:t xml:space="preserve">DEREK: Ava. That was very good.</w:t>
       </w:r>
-      <w:r>
-        <w:t xml:space="preserve"> </w:t>
-      </w:r>
-      <w:r>
-        <w:t xml:space="preserve">데릭: 에이바. 아주 좋았어요.</w:t>
-      </w:r>
-    </w:p>
-    <w:p>
-      <w:pPr>
-        <w:numPr>
-          <w:ilvl w:val="0"/>
-          <w:numId w:val="1002"/>
-        </w:numPr>
+    </w:p>
+    <w:p>
+      <w:pPr>
+        <w:pStyle w:val="BodyText"/>
       </w:pPr>
       <w:r>
         <w:t xml:space="preserve">WADE: Okay, that was a good year. I admit it. Now, part two? What could you do better?</w:t>
       </w:r>
-      <w:r>
-        <w:t xml:space="preserve"> </w:t>
-      </w:r>
-      <w:r>
-        <w:t xml:space="preserve">웨이드: 좋아요, 좋은 한 해였어요. 인정해요. 이제 두 번째? 당신들이 뭘 더 잘할 수 있냐고요?</w:t>
-      </w:r>
-    </w:p>
-    <w:p>
-      <w:pPr>
-        <w:numPr>
-          <w:ilvl w:val="0"/>
-          <w:numId w:val="1002"/>
-        </w:numPr>
+    </w:p>
+    <w:p>
+      <w:pPr>
+        <w:pStyle w:val="BodyText"/>
       </w:pPr>
       <w:r>
         <w:t xml:space="preserve">AVA: Yes. And I’m only going to write. Not defend. Please be honest.</w:t>
       </w:r>
-      <w:r>
-        <w:t xml:space="preserve"> </w:t>
-      </w:r>
-      <w:r>
-        <w:t xml:space="preserve">에이바: 네. 그리고 전 적기만 할게요. 변명하지 않고요. 솔직하게 말씀해 주세요.</w:t>
-      </w:r>
-    </w:p>
-    <w:p>
-      <w:pPr>
-        <w:numPr>
-          <w:ilvl w:val="0"/>
-          <w:numId w:val="1002"/>
-        </w:numPr>
+    </w:p>
+    <w:p>
+      <w:pPr>
+        <w:pStyle w:val="BodyText"/>
       </w:pPr>
       <w:r>
         <w:t xml:space="preserve">JENNY: You asked for it.</w:t>
       </w:r>
-      <w:r>
-        <w:t xml:space="preserve"> </w:t>
-      </w:r>
-      <w:r>
-        <w:t xml:space="preserve">제니: 당신이 요청한 거예요.</w:t>
-      </w:r>
-    </w:p>
-    <w:p>
-      <w:pPr>
-        <w:numPr>
-          <w:ilvl w:val="0"/>
-          <w:numId w:val="1002"/>
-        </w:numPr>
+    </w:p>
+    <w:p>
+      <w:pPr>
+        <w:pStyle w:val="BodyText"/>
       </w:pPr>
       <w:r>
         <w:t xml:space="preserve">AVA: I did. Every complaint is a gift. Derek taught me.</w:t>
       </w:r>
-      <w:r>
-        <w:t xml:space="preserve"> </w:t>
-      </w:r>
-      <w:r>
-        <w:t xml:space="preserve">에이바: 그랬죠. 모든 불만은 선물이에요. 데릭이 가르쳐 줬어요.</w:t>
-      </w:r>
-    </w:p>
-    <w:p>
-      <w:pPr>
-        <w:numPr>
-          <w:ilvl w:val="0"/>
-          <w:numId w:val="1002"/>
-        </w:numPr>
+    </w:p>
+    <w:p>
+      <w:pPr>
+        <w:pStyle w:val="BodyText"/>
       </w:pPr>
       <w:r>
         <w:t xml:space="preserve">JENNY: Then Dr. Lee has a big gift for you.</w:t>
-      </w:r>
-      <w:r>
-        <w:t xml:space="preserve"> </w:t>
-      </w:r>
-      <w:r>
-        <w:t xml:space="preserve">제니: 그럼 리 선생님이 큰 선물을 갖고 있어요.</w:t>
       </w:r>
     </w:p>
     <w:bookmarkEnd w:id="22"/>
@@ -1159,44 +676,23 @@
     </w:p>
     <w:p>
       <w:pPr>
-        <w:numPr>
-          <w:ilvl w:val="0"/>
-          <w:numId w:val="1003"/>
-        </w:numPr>
+        <w:pStyle w:val="FirstParagraph"/>
       </w:pPr>
       <w:r>
         <w:t xml:space="preserve">LEE: One. The price went from three ninety-five to four twenty-five. Overnight. My partners noticed.</w:t>
       </w:r>
-      <w:r>
-        <w:t xml:space="preserve"> </w:t>
-      </w:r>
-      <w:r>
-        <w:t xml:space="preserve">리: 하나. 가격이 395에서 425로 올랐어요. 하룻밤 사이에. 파트너들이 알아챘죠.</w:t>
-      </w:r>
-    </w:p>
-    <w:p>
-      <w:pPr>
-        <w:numPr>
-          <w:ilvl w:val="0"/>
-          <w:numId w:val="1003"/>
-        </w:numPr>
+    </w:p>
+    <w:p>
+      <w:pPr>
+        <w:pStyle w:val="BodyText"/>
       </w:pPr>
       <w:r>
         <w:t xml:space="preserve">AVA: Writing it down. Was the timing a surprise? Or the amount?</w:t>
       </w:r>
-      <w:r>
-        <w:t xml:space="preserve"> </w:t>
-      </w:r>
-      <w:r>
-        <w:t xml:space="preserve">에이바: 적고 있어요. 시점이 놀라웠어요? 아니면 금액이?</w:t>
-      </w:r>
-    </w:p>
-    <w:p>
-      <w:pPr>
-        <w:numPr>
-          <w:ilvl w:val="0"/>
-          <w:numId w:val="1003"/>
-        </w:numPr>
+    </w:p>
+    <w:p>
+      <w:pPr>
+        <w:pStyle w:val="BodyText"/>
       </w:pPr>
       <w:r>
         <w:t xml:space="preserve">LEE: The amount. You said</w:t>
@@ -1219,485 +715,221 @@
       <w:r>
         <w:t xml:space="preserve">on day one, and fine, I understood that prices go up. But thirty dollars is eight percent, on a thousand syringes a year. My partners asked me why we’re paying more when Flex is cheaper, and I didn’t have a good answer.</w:t>
       </w:r>
-      <w:r>
-        <w:t xml:space="preserve"> </w:t>
-      </w:r>
-      <w:r>
-        <w:t xml:space="preserve">리: 금액이요. 첫날</w:t>
-      </w:r>
-      <w:r>
-        <w:t xml:space="preserve"> </w:t>
-      </w:r>
-      <w:r>
-        <w:t xml:space="preserve">“</w:t>
-      </w:r>
-      <w:r>
-        <w:t xml:space="preserve">출시가</w:t>
-      </w:r>
-      <w:r>
-        <w:t xml:space="preserve">”</w:t>
-      </w:r>
-      <w:r>
-        <w:t xml:space="preserve">라고 했죠. 좋아요, 가격이 오른다는 건 이해했어요. 하지만 30달러면 8%예요, 연간 주사기 천 개에 대해서. 파트너들이 플렉스가 더 싼데 왜 우리가 더 내느냐고 물었고, 난 좋은 답이 없었어요.</w:t>
-      </w:r>
-    </w:p>
-    <w:p>
-      <w:pPr>
-        <w:numPr>
-          <w:ilvl w:val="0"/>
-          <w:numId w:val="1003"/>
-        </w:numPr>
+    </w:p>
+    <w:p>
+      <w:pPr>
+        <w:pStyle w:val="BodyText"/>
       </w:pPr>
       <w:r>
         <w:t xml:space="preserve">AVA: Thank you. Two?</w:t>
       </w:r>
-      <w:r>
-        <w:t xml:space="preserve"> </w:t>
-      </w:r>
-      <w:r>
-        <w:t xml:space="preserve">에이바: 감사해요. 둘째는요?</w:t>
-      </w:r>
-    </w:p>
-    <w:p>
-      <w:pPr>
-        <w:numPr>
-          <w:ilvl w:val="0"/>
-          <w:numId w:val="1003"/>
-        </w:numPr>
+    </w:p>
+    <w:p>
+      <w:pPr>
+        <w:pStyle w:val="BodyText"/>
       </w:pPr>
       <w:r>
         <w:t xml:space="preserve">JENNY: The serial scanning. My staff scans every syringe, twice, once when it arrives and once when it’s used. It doesn’t sound like much, but it adds up to about an hour a week.</w:t>
       </w:r>
-      <w:r>
-        <w:t xml:space="preserve"> </w:t>
-      </w:r>
-      <w:r>
-        <w:t xml:space="preserve">제니: 일련번호 스캔. 직원들이 주사기마다 두 번 스캔해요. 들어올 때 한 번, 쓸 때 한 번. 별것 아닌 것 같지만, 쌓이면 주당 한 시간쯤 돼요.</w:t>
-      </w:r>
-    </w:p>
-    <w:p>
-      <w:pPr>
-        <w:numPr>
-          <w:ilvl w:val="0"/>
-          <w:numId w:val="1003"/>
-        </w:numPr>
+    </w:p>
+    <w:p>
+      <w:pPr>
+        <w:pStyle w:val="BodyText"/>
       </w:pPr>
       <w:r>
         <w:t xml:space="preserve">AVA: An hour a week. For your whole clinic?</w:t>
       </w:r>
-      <w:r>
-        <w:t xml:space="preserve"> </w:t>
-      </w:r>
-      <w:r>
-        <w:t xml:space="preserve">에이바: 주당 한 시간. 병원 전체에서요?</w:t>
-      </w:r>
-    </w:p>
-    <w:p>
-      <w:pPr>
-        <w:numPr>
-          <w:ilvl w:val="0"/>
-          <w:numId w:val="1003"/>
-        </w:numPr>
+    </w:p>
+    <w:p>
+      <w:pPr>
+        <w:pStyle w:val="BodyText"/>
       </w:pPr>
       <w:r>
         <w:t xml:space="preserve">JENNY: For the front desk. During the busiest hours. They hate it.</w:t>
       </w:r>
-      <w:r>
-        <w:t xml:space="preserve"> </w:t>
-      </w:r>
-      <w:r>
-        <w:t xml:space="preserve">제니: 프런트에서요. 가장 바쁜 시간에. 다들 싫어해요.</w:t>
-      </w:r>
-    </w:p>
-    <w:p>
-      <w:pPr>
-        <w:numPr>
-          <w:ilvl w:val="0"/>
-          <w:numId w:val="1003"/>
-        </w:numPr>
+    </w:p>
+    <w:p>
+      <w:pPr>
+        <w:pStyle w:val="BodyText"/>
       </w:pPr>
       <w:r>
         <w:t xml:space="preserve">AVA: Writing it down. Three?</w:t>
       </w:r>
-      <w:r>
-        <w:t xml:space="preserve"> </w:t>
-      </w:r>
-      <w:r>
-        <w:t xml:space="preserve">에이바: 적고 있어요. 셋째는요?</w:t>
-      </w:r>
-    </w:p>
-    <w:p>
-      <w:pPr>
-        <w:numPr>
-          <w:ilvl w:val="0"/>
-          <w:numId w:val="1003"/>
-        </w:numPr>
+    </w:p>
+    <w:p>
+      <w:pPr>
+        <w:pStyle w:val="BodyText"/>
       </w:pPr>
       <w:r>
         <w:t xml:space="preserve">WADE: Derek left. I know why. But nobody asked me. One day, you just showed up instead.</w:t>
       </w:r>
-      <w:r>
-        <w:t xml:space="preserve"> </w:t>
-      </w:r>
-      <w:r>
-        <w:t xml:space="preserve">웨이드: 데릭이 떠났어요. 이유는 알아요. 하지만 아무도 나한테 묻지 않았어요. 어느 날 그냥 당신이 대신 나타났죠.</w:t>
-      </w:r>
-    </w:p>
-    <w:p>
-      <w:pPr>
-        <w:numPr>
-          <w:ilvl w:val="0"/>
-          <w:numId w:val="1003"/>
-        </w:numPr>
+    </w:p>
+    <w:p>
+      <w:pPr>
+        <w:pStyle w:val="BodyText"/>
       </w:pPr>
       <w:r>
         <w:t xml:space="preserve">DEREK: Susan, I introduced Ava in person.</w:t>
       </w:r>
-      <w:r>
-        <w:t xml:space="preserve"> </w:t>
-      </w:r>
-      <w:r>
-        <w:t xml:space="preserve">데릭: 수전, 에이바를 직접 소개했잖아요.</w:t>
-      </w:r>
-    </w:p>
-    <w:p>
-      <w:pPr>
-        <w:numPr>
-          <w:ilvl w:val="0"/>
-          <w:numId w:val="1003"/>
-        </w:numPr>
+    </w:p>
+    <w:p>
+      <w:pPr>
+        <w:pStyle w:val="BodyText"/>
       </w:pPr>
       <w:r>
         <w:t xml:space="preserve">WADE: You did, and she’s good. I have no complaint about Ava. But a relationship change should be discussed, not announced. I worked with Derek every Tuesday for years. I’d have liked one phone call before it happened, not a new face at my door.</w:t>
       </w:r>
-      <w:r>
-        <w:t xml:space="preserve"> </w:t>
-      </w:r>
-      <w:r>
-        <w:t xml:space="preserve">웨이드: 그랬죠. 그리고 그녀는 좋아요. 에이바한테는 불만 없어요. 하지만 관계 변화는 통보가 아니라 논의돼야 해요. 난 몇 년 동안 매주 화요일 데릭과 일했어요. 바뀌기 전에 전화 한 통은 받고 싶었어요. 문 앞에 새 얼굴이 나타나는 게 아니라.</w:t>
-      </w:r>
-    </w:p>
-    <w:p>
-      <w:pPr>
-        <w:numPr>
-          <w:ilvl w:val="0"/>
-          <w:numId w:val="1003"/>
-        </w:numPr>
+    </w:p>
+    <w:p>
+      <w:pPr>
+        <w:pStyle w:val="BodyText"/>
       </w:pPr>
       <w:r>
         <w:t xml:space="preserve">SOFIA: That’s fair. That was my decision. I should have called you first. I’m sorry.</w:t>
       </w:r>
-      <w:r>
-        <w:t xml:space="preserve"> </w:t>
-      </w:r>
-      <w:r>
-        <w:t xml:space="preserve">소피아: 공정한 말씀이에요. 그건 제 결정이었어요. 먼저 전화드렸어야 했어요. 죄송해요.</w:t>
-      </w:r>
-    </w:p>
-    <w:p>
-      <w:pPr>
-        <w:numPr>
-          <w:ilvl w:val="0"/>
-          <w:numId w:val="1003"/>
-        </w:numPr>
+    </w:p>
+    <w:p>
+      <w:pPr>
+        <w:pStyle w:val="BodyText"/>
       </w:pPr>
       <w:r>
         <w:t xml:space="preserve">WADE: Thank you, Sofia. That’s all I wanted to hear.</w:t>
       </w:r>
-      <w:r>
-        <w:t xml:space="preserve"> </w:t>
-      </w:r>
-      <w:r>
-        <w:t xml:space="preserve">웨이드: 고마워요, 소피아. 그게 내가 듣고 싶었던 전부예요.</w:t>
-      </w:r>
-    </w:p>
-    <w:p>
-      <w:pPr>
-        <w:numPr>
-          <w:ilvl w:val="0"/>
-          <w:numId w:val="1003"/>
-        </w:numPr>
+    </w:p>
+    <w:p>
+      <w:pPr>
+        <w:pStyle w:val="BodyText"/>
       </w:pPr>
       <w:r>
         <w:t xml:space="preserve">AVA: And four?</w:t>
       </w:r>
-      <w:r>
-        <w:t xml:space="preserve"> </w:t>
-      </w:r>
-      <w:r>
-        <w:t xml:space="preserve">에이바: 그리고 넷째는요?</w:t>
-      </w:r>
-    </w:p>
-    <w:p>
-      <w:pPr>
-        <w:numPr>
-          <w:ilvl w:val="0"/>
-          <w:numId w:val="1003"/>
-        </w:numPr>
+    </w:p>
+    <w:p>
+      <w:pPr>
+        <w:pStyle w:val="BodyText"/>
       </w:pPr>
       <w:r>
         <w:t xml:space="preserve">LEE: The Halvern rep brings lunch every Tuesday. For the whole staff. You bring… a quality chart.</w:t>
       </w:r>
-      <w:r>
-        <w:t xml:space="preserve"> </w:t>
-      </w:r>
-      <w:r>
-        <w:t xml:space="preserve">리: 할번 영업 사원은 매주 화요일 직원 전체에게 점심을 사 와요. 당신은… 품질 차트를 가져오고.</w:t>
-      </w:r>
-    </w:p>
-    <w:p>
-      <w:pPr>
-        <w:numPr>
-          <w:ilvl w:val="0"/>
-          <w:numId w:val="1003"/>
-        </w:numPr>
+    </w:p>
+    <w:p>
+      <w:pPr>
+        <w:pStyle w:val="BodyText"/>
       </w:pPr>
       <w:r>
         <w:t xml:space="preserve">AVA: Writing it. Is the lunch important to the staff?</w:t>
       </w:r>
-      <w:r>
-        <w:t xml:space="preserve"> </w:t>
-      </w:r>
-      <w:r>
-        <w:t xml:space="preserve">에이바: 적고 있어요. 점심이 직원들한테 중요해요?</w:t>
-      </w:r>
-    </w:p>
-    <w:p>
-      <w:pPr>
-        <w:numPr>
-          <w:ilvl w:val="0"/>
-          <w:numId w:val="1003"/>
-        </w:numPr>
+    </w:p>
+    <w:p>
+      <w:pPr>
+        <w:pStyle w:val="BodyText"/>
       </w:pPr>
       <w:r>
         <w:t xml:space="preserve">JENNY: Honestly? Yes. Not the food. The attention. Someone remembers them.</w:t>
       </w:r>
-      <w:r>
-        <w:t xml:space="preserve"> </w:t>
-      </w:r>
-      <w:r>
-        <w:t xml:space="preserve">제니: 솔직히요? 네. 음식이 아니라. 관심이요. 누군가 그들을 기억해 주는 거.</w:t>
-      </w:r>
-    </w:p>
-    <w:p>
-      <w:pPr>
-        <w:numPr>
-          <w:ilvl w:val="0"/>
-          <w:numId w:val="1003"/>
-        </w:numPr>
+    </w:p>
+    <w:p>
+      <w:pPr>
+        <w:pStyle w:val="BodyText"/>
       </w:pPr>
       <w:r>
         <w:t xml:space="preserve">AVA: Four gifts. Price. Scanning. The handover. And attention for the staff. Did I miss anything?</w:t>
       </w:r>
-      <w:r>
-        <w:t xml:space="preserve"> </w:t>
-      </w:r>
-      <w:r>
-        <w:t xml:space="preserve">에이바: 선물 네 개. 가격. 스캔. 인수인계. 그리고 직원들에 대한 관심. 빠진 거 있어요?</w:t>
-      </w:r>
-    </w:p>
-    <w:p>
-      <w:pPr>
-        <w:numPr>
-          <w:ilvl w:val="0"/>
-          <w:numId w:val="1003"/>
-        </w:numPr>
+    </w:p>
+    <w:p>
+      <w:pPr>
+        <w:pStyle w:val="BodyText"/>
       </w:pPr>
       <w:r>
         <w:t xml:space="preserve">WADE: No. That’s everything. You didn’t defend once. I noticed.</w:t>
       </w:r>
-      <w:r>
-        <w:t xml:space="preserve"> </w:t>
-      </w:r>
-      <w:r>
-        <w:t xml:space="preserve">웨이드: 아니요. 그게 다예요. 한 번도 변명 안 했어요. 알아챘어요.</w:t>
-      </w:r>
-    </w:p>
-    <w:p>
-      <w:pPr>
-        <w:numPr>
-          <w:ilvl w:val="0"/>
-          <w:numId w:val="1003"/>
-        </w:numPr>
+    </w:p>
+    <w:p>
+      <w:pPr>
+        <w:pStyle w:val="BodyText"/>
       </w:pPr>
       <w:r>
         <w:t xml:space="preserve">AVA: Can I respond now? Briefly?</w:t>
       </w:r>
-      <w:r>
-        <w:t xml:space="preserve"> </w:t>
-      </w:r>
-      <w:r>
-        <w:t xml:space="preserve">에이바: 이제 답해도 될까요? 짧게?</w:t>
-      </w:r>
-    </w:p>
-    <w:p>
-      <w:pPr>
-        <w:numPr>
-          <w:ilvl w:val="0"/>
-          <w:numId w:val="1003"/>
-        </w:numPr>
+    </w:p>
+    <w:p>
+      <w:pPr>
+        <w:pStyle w:val="BodyText"/>
       </w:pPr>
       <w:r>
         <w:t xml:space="preserve">WADE: Go ahead.</w:t>
       </w:r>
-      <w:r>
-        <w:t xml:space="preserve"> </w:t>
-      </w:r>
-      <w:r>
-        <w:t xml:space="preserve">웨이드: 하세요.</w:t>
-      </w:r>
-    </w:p>
-    <w:p>
-      <w:pPr>
-        <w:numPr>
-          <w:ilvl w:val="0"/>
-          <w:numId w:val="1003"/>
-        </w:numPr>
+    </w:p>
+    <w:p>
+      <w:pPr>
+        <w:pStyle w:val="BodyText"/>
       </w:pPr>
       <w:r>
         <w:t xml:space="preserve">AVA: Scanning. Our app has a new update. Scan the whole box once. Not every syringe. Five seconds.</w:t>
       </w:r>
-      <w:r>
-        <w:t xml:space="preserve"> </w:t>
-      </w:r>
-      <w:r>
-        <w:t xml:space="preserve">에이바: 스캔. 저희 앱에 새 업데이트가 있어요. 상자 전체를 한 번만 스캔. 주사기마다 말고. 5초.</w:t>
-      </w:r>
-    </w:p>
-    <w:p>
-      <w:pPr>
-        <w:numPr>
-          <w:ilvl w:val="0"/>
-          <w:numId w:val="1003"/>
-        </w:numPr>
+    </w:p>
+    <w:p>
+      <w:pPr>
+        <w:pStyle w:val="BodyText"/>
       </w:pPr>
       <w:r>
         <w:t xml:space="preserve">JENNY: Since when?</w:t>
       </w:r>
-      <w:r>
-        <w:t xml:space="preserve"> </w:t>
-      </w:r>
-      <w:r>
-        <w:t xml:space="preserve">제니: 언제부터요?</w:t>
-      </w:r>
-    </w:p>
-    <w:p>
-      <w:pPr>
-        <w:numPr>
-          <w:ilvl w:val="0"/>
-          <w:numId w:val="1003"/>
-        </w:numPr>
+    </w:p>
+    <w:p>
+      <w:pPr>
+        <w:pStyle w:val="BodyText"/>
       </w:pPr>
       <w:r>
         <w:t xml:space="preserve">AVA: Since Nina heard the same complaint from Glow. Last month. I’ll install it for your staff Friday.</w:t>
       </w:r>
-      <w:r>
-        <w:t xml:space="preserve"> </w:t>
-      </w:r>
-      <w:r>
-        <w:t xml:space="preserve">에이바: 니나가 글로우한테 같은 불만을 들은 뒤부터요. 지난달. 금요일에 직원분들께 설치해 드릴게요.</w:t>
-      </w:r>
-    </w:p>
-    <w:p>
-      <w:pPr>
-        <w:numPr>
-          <w:ilvl w:val="0"/>
-          <w:numId w:val="1003"/>
-        </w:numPr>
+    </w:p>
+    <w:p>
+      <w:pPr>
+        <w:pStyle w:val="BodyText"/>
       </w:pPr>
       <w:r>
         <w:t xml:space="preserve">JENNY: That saves the hour. Thank you.</w:t>
       </w:r>
-      <w:r>
-        <w:t xml:space="preserve"> </w:t>
-      </w:r>
-      <w:r>
-        <w:t xml:space="preserve">제니: 그럼 한 시간 아끼네요. 고마워요.</w:t>
-      </w:r>
-    </w:p>
-    <w:p>
-      <w:pPr>
-        <w:numPr>
-          <w:ilvl w:val="0"/>
-          <w:numId w:val="1003"/>
-        </w:numPr>
+    </w:p>
+    <w:p>
+      <w:pPr>
+        <w:pStyle w:val="BodyText"/>
       </w:pPr>
       <w:r>
         <w:t xml:space="preserve">AVA: Handover. From now on, Derek and I visit together. Once a quarter. Relationships shouldn’t disappear.</w:t>
       </w:r>
-      <w:r>
-        <w:t xml:space="preserve"> </w:t>
-      </w:r>
-      <w:r>
-        <w:t xml:space="preserve">에이바: 인수인계. 앞으로 데릭과 제가 함께 방문할게요. 분기마다 한 번. 관계는 사라지면 안 되니까요.</w:t>
-      </w:r>
-    </w:p>
-    <w:p>
-      <w:pPr>
-        <w:numPr>
-          <w:ilvl w:val="0"/>
-          <w:numId w:val="1003"/>
-        </w:numPr>
+    </w:p>
+    <w:p>
+      <w:pPr>
+        <w:pStyle w:val="BodyText"/>
       </w:pPr>
       <w:r>
         <w:t xml:space="preserve">DEREK: I’d like that. I miss the Tuesdays.</w:t>
       </w:r>
-      <w:r>
-        <w:t xml:space="preserve"> </w:t>
-      </w:r>
-      <w:r>
-        <w:t xml:space="preserve">데릭: 그게 좋겠어요. 화요일이 그리워요.</w:t>
-      </w:r>
-    </w:p>
-    <w:p>
-      <w:pPr>
-        <w:numPr>
-          <w:ilvl w:val="0"/>
-          <w:numId w:val="1003"/>
-        </w:numPr>
+    </w:p>
+    <w:p>
+      <w:pPr>
+        <w:pStyle w:val="BodyText"/>
       </w:pPr>
       <w:r>
         <w:t xml:space="preserve">AVA: And the staff. We don’t do lunches. But we do something else. Once a quarter.</w:t>
       </w:r>
-      <w:r>
-        <w:t xml:space="preserve"> </w:t>
-      </w:r>
-      <w:r>
-        <w:t xml:space="preserve">에이바: 그리고 직원분들. 저희는 점심은 안 해요. 대신 다른 걸 해요. 분기마다 한 번.</w:t>
-      </w:r>
-    </w:p>
-    <w:p>
-      <w:pPr>
-        <w:numPr>
-          <w:ilvl w:val="0"/>
-          <w:numId w:val="1003"/>
-        </w:numPr>
+    </w:p>
+    <w:p>
+      <w:pPr>
+        <w:pStyle w:val="BodyText"/>
       </w:pPr>
       <w:r>
         <w:t xml:space="preserve">JENNY: What?</w:t>
       </w:r>
-      <w:r>
-        <w:t xml:space="preserve"> </w:t>
-      </w:r>
-      <w:r>
-        <w:t xml:space="preserve">제니: 뭔데요?</w:t>
-      </w:r>
-    </w:p>
-    <w:p>
-      <w:pPr>
-        <w:numPr>
-          <w:ilvl w:val="0"/>
-          <w:numId w:val="1003"/>
-        </w:numPr>
+    </w:p>
+    <w:p>
+      <w:pPr>
+        <w:pStyle w:val="BodyText"/>
       </w:pPr>
       <w:r>
         <w:t xml:space="preserve">AVA: A thirty-minute session for your front desk, once a quarter. We’ll teach them how to answer the questions patients actually ask, about swelling, aftercare, and the app. They become the experts, and patients notice that. It’s attention, but it’s also useful.</w:t>
-      </w:r>
-      <w:r>
-        <w:t xml:space="preserve"> </w:t>
-      </w:r>
-      <w:r>
-        <w:t xml:space="preserve">에이바: 프런트 직원들을 위한 30분 세션이요, 분기마다 한 번. 환자들이 실제로 묻는 질문, 붓기, 시술 후 관리, 앱에 대해 답하는 법을 알려 드릴게요. 그분들이 전문가가 되고, 환자들도 그걸 알아봐요. 관심이기도 하지만, 실제로 쓸모도 있죠.</w:t>
       </w:r>
     </w:p>
     <w:bookmarkEnd w:id="23"/>
@@ -1712,214 +944,103 @@
     </w:p>
     <w:p>
       <w:pPr>
-        <w:numPr>
-          <w:ilvl w:val="0"/>
-          <w:numId w:val="1004"/>
-        </w:numPr>
+        <w:pStyle w:val="FirstParagraph"/>
       </w:pPr>
       <w:r>
         <w:t xml:space="preserve">LEE: And the price? You saved the hardest for last.</w:t>
       </w:r>
-      <w:r>
-        <w:t xml:space="preserve"> </w:t>
-      </w:r>
-      <w:r>
-        <w:t xml:space="preserve">리: 그럼 가격은요? 제일 어려운 걸 마지막으로 남겼네요.</w:t>
-      </w:r>
-    </w:p>
-    <w:p>
-      <w:pPr>
-        <w:numPr>
-          <w:ilvl w:val="0"/>
-          <w:numId w:val="1004"/>
-        </w:numPr>
+    </w:p>
+    <w:p>
+      <w:pPr>
+        <w:pStyle w:val="BodyText"/>
       </w:pPr>
       <w:r>
         <w:t xml:space="preserve">SOFIA: We did. Because we wanted you to see the full year first.</w:t>
       </w:r>
-      <w:r>
-        <w:t xml:space="preserve"> </w:t>
-      </w:r>
-      <w:r>
-        <w:t xml:space="preserve">소피아: 그랬죠. 한 해 전체를 먼저 보셨으면 해서요.</w:t>
-      </w:r>
-    </w:p>
-    <w:p>
-      <w:pPr>
-        <w:numPr>
-          <w:ilvl w:val="0"/>
-          <w:numId w:val="1004"/>
-        </w:numPr>
+    </w:p>
+    <w:p>
+      <w:pPr>
+        <w:pStyle w:val="BodyText"/>
       </w:pPr>
       <w:r>
         <w:t xml:space="preserve">LEE: I see it. Now. I want three seventy-five.</w:t>
       </w:r>
-      <w:r>
-        <w:t xml:space="preserve"> </w:t>
-      </w:r>
-      <w:r>
-        <w:t xml:space="preserve">리: 봤어요. 이제. 375를 원해요.</w:t>
-      </w:r>
-    </w:p>
-    <w:p>
-      <w:pPr>
-        <w:numPr>
-          <w:ilvl w:val="0"/>
-          <w:numId w:val="1004"/>
-        </w:numPr>
+    </w:p>
+    <w:p>
+      <w:pPr>
+        <w:pStyle w:val="BodyText"/>
       </w:pPr>
       <w:r>
         <w:t xml:space="preserve">AVA: We have written volume tiers. The same for every customer. May I show you?</w:t>
       </w:r>
-      <w:r>
-        <w:t xml:space="preserve"> </w:t>
-      </w:r>
-      <w:r>
-        <w:t xml:space="preserve">에이바: 서면 볼륨 등급이 있어요. 모든 고객에게 동일해요. 보여 드려도 될까요?</w:t>
-      </w:r>
-    </w:p>
-    <w:p>
-      <w:pPr>
-        <w:numPr>
-          <w:ilvl w:val="0"/>
-          <w:numId w:val="1004"/>
-        </w:numPr>
+    </w:p>
+    <w:p>
+      <w:pPr>
+        <w:pStyle w:val="BodyText"/>
       </w:pPr>
       <w:r>
         <w:t xml:space="preserve">SOFIA: Under twelve hundred a year, four twenty-five. Twelve hundred to two thousand, three ninety-five. Over two thousand, three seventy-five.</w:t>
       </w:r>
-      <w:r>
-        <w:t xml:space="preserve"> </w:t>
-      </w:r>
-      <w:r>
-        <w:t xml:space="preserve">소피아: 연 1,200개 미만, 425. 1,200에서 2,000, 395. 2,000 초과, 375.</w:t>
-      </w:r>
-    </w:p>
-    <w:p>
-      <w:pPr>
-        <w:numPr>
-          <w:ilvl w:val="0"/>
-          <w:numId w:val="1004"/>
-        </w:numPr>
+    </w:p>
+    <w:p>
+      <w:pPr>
+        <w:pStyle w:val="BodyText"/>
       </w:pPr>
       <w:r>
         <w:t xml:space="preserve">LEE: We used one thousand forty. So we pay four twenty-five.</w:t>
       </w:r>
-      <w:r>
-        <w:t xml:space="preserve"> </w:t>
-      </w:r>
-      <w:r>
-        <w:t xml:space="preserve">리: 우린 1,040개를 썼어요. 그럼 425를 내는 거네요.</w:t>
-      </w:r>
-    </w:p>
-    <w:p>
-      <w:pPr>
-        <w:numPr>
-          <w:ilvl w:val="0"/>
-          <w:numId w:val="1004"/>
-        </w:numPr>
+    </w:p>
+    <w:p>
+      <w:pPr>
+        <w:pStyle w:val="BodyText"/>
       </w:pPr>
       <w:r>
         <w:t xml:space="preserve">AVA: If you commit to fifteen hundred next year, you’re in tier two. Three ninety-five.</w:t>
       </w:r>
-      <w:r>
-        <w:t xml:space="preserve"> </w:t>
-      </w:r>
-      <w:r>
-        <w:t xml:space="preserve">에이바: 내년에 1,500개를 약정하시면 등급 2예요. 395.</w:t>
-      </w:r>
-    </w:p>
-    <w:p>
-      <w:pPr>
-        <w:numPr>
-          <w:ilvl w:val="0"/>
-          <w:numId w:val="1004"/>
-        </w:numPr>
+    </w:p>
+    <w:p>
+      <w:pPr>
+        <w:pStyle w:val="BodyText"/>
       </w:pPr>
       <w:r>
         <w:t xml:space="preserve">JENNY: Fifteen hundred is realistic. We’re adding a fifth doctor in September.</w:t>
       </w:r>
-      <w:r>
-        <w:t xml:space="preserve"> </w:t>
-      </w:r>
-      <w:r>
-        <w:t xml:space="preserve">제니: 1,500개는 현실적이에요. 9월에 다섯 번째 의사가 와요.</w:t>
-      </w:r>
-    </w:p>
-    <w:p>
-      <w:pPr>
-        <w:numPr>
-          <w:ilvl w:val="0"/>
-          <w:numId w:val="1004"/>
-        </w:numPr>
+    </w:p>
+    <w:p>
+      <w:pPr>
+        <w:pStyle w:val="BodyText"/>
       </w:pPr>
       <w:r>
         <w:t xml:space="preserve">LEE: And three seventy-five? For two thousand?</w:t>
       </w:r>
-      <w:r>
-        <w:t xml:space="preserve"> </w:t>
-      </w:r>
-      <w:r>
-        <w:t xml:space="preserve">리: 그럼 375는요? 2,000개면?</w:t>
-      </w:r>
-    </w:p>
-    <w:p>
-      <w:pPr>
-        <w:numPr>
-          <w:ilvl w:val="0"/>
-          <w:numId w:val="1004"/>
-        </w:numPr>
+    </w:p>
+    <w:p>
+      <w:pPr>
+        <w:pStyle w:val="BodyText"/>
       </w:pPr>
       <w:r>
         <w:t xml:space="preserve">SOFIA: Yes. But only if you’ll really use two thousand. I don’t want you buying syringes to save money.</w:t>
       </w:r>
-      <w:r>
-        <w:t xml:space="preserve"> </w:t>
-      </w:r>
-      <w:r>
-        <w:t xml:space="preserve">소피아: 네. 하지만 정말 2,000개를 쓸 때만요. 돈 아끼려고 주사기를 사시는 건 원치 않아요.</w:t>
-      </w:r>
-    </w:p>
-    <w:p>
-      <w:pPr>
-        <w:numPr>
-          <w:ilvl w:val="0"/>
-          <w:numId w:val="1004"/>
-        </w:numPr>
+    </w:p>
+    <w:p>
+      <w:pPr>
+        <w:pStyle w:val="BodyText"/>
       </w:pPr>
       <w:r>
         <w:t xml:space="preserve">LEE: …You’re telling me to buy less?</w:t>
       </w:r>
-      <w:r>
-        <w:t xml:space="preserve"> </w:t>
-      </w:r>
-      <w:r>
-        <w:t xml:space="preserve">리: …덜 사라고 말하는 거예요?</w:t>
-      </w:r>
-    </w:p>
-    <w:p>
-      <w:pPr>
-        <w:numPr>
-          <w:ilvl w:val="0"/>
-          <w:numId w:val="1004"/>
-        </w:numPr>
+    </w:p>
+    <w:p>
+      <w:pPr>
+        <w:pStyle w:val="BodyText"/>
       </w:pPr>
       <w:r>
         <w:t xml:space="preserve">SOFIA: I’m telling you not to buy more than your patients need. When clinics overbuy to reach a better price, boxes sit on shelves, people stop counting, and product expires or goes missing. That’s how it ends: expired product. Or worse.</w:t>
       </w:r>
-      <w:r>
-        <w:t xml:space="preserve"> </w:t>
-      </w:r>
-      <w:r>
-        <w:t xml:space="preserve">소피아: 환자에게 필요한 것보다 많이 사지 마시라는 거예요. 병원이 더 좋은 가격을 받으려고 과다 구매하면, 상자들이 선반에 쌓이고, 사람들이 세는 걸 멈추고, 제품은 유통기한이 지나거나 사라져요. 결국 그렇게 끝나요. 유통기한 만료로. 아니면 더 나쁘게.</w:t>
-      </w:r>
-    </w:p>
-    <w:p>
-      <w:pPr>
-        <w:numPr>
-          <w:ilvl w:val="0"/>
-          <w:numId w:val="1004"/>
-        </w:numPr>
+    </w:p>
+    <w:p>
+      <w:pPr>
+        <w:pStyle w:val="BodyText"/>
       </w:pPr>
       <w:r>
         <w:t xml:space="preserve">WADE:</w:t>
@@ -1942,233 +1063,101 @@
       <w:r>
         <w:t xml:space="preserve">Houston.</w:t>
       </w:r>
-      <w:r>
-        <w:t xml:space="preserve"> </w:t>
-      </w:r>
-      <w:r>
-        <w:t xml:space="preserve">웨이드:</w:t>
-      </w:r>
-      <w:r>
-        <w:t xml:space="preserve"> </w:t>
-      </w:r>
-      <w:r>
-        <w:t xml:space="preserve">“</w:t>
-      </w:r>
-      <w:r>
-        <w:t xml:space="preserve">아니면 더 나쁘게.</w:t>
-      </w:r>
-      <w:r>
-        <w:t xml:space="preserve">”</w:t>
-      </w:r>
-      <w:r>
-        <w:t xml:space="preserve"> </w:t>
-      </w:r>
-      <w:r>
-        <w:t xml:space="preserve">휴스턴.</w:t>
-      </w:r>
-    </w:p>
-    <w:p>
-      <w:pPr>
-        <w:numPr>
-          <w:ilvl w:val="0"/>
-          <w:numId w:val="1004"/>
-        </w:numPr>
+    </w:p>
+    <w:p>
+      <w:pPr>
+        <w:pStyle w:val="BodyText"/>
       </w:pPr>
       <w:r>
         <w:t xml:space="preserve">SOFIA: Houston.</w:t>
       </w:r>
-      <w:r>
-        <w:t xml:space="preserve"> </w:t>
-      </w:r>
-      <w:r>
-        <w:t xml:space="preserve">소피아: 휴스턴.</w:t>
-      </w:r>
-    </w:p>
-    <w:p>
-      <w:pPr>
-        <w:numPr>
-          <w:ilvl w:val="0"/>
-          <w:numId w:val="1004"/>
-        </w:numPr>
+    </w:p>
+    <w:p>
+      <w:pPr>
+        <w:pStyle w:val="BodyText"/>
       </w:pPr>
       <w:r>
         <w:t xml:space="preserve">LEE: Fifteen hundred. Three ninety-five. Two years. I can live with that.</w:t>
       </w:r>
-      <w:r>
-        <w:t xml:space="preserve"> </w:t>
-      </w:r>
-      <w:r>
-        <w:t xml:space="preserve">리: 1,500개. 395. 2년. 그건 받아들일 수 있어요.</w:t>
-      </w:r>
-    </w:p>
-    <w:p>
-      <w:pPr>
-        <w:numPr>
-          <w:ilvl w:val="0"/>
-          <w:numId w:val="1004"/>
-        </w:numPr>
+    </w:p>
+    <w:p>
+      <w:pPr>
+        <w:pStyle w:val="BodyText"/>
       </w:pPr>
       <w:r>
         <w:t xml:space="preserve">WADE: One more thing. Not money. I want something for my group.</w:t>
       </w:r>
-      <w:r>
-        <w:t xml:space="preserve"> </w:t>
-      </w:r>
-      <w:r>
-        <w:t xml:space="preserve">웨이드: 하나 더. 돈 말고. 우리 그룹을 위해 원하는 게 있어요.</w:t>
-      </w:r>
-    </w:p>
-    <w:p>
-      <w:pPr>
-        <w:numPr>
-          <w:ilvl w:val="0"/>
-          <w:numId w:val="1004"/>
-        </w:numPr>
+    </w:p>
+    <w:p>
+      <w:pPr>
+        <w:pStyle w:val="BodyText"/>
       </w:pPr>
       <w:r>
         <w:t xml:space="preserve">AVA: Please.</w:t>
       </w:r>
-      <w:r>
-        <w:t xml:space="preserve"> </w:t>
-      </w:r>
-      <w:r>
-        <w:t xml:space="preserve">에이바: 말씀하세요.</w:t>
-      </w:r>
-    </w:p>
-    <w:p>
-      <w:pPr>
-        <w:numPr>
-          <w:ilvl w:val="0"/>
-          <w:numId w:val="1004"/>
-        </w:numPr>
+    </w:p>
+    <w:p>
+      <w:pPr>
+        <w:pStyle w:val="BodyText"/>
       </w:pPr>
       <w:r>
         <w:t xml:space="preserve">WADE: I want to be your faculty lead for Dallas. Train the new doctors here, in my center, with my nurses watching. If more clinics in this city are going to use your product, I’d rather they learn from people who’ve handled real events.</w:t>
       </w:r>
-      <w:r>
-        <w:t xml:space="preserve"> </w:t>
-      </w:r>
-      <w:r>
-        <w:t xml:space="preserve">웨이드: 댈러스 교수진 리드가 되고 싶어요. 새 의사들을 여기, 우리 센터에서, 우리 간호사들이 지켜보는 가운데 교육하고요. 이 도시에서 더 많은 병원이 당신들 제품을 쓸 거라면, 실제 사건을 다뤄 본 사람들한테 배우는 게 낫잖아요.</w:t>
-      </w:r>
-    </w:p>
-    <w:p>
-      <w:pPr>
-        <w:numPr>
-          <w:ilvl w:val="0"/>
-          <w:numId w:val="1004"/>
-        </w:numPr>
+    </w:p>
+    <w:p>
+      <w:pPr>
+        <w:pStyle w:val="BodyText"/>
       </w:pPr>
       <w:r>
         <w:t xml:space="preserve">ELENA: Dr. Wade, Elena again. Yes. And may I ask something in return?</w:t>
       </w:r>
-      <w:r>
-        <w:t xml:space="preserve"> </w:t>
-      </w:r>
-      <w:r>
-        <w:t xml:space="preserve">엘레나: 웨이드 선생님, 엘레나예요. 좋아요. 그리고 대신 하나 부탁해도 될까요?</w:t>
-      </w:r>
-    </w:p>
-    <w:p>
-      <w:pPr>
-        <w:numPr>
-          <w:ilvl w:val="0"/>
-          <w:numId w:val="1004"/>
-        </w:numPr>
+    </w:p>
+    <w:p>
+      <w:pPr>
+        <w:pStyle w:val="BodyText"/>
       </w:pPr>
       <w:r>
         <w:t xml:space="preserve">WADE: Go ahead.</w:t>
       </w:r>
-      <w:r>
-        <w:t xml:space="preserve"> </w:t>
-      </w:r>
-      <w:r>
-        <w:t xml:space="preserve">웨이드: 하세요.</w:t>
-      </w:r>
-    </w:p>
-    <w:p>
-      <w:pPr>
-        <w:numPr>
-          <w:ilvl w:val="0"/>
-          <w:numId w:val="1004"/>
-        </w:numPr>
+    </w:p>
+    <w:p>
+      <w:pPr>
+        <w:pStyle w:val="BodyText"/>
       </w:pPr>
       <w:r>
         <w:t xml:space="preserve">ELENA: We’re starting a registry of real-world vascular events. Every case, every outcome, anonymous. Right now, nobody in this field really knows how often these events happen or what works best, because clinics don’t share. I’d like your group to be the first.</w:t>
       </w:r>
-      <w:r>
-        <w:t xml:space="preserve"> </w:t>
-      </w:r>
-      <w:r>
-        <w:t xml:space="preserve">엘레나: 실제 혈관 사건 레지스트리를 시작해요. 모든 사례, 모든 결과, 익명으로. 지금은 이 분야에서 이런 사건이 얼마나 자주 일어나는지, 뭐가 가장 효과적인지 아무도 제대로 몰라요. 병원들이 공유하지 않으니까요. 선생님 그룹이 첫 번째였으면 해요.</w:t>
-      </w:r>
-    </w:p>
-    <w:p>
-      <w:pPr>
-        <w:numPr>
-          <w:ilvl w:val="0"/>
-          <w:numId w:val="1004"/>
-        </w:numPr>
+    </w:p>
+    <w:p>
+      <w:pPr>
+        <w:pStyle w:val="BodyText"/>
       </w:pPr>
       <w:r>
         <w:t xml:space="preserve">WADE: A registry? Including cases that go badly?</w:t>
       </w:r>
-      <w:r>
-        <w:t xml:space="preserve"> </w:t>
-      </w:r>
-      <w:r>
-        <w:t xml:space="preserve">웨이드: 레지스트리요? 잘못된 사례도 포함해서?</w:t>
-      </w:r>
-    </w:p>
-    <w:p>
-      <w:pPr>
-        <w:numPr>
-          <w:ilvl w:val="0"/>
-          <w:numId w:val="1004"/>
-        </w:numPr>
+    </w:p>
+    <w:p>
+      <w:pPr>
+        <w:pStyle w:val="BodyText"/>
       </w:pPr>
       <w:r>
         <w:t xml:space="preserve">ELENA: Especially those. That’s how we learn. And it’s how we might prove what we can’t claim yet.</w:t>
       </w:r>
-      <w:r>
-        <w:t xml:space="preserve"> </w:t>
-      </w:r>
-      <w:r>
-        <w:t xml:space="preserve">엘레나: 특히 그런 거요. 그래야 배우니까요. 그리고 아직 주장할 수 없는 걸 증명할 수 있는 길이기도 하고요.</w:t>
-      </w:r>
-    </w:p>
-    <w:p>
-      <w:pPr>
-        <w:numPr>
-          <w:ilvl w:val="0"/>
-          <w:numId w:val="1004"/>
-        </w:numPr>
+    </w:p>
+    <w:p>
+      <w:pPr>
+        <w:pStyle w:val="BodyText"/>
       </w:pPr>
       <w:r>
         <w:t xml:space="preserve">WADE: Then yes. Tanya will love that. She already keeps notes on everything.</w:t>
       </w:r>
-      <w:r>
-        <w:t xml:space="preserve"> </w:t>
-      </w:r>
-      <w:r>
-        <w:t xml:space="preserve">웨이드: 그럼 좋아요. 타냐가 좋아할 거예요. 이미 모든 걸 기록해 두거든요.</w:t>
-      </w:r>
-    </w:p>
-    <w:p>
-      <w:pPr>
-        <w:numPr>
-          <w:ilvl w:val="0"/>
-          <w:numId w:val="1004"/>
-        </w:numPr>
+    </w:p>
+    <w:p>
+      <w:pPr>
+        <w:pStyle w:val="BodyText"/>
       </w:pPr>
       <w:r>
         <w:t xml:space="preserve">SOFIA: Then we have an agreement in principle. Ava will send the paperwork today.</w:t>
-      </w:r>
-      <w:r>
-        <w:t xml:space="preserve"> </w:t>
-      </w:r>
-      <w:r>
-        <w:t xml:space="preserve">소피아: 그럼 원칙 합의네요. 에이바가 오늘 서류를 보낼 거예요.</w:t>
       </w:r>
     </w:p>
     <w:bookmarkEnd w:id="24"/>
@@ -2183,197 +1172,95 @@
     </w:p>
     <w:p>
       <w:pPr>
-        <w:numPr>
-          <w:ilvl w:val="0"/>
-          <w:numId w:val="1005"/>
-        </w:numPr>
+        <w:pStyle w:val="FirstParagraph"/>
       </w:pPr>
       <w:r>
         <w:t xml:space="preserve">WADE: Ava. A minute? Alone?</w:t>
       </w:r>
-      <w:r>
-        <w:t xml:space="preserve"> </w:t>
-      </w:r>
-      <w:r>
-        <w:t xml:space="preserve">웨이드: 에이바. 1분만? 둘이서?</w:t>
-      </w:r>
-    </w:p>
-    <w:p>
-      <w:pPr>
-        <w:numPr>
-          <w:ilvl w:val="0"/>
-          <w:numId w:val="1005"/>
-        </w:numPr>
+    </w:p>
+    <w:p>
+      <w:pPr>
+        <w:pStyle w:val="BodyText"/>
       </w:pPr>
       <w:r>
         <w:t xml:space="preserve">AVA: Of course.</w:t>
       </w:r>
-      <w:r>
-        <w:t xml:space="preserve"> </w:t>
-      </w:r>
-      <w:r>
-        <w:t xml:space="preserve">에이바: 물론이죠.</w:t>
-      </w:r>
-    </w:p>
-    <w:p>
-      <w:pPr>
-        <w:numPr>
-          <w:ilvl w:val="0"/>
-          <w:numId w:val="1005"/>
-        </w:numPr>
+    </w:p>
+    <w:p>
+      <w:pPr>
+        <w:pStyle w:val="BodyText"/>
       </w:pPr>
       <w:r>
         <w:t xml:space="preserve">WADE: You’re good. Better than Derek at listening. Don’t tell him I said that.</w:t>
       </w:r>
-      <w:r>
-        <w:t xml:space="preserve"> </w:t>
-      </w:r>
-      <w:r>
-        <w:t xml:space="preserve">웨이드: 당신 잘해요. 듣는 건 데릭보다 나아요. 내가 그랬다고 말하지 마요.</w:t>
-      </w:r>
-    </w:p>
-    <w:p>
-      <w:pPr>
-        <w:numPr>
-          <w:ilvl w:val="0"/>
-          <w:numId w:val="1005"/>
-        </w:numPr>
+    </w:p>
+    <w:p>
+      <w:pPr>
+        <w:pStyle w:val="BodyText"/>
       </w:pPr>
       <w:r>
         <w:t xml:space="preserve">AVA: …Thank you. I was so nervous.</w:t>
       </w:r>
-      <w:r>
-        <w:t xml:space="preserve"> </w:t>
-      </w:r>
-      <w:r>
-        <w:t xml:space="preserve">에이바: …고마워요. 너무 긴장했어요.</w:t>
-      </w:r>
-    </w:p>
-    <w:p>
-      <w:pPr>
-        <w:numPr>
-          <w:ilvl w:val="0"/>
-          <w:numId w:val="1005"/>
-        </w:numPr>
+    </w:p>
+    <w:p>
+      <w:pPr>
+        <w:pStyle w:val="BodyText"/>
       </w:pPr>
       <w:r>
         <w:t xml:space="preserve">WADE: It didn’t show. Except your pen. You clicked it forty times.</w:t>
       </w:r>
-      <w:r>
-        <w:t xml:space="preserve"> </w:t>
-      </w:r>
-      <w:r>
-        <w:t xml:space="preserve">웨이드: 티 안 났어요. 펜만 빼고. 마흔 번은 딸깍거렸어요.</w:t>
-      </w:r>
-    </w:p>
-    <w:p>
-      <w:pPr>
-        <w:numPr>
-          <w:ilvl w:val="0"/>
-          <w:numId w:val="1005"/>
-        </w:numPr>
+    </w:p>
+    <w:p>
+      <w:pPr>
+        <w:pStyle w:val="BodyText"/>
       </w:pPr>
       <w:r>
         <w:t xml:space="preserve">DEREK: What did she say?</w:t>
       </w:r>
-      <w:r>
-        <w:t xml:space="preserve"> </w:t>
-      </w:r>
-      <w:r>
-        <w:t xml:space="preserve">데릭: 뭐래요?</w:t>
-      </w:r>
-    </w:p>
-    <w:p>
-      <w:pPr>
-        <w:numPr>
-          <w:ilvl w:val="0"/>
-          <w:numId w:val="1005"/>
-        </w:numPr>
+    </w:p>
+    <w:p>
+      <w:pPr>
+        <w:pStyle w:val="BodyText"/>
       </w:pPr>
       <w:r>
         <w:t xml:space="preserve">AVA: That I click my pen too much.</w:t>
       </w:r>
-      <w:r>
-        <w:t xml:space="preserve"> </w:t>
-      </w:r>
-      <w:r>
-        <w:t xml:space="preserve">에이바: 펜을 너무 많이 딸깍거린대요.</w:t>
-      </w:r>
-    </w:p>
-    <w:p>
-      <w:pPr>
-        <w:numPr>
-          <w:ilvl w:val="0"/>
-          <w:numId w:val="1005"/>
-        </w:numPr>
+    </w:p>
+    <w:p>
+      <w:pPr>
+        <w:pStyle w:val="BodyText"/>
       </w:pPr>
       <w:r>
         <w:t xml:space="preserve">DEREK: That’s what she told me. Fifteen years ago.</w:t>
       </w:r>
-      <w:r>
-        <w:t xml:space="preserve"> </w:t>
-      </w:r>
-      <w:r>
-        <w:t xml:space="preserve">데릭: 나한테도 그랬어요. 15년 전에.</w:t>
-      </w:r>
-    </w:p>
-    <w:p>
-      <w:pPr>
-        <w:numPr>
-          <w:ilvl w:val="0"/>
-          <w:numId w:val="1005"/>
-        </w:numPr>
+    </w:p>
+    <w:p>
+      <w:pPr>
+        <w:pStyle w:val="BodyText"/>
       </w:pPr>
       <w:r>
         <w:t xml:space="preserve">SOFIA: Ava, that was a textbook annual review. Results, gifts, agreement. In that order.</w:t>
       </w:r>
-      <w:r>
-        <w:t xml:space="preserve"> </w:t>
-      </w:r>
-      <w:r>
-        <w:t xml:space="preserve">소피아: 에이바, 교과서적인 연간 리뷰였어요. 결과, 선물, 합의. 그 순서로.</w:t>
-      </w:r>
-    </w:p>
-    <w:p>
-      <w:pPr>
-        <w:numPr>
-          <w:ilvl w:val="0"/>
-          <w:numId w:val="1005"/>
-        </w:numPr>
+    </w:p>
+    <w:p>
+      <w:pPr>
+        <w:pStyle w:val="BodyText"/>
       </w:pPr>
       <w:r>
         <w:t xml:space="preserve">AVA: The best moment was Dr. Lee’s satisfaction score. He looked so surprised.</w:t>
       </w:r>
-      <w:r>
-        <w:t xml:space="preserve"> </w:t>
-      </w:r>
-      <w:r>
-        <w:t xml:space="preserve">에이바: 최고의 순간은 리 선생님 만족도 점수였어요. 너무 놀라시더라고요.</w:t>
-      </w:r>
-    </w:p>
-    <w:p>
-      <w:pPr>
-        <w:numPr>
-          <w:ilvl w:val="0"/>
-          <w:numId w:val="1005"/>
-        </w:numPr>
+    </w:p>
+    <w:p>
+      <w:pPr>
+        <w:pStyle w:val="BodyText"/>
       </w:pPr>
       <w:r>
         <w:t xml:space="preserve">SOFIA: People rarely see their own good numbers, because nobody measures them or bothers to tell them. When you show them first, they relax, and they trust that you’re paying attention. After that, they listen to everything else, even the price.</w:t>
       </w:r>
-      <w:r>
-        <w:t xml:space="preserve"> </w:t>
-      </w:r>
-      <w:r>
-        <w:t xml:space="preserve">소피아: 사람들은 자기 좋은 숫자를 거의 못 봐요. 아무도 측정하지 않거나 굳이 말해 주지 않으니까요. 그걸 먼저 보여 주면 긴장이 풀리고, 당신이 관심을 기울이고 있다고 믿게 돼요. 그다음엔 나머지 전부를 들어요. 가격까지도.</w:t>
-      </w:r>
-    </w:p>
-    <w:p>
-      <w:pPr>
-        <w:numPr>
-          <w:ilvl w:val="0"/>
-          <w:numId w:val="1005"/>
-        </w:numPr>
+    </w:p>
+    <w:p>
+      <w:pPr>
+        <w:pStyle w:val="BodyText"/>
       </w:pPr>
       <w:r>
         <w:t xml:space="preserve">DEREK: Noah texted.</w:t>
@@ -2390,11 +1277,21 @@
       <w:r>
         <w:t xml:space="preserve">”</w:t>
       </w:r>
-      <w:r>
-        <w:t xml:space="preserve"> </w:t>
-      </w:r>
-      <w:r>
-        <w:t xml:space="preserve">데릭: 노아가 문자했어요.</w:t>
+    </w:p>
+    <w:p>
+      <w:pPr>
+        <w:pStyle w:val="BodyText"/>
+      </w:pPr>
+      <w:r>
+        <w:t xml:space="preserve">SOFIA: Tell him fifteen hundred, two years, a registry, and a faculty lead. And no lunches.</w:t>
+      </w:r>
+    </w:p>
+    <w:p>
+      <w:pPr>
+        <w:pStyle w:val="BodyText"/>
+      </w:pPr>
+      <w:r>
+        <w:t xml:space="preserve">DEREK: He says,</w:t>
       </w:r>
       <w:r>
         <w:t xml:space="preserve"> </w:t>
@@ -2403,7 +1300,7 @@
         <w:t xml:space="preserve">“</w:t>
       </w:r>
       <w:r>
-        <w:t xml:space="preserve">댈러스 어땠어요?</w:t>
+        <w:t xml:space="preserve">Great. Board next Thursday. Ingrid’s first meeting. Bring numbers.</w:t>
       </w:r>
       <w:r>
         <w:t xml:space="preserve">”</w:t>
@@ -2411,80 +1308,10 @@
     </w:p>
     <w:p>
       <w:pPr>
-        <w:numPr>
-          <w:ilvl w:val="0"/>
-          <w:numId w:val="1005"/>
-        </w:numPr>
-      </w:pPr>
-      <w:r>
-        <w:t xml:space="preserve">SOFIA: Tell him fifteen hundred, two years, a registry, and a faculty lead. And no lunches.</w:t>
-      </w:r>
-      <w:r>
-        <w:t xml:space="preserve"> </w:t>
-      </w:r>
-      <w:r>
-        <w:t xml:space="preserve">소피아: 1,500개, 2년, 레지스트리, 교수진 리드라고 전해요. 그리고 점심은 없다고.</w:t>
-      </w:r>
-    </w:p>
-    <w:p>
-      <w:pPr>
-        <w:numPr>
-          <w:ilvl w:val="0"/>
-          <w:numId w:val="1005"/>
-        </w:numPr>
-      </w:pPr>
-      <w:r>
-        <w:t xml:space="preserve">DEREK: He says,</w:t>
-      </w:r>
-      <w:r>
-        <w:t xml:space="preserve"> </w:t>
-      </w:r>
-      <w:r>
-        <w:t xml:space="preserve">“</w:t>
-      </w:r>
-      <w:r>
-        <w:t xml:space="preserve">Great. Board next Thursday. Ingrid’s first meeting. Bring numbers.</w:t>
-      </w:r>
-      <w:r>
-        <w:t xml:space="preserve">”</w:t>
-      </w:r>
-      <w:r>
-        <w:t xml:space="preserve"> </w:t>
-      </w:r>
-      <w:r>
-        <w:t xml:space="preserve">데릭:</w:t>
-      </w:r>
-      <w:r>
-        <w:t xml:space="preserve"> </w:t>
-      </w:r>
-      <w:r>
-        <w:t xml:space="preserve">“</w:t>
-      </w:r>
-      <w:r>
-        <w:t xml:space="preserve">좋아요. 다음 주 목요일 이사회. 잉그리드 첫 회의. 숫자 가져와요.</w:t>
-      </w:r>
-      <w:r>
-        <w:t xml:space="preserve">”</w:t>
-      </w:r>
-      <w:r>
-        <w:t xml:space="preserve">래요.</w:t>
-      </w:r>
-    </w:p>
-    <w:p>
-      <w:pPr>
-        <w:numPr>
-          <w:ilvl w:val="0"/>
-          <w:numId w:val="1005"/>
-        </w:numPr>
+        <w:pStyle w:val="BodyText"/>
       </w:pPr>
       <w:r>
         <w:t xml:space="preserve">SOFIA: Ingrid reads everything twice. Then we’d better write it once. Correctly.</w:t>
-      </w:r>
-      <w:r>
-        <w:t xml:space="preserve"> </w:t>
-      </w:r>
-      <w:r>
-        <w:t xml:space="preserve">소피아: 잉그리드는 모든 걸 두 번 읽어요. 그럼 우린 한 번에 정확하게 써야겠네요.</w:t>
       </w:r>
     </w:p>
     <w:p>
@@ -2625,7 +1452,7 @@
               <w:jc w:val="left"/>
             </w:pPr>
             <w:r>
-              <w:t xml:space="preserve">6턴. 연간 리뷰의 순서 원칙.</w:t>
+              <w:t xml:space="preserve">도입. 연간 리뷰의 순서 원칙.</w:t>
             </w:r>
           </w:p>
         </w:tc>
@@ -2675,7 +1502,7 @@
               <w:jc w:val="left"/>
             </w:pPr>
             <w:r>
-              <w:t xml:space="preserve">7·49턴. 고객 피드백을 대하는 태도.</w:t>
+              <w:t xml:space="preserve">도입. 고객 피드백을 대하는 태도.</w:t>
             </w:r>
           </w:p>
         </w:tc>
@@ -2725,7 +1552,7 @@
               <w:jc w:val="left"/>
             </w:pPr>
             <w:r>
-              <w:t xml:space="preserve">9턴. 불만이 있다는 건 아직 관계가 살아 있다는 뜻.</w:t>
+              <w:t xml:space="preserve">도입. 불만이 있다는 건 아직 관계가 살아 있다는 뜻.</w:t>
             </w:r>
           </w:p>
         </w:tc>
@@ -2775,7 +1602,7 @@
               <w:jc w:val="left"/>
             </w:pPr>
             <w:r>
-              <w:t xml:space="preserve">17턴. 연간 리뷰의 첫 부분.</w:t>
+              <w:t xml:space="preserve">장면1. 연간 리뷰의 첫 부분.</w:t>
             </w:r>
           </w:p>
         </w:tc>
@@ -2825,7 +1652,7 @@
               <w:jc w:val="left"/>
             </w:pPr>
             <w:r>
-              <w:t xml:space="preserve">29턴. 공을 고객에게 돌리며 과장 주장을 피하기.</w:t>
+              <w:t xml:space="preserve">장면1. 공을 고객에게 돌리며 과장 주장을 피하기.</w:t>
             </w:r>
           </w:p>
         </w:tc>
@@ -2875,7 +1702,7 @@
               <w:jc w:val="left"/>
             </w:pPr>
             <w:r>
-              <w:t xml:space="preserve">46턴. 개선점을 묻는 핵심 질문.</w:t>
+              <w:t xml:space="preserve">장면1. 개선점을 묻는 핵심 질문.</w:t>
             </w:r>
           </w:p>
         </w:tc>
@@ -2925,7 +1752,7 @@
               <w:jc w:val="left"/>
             </w:pPr>
             <w:r>
-              <w:t xml:space="preserve">47턴. 불만을 끝까지 듣는 자세.</w:t>
+              <w:t xml:space="preserve">장면1. 불만을 끝까지 듣는 자세.</w:t>
             </w:r>
           </w:p>
         </w:tc>
@@ -2975,7 +1802,7 @@
               <w:jc w:val="left"/>
             </w:pPr>
             <w:r>
-              <w:t xml:space="preserve">61턴. 담당자 교체 시 고객 존중.</w:t>
+              <w:t xml:space="preserve">장면2. 담당자 교체 시 고객 존중.</w:t>
             </w:r>
           </w:p>
         </w:tc>
@@ -3025,7 +1852,7 @@
               <w:jc w:val="left"/>
             </w:pPr>
             <w:r>
-              <w:t xml:space="preserve">84~95턴. 연간 계약 갱신의 핵심.</w:t>
+              <w:t xml:space="preserve">절정·전환. 연간 계약 갱신의 핵심.</w:t>
             </w:r>
           </w:p>
         </w:tc>
@@ -3075,7 +1902,7 @@
               <w:jc w:val="left"/>
             </w:pPr>
             <w:r>
-              <w:t xml:space="preserve">92턴. 과잉 구매를 막아 신뢰를 얻는 영업.</w:t>
+              <w:t xml:space="preserve">절정·전환. 과잉 구매를 막아 신뢰를 얻는 영업.</w:t>
             </w:r>
           </w:p>
         </w:tc>
@@ -3378,7 +2205,7 @@
           <w:bCs/>
           <w:b/>
         </w:rPr>
-        <w:t xml:space="preserve">6턴 SOFIA:</w:t>
+        <w:t xml:space="preserve">SOFIA (도입):</w:t>
       </w:r>
       <w:r>
         <w:t xml:space="preserve"> </w:t>
@@ -3667,9 +2494,1129 @@
         <w:t xml:space="preserve">순서로 진행해야 하는 이유를 40~50단어로 설명해 보기.</w:t>
       </w:r>
     </w:p>
+    <w:p>
+      <w:r>
+        <w:pict>
+          <v:rect style="width:0;height:1.5pt" o:hralign="center" o:hrstd="t" o:hr="t"/>
+        </w:pict>
+      </w:r>
+    </w:p>
     <w:bookmarkEnd w:id="30"/>
     <w:bookmarkEnd w:id="31"/>
+    <w:bookmarkStart w:id="37" w:name="한국어-번역"/>
+    <w:p>
+      <w:pPr>
+        <w:pStyle w:val="Heading2"/>
+      </w:pPr>
+      <w:r>
+        <w:t xml:space="preserve">한국어 번역</w:t>
+      </w:r>
+    </w:p>
+    <w:bookmarkStart w:id="32" w:name="도입-오전-7시-30분-차-안-1"/>
+    <w:p>
+      <w:pPr>
+        <w:pStyle w:val="Heading3"/>
+      </w:pPr>
+      <w:r>
+        <w:t xml:space="preserve">도입 — 오전 7시 30분, 차 안</w:t>
+      </w:r>
+    </w:p>
+    <w:p>
+      <w:pPr>
+        <w:pStyle w:val="FirstParagraph"/>
+      </w:pPr>
+      <w:r>
+        <w:t xml:space="preserve">소피아: 에이바, 이제 당신 거래처예요. 난 지켜보러 왔어요. 데릭은 추억에 잠기러 왔고.</w:t>
+      </w:r>
+    </w:p>
+    <w:p>
+      <w:pPr>
+        <w:pStyle w:val="BodyText"/>
+      </w:pPr>
+      <w:r>
+        <w:t xml:space="preserve">데릭: 수전이 부탁해서 온 거예요.</w:t>
+      </w:r>
+      <w:r>
+        <w:t xml:space="preserve"> </w:t>
+      </w:r>
+      <w:r>
+        <w:t xml:space="preserve">“</w:t>
+      </w:r>
+      <w:r>
+        <w:t xml:space="preserve">옛날 사람도 데려와</w:t>
+      </w:r>
+      <w:r>
+        <w:t xml:space="preserve">”</w:t>
+      </w:r>
+      <w:r>
+        <w:t xml:space="preserve">라고 했거든요.</w:t>
+      </w:r>
+    </w:p>
+    <w:p>
+      <w:pPr>
+        <w:pStyle w:val="BodyText"/>
+      </w:pPr>
+      <w:r>
+        <w:t xml:space="preserve">에이바: 연간 리뷰는 진행해 본 적이 없어요. 구조가 어떻게 돼요?</w:t>
+      </w:r>
+    </w:p>
+    <w:p>
+      <w:pPr>
+        <w:pStyle w:val="BodyText"/>
+      </w:pPr>
+      <w:r>
+        <w:t xml:space="preserve">소피아: 세 부분. 한 해를 돌아보기. 우리가 뭘 더 잘할 수 있는지 묻기. 그다음 내년 얘기.</w:t>
+      </w:r>
+    </w:p>
+    <w:p>
+      <w:pPr>
+        <w:pStyle w:val="BodyText"/>
+      </w:pPr>
+      <w:r>
+        <w:t xml:space="preserve">에이바: 그 순서로요?</w:t>
+      </w:r>
+    </w:p>
+    <w:p>
+      <w:pPr>
+        <w:pStyle w:val="BodyText"/>
+      </w:pPr>
+      <w:r>
+        <w:t xml:space="preserve">소피아: 항상 그 순서. 절대 계약으로 시작하지 마요. 그러면 회의 전체가 영업 전화처럼 느껴지거든요. 그쪽 결과로 시작해서 한 해가 그들에게 뭘 줬는지 보게 해요. 그걸 느끼고 나면 불만도 솔직하게 나오고, 계약은 훨씬 쉬워져요.</w:t>
+      </w:r>
+    </w:p>
+    <w:p>
+      <w:pPr>
+        <w:pStyle w:val="BodyText"/>
+      </w:pPr>
+      <w:r>
+        <w:t xml:space="preserve">데릭: 그리고 두 번째 부분에선 변명하지 마요. 그냥 적어요. 모든 불만은 선물이에요.</w:t>
+      </w:r>
+    </w:p>
+    <w:p>
+      <w:pPr>
+        <w:pStyle w:val="BodyText"/>
+      </w:pPr>
+      <w:r>
+        <w:t xml:space="preserve">에이바: 화난 불만도요?</w:t>
+      </w:r>
+    </w:p>
+    <w:p>
+      <w:pPr>
+        <w:pStyle w:val="BodyText"/>
+      </w:pPr>
+      <w:r>
+        <w:t xml:space="preserve">데릭: 특히 화난 거요. 조용한 고객은 어느 날 그냥 떠나고, 이유도 끝내 모르게 돼요. 화난 고객은 아직 노력하는 거예요. 뭐가 잘못됐는지 말해 줄 만큼 신경 쓰니까요. 수전 목소리가 커지면, 아직 이 관계가 잘되길 원한다는 뜻이에요.</w:t>
+      </w:r>
+    </w:p>
+    <w:p>
+      <w:pPr>
+        <w:pStyle w:val="BodyText"/>
+      </w:pPr>
+      <w:r>
+        <w:t xml:space="preserve">에이바: 그레이스가 덱을 만들었어요. 슬라이드 12장. 그쪽 숫자만.</w:t>
+      </w:r>
+    </w:p>
+    <w:p>
+      <w:pPr>
+        <w:pStyle w:val="BodyText"/>
+      </w:pPr>
+      <w:r>
+        <w:t xml:space="preserve">소피아: 좋아요. 그쪽 숫자. 우리 거 말고. 그 방에 또 누가 와요?</w:t>
+      </w:r>
+    </w:p>
+    <w:p>
+      <w:pPr>
+        <w:pStyle w:val="BodyText"/>
+      </w:pPr>
+      <w:r>
+        <w:t xml:space="preserve">에이바: 웨이드 선생님. 운영 매니저 제니 박. 그리고 파트너 의사 대니얼 리 선생님.</w:t>
+      </w:r>
+    </w:p>
+    <w:p>
+      <w:pPr>
+        <w:pStyle w:val="BodyText"/>
+      </w:pPr>
+      <w:r>
+        <w:t xml:space="preserve">데릭: 리 선생님. 가격 인상에 대해 불평했어요. 두 번. 이메일로.</w:t>
+      </w:r>
+    </w:p>
+    <w:p>
+      <w:pPr>
+        <w:pStyle w:val="BodyText"/>
+      </w:pPr>
+      <w:r>
+        <w:t xml:space="preserve">에이바: 두 이메일 다 읽었어요. 틀린 말은 아니에요. 30달러는 큰돈이죠.</w:t>
+      </w:r>
+    </w:p>
+    <w:p>
+      <w:pPr>
+        <w:pStyle w:val="BodyText"/>
+      </w:pPr>
+      <w:r>
+        <w:t xml:space="preserve">소피아: 그럼 논쟁하지 마요. 먼저 들어요. 가격은 세 번째 부분에서 얘기해요.</w:t>
+      </w:r>
+    </w:p>
     <w:bookmarkEnd w:id="32"/>
+    <w:bookmarkStart w:id="33" w:name="장면1-오전-9시-한-해-돌아보기-1"/>
+    <w:p>
+      <w:pPr>
+        <w:pStyle w:val="Heading3"/>
+      </w:pPr>
+      <w:r>
+        <w:t xml:space="preserve">장면1 — 오전 9시, 한 해 돌아보기</w:t>
+      </w:r>
+    </w:p>
+    <w:p>
+      <w:pPr>
+        <w:pStyle w:val="FirstParagraph"/>
+      </w:pPr>
+      <w:r>
+        <w:t xml:space="preserve">웨이드: 에이바. 소피아. 그리고 데릭, 나의 옛 화요일 친구. 커피 여기 있어요. 시작하죠.</w:t>
+      </w:r>
+    </w:p>
+    <w:p>
+      <w:pPr>
+        <w:pStyle w:val="BodyText"/>
+      </w:pPr>
+      <w:r>
+        <w:t xml:space="preserve">에이바: 감사합니다, 웨이드 선생님. 오늘은 세 부분이에요. 선생님의 한 해. 저희가 더 잘할 수 있는 것. 그리고 내년.</w:t>
+      </w:r>
+    </w:p>
+    <w:p>
+      <w:pPr>
+        <w:pStyle w:val="BodyText"/>
+      </w:pPr>
+      <w:r>
+        <w:t xml:space="preserve">리: 가격부터 시작할 수 있어요? 내가 신경 쓰는 건 그거예요.</w:t>
+      </w:r>
+    </w:p>
+    <w:p>
+      <w:pPr>
+        <w:pStyle w:val="BodyText"/>
+      </w:pPr>
+      <w:r>
+        <w:t xml:space="preserve">에이바: 이메일 읽었어요, 리 선생님. 둘 다. 거기까지 꼭 갈게요. 먼저 선생님들의 한 해를 보여 드려도 될까요?</w:t>
+      </w:r>
+    </w:p>
+    <w:p>
+      <w:pPr>
+        <w:pStyle w:val="BodyText"/>
+      </w:pPr>
+      <w:r>
+        <w:t xml:space="preserve">리: …좋아요. 10분.</w:t>
+      </w:r>
+    </w:p>
+    <w:p>
+      <w:pPr>
+        <w:pStyle w:val="BodyText"/>
+      </w:pPr>
+      <w:r>
+        <w:t xml:space="preserve">에이바: 슬라이드 1. 작년에 그룹에서 주사기 1,040개를 쓰셨어요. 의사 넷. 간호사 셋.</w:t>
+      </w:r>
+    </w:p>
+    <w:p>
+      <w:pPr>
+        <w:pStyle w:val="BodyText"/>
+      </w:pPr>
+      <w:r>
+        <w:t xml:space="preserve">제니: 생각보다 많네요. 그 전 해 루마덤 사용량이 약 900개였어요.</w:t>
+      </w:r>
+    </w:p>
+    <w:p>
+      <w:pPr>
+        <w:pStyle w:val="BodyText"/>
+      </w:pPr>
+      <w:r>
+        <w:t xml:space="preserve">에이바: 슬라이드 2. 교육. 시술자 일곱 명 전원 인증. 재시험 두 명. 둘 다 합격.</w:t>
+      </w:r>
+    </w:p>
+    <w:p>
+      <w:pPr>
+        <w:pStyle w:val="BodyText"/>
+      </w:pPr>
+      <w:r>
+        <w:t xml:space="preserve">웨이드: 재시험 한 명은 나였어요. 아무한테도 말하지 마요.</w:t>
+      </w:r>
+    </w:p>
+    <w:p>
+      <w:pPr>
+        <w:pStyle w:val="BodyText"/>
+      </w:pPr>
+      <w:r>
+        <w:t xml:space="preserve">데릭: 비밀은 지켜 드릴게요. 노아도 떨어졌어요.</w:t>
+      </w:r>
+    </w:p>
+    <w:p>
+      <w:pPr>
+        <w:pStyle w:val="BodyText"/>
+      </w:pPr>
+      <w:r>
+        <w:t xml:space="preserve">에이바: 슬라이드 3. 안전 사건. 올해 혈관 사건 두 건. 둘 다 선생님 병원에서 처리됐어요.</w:t>
+      </w:r>
+    </w:p>
+    <w:p>
+      <w:pPr>
+        <w:pStyle w:val="BodyText"/>
+      </w:pPr>
+      <w:r>
+        <w:t xml:space="preserve">웨이드: 둘 다 기억해요. 우리 간호사 타냐가 한 건. 얼어붙지 않았어요. 1초도.</w:t>
+      </w:r>
+    </w:p>
+    <w:p>
+      <w:pPr>
+        <w:pStyle w:val="BodyText"/>
+      </w:pPr>
+      <w:r>
+        <w:t xml:space="preserve">에이바: 첫 행동까지 평균 3초. 두 환자 모두 완전히 회복했어요.</w:t>
+      </w:r>
+    </w:p>
+    <w:p>
+      <w:pPr>
+        <w:pStyle w:val="BodyText"/>
+      </w:pPr>
+      <w:r>
+        <w:t xml:space="preserve">엘레나: 엘레나예요, 화상으로. 웨이드 선생님, 하나 분명히 말씀드리고 싶어요. 3초는 선생님 팀의 결과예요. 우리 제품의 결과가 아니라. 제품은 경고 신호에 반응할 수 없어요. 연습한 간호사는 할 수 있고, 타냐는 분명히 연습했던 거죠.</w:t>
+      </w:r>
+    </w:p>
+    <w:p>
+      <w:pPr>
+        <w:pStyle w:val="BodyText"/>
+      </w:pPr>
+      <w:r>
+        <w:t xml:space="preserve">웨이드: 교육이 도움이 됐어요. 카드도요. 간호사들 공은 내가 받을게요.</w:t>
+      </w:r>
+    </w:p>
+    <w:p>
+      <w:pPr>
+        <w:pStyle w:val="BodyText"/>
+      </w:pPr>
+      <w:r>
+        <w:t xml:space="preserve">에이바: 슬라이드 4. 리커버. 한 달에 약 90병. 대부분 프런트에서 팔려요.</w:t>
+      </w:r>
+    </w:p>
+    <w:p>
+      <w:pPr>
+        <w:pStyle w:val="BodyText"/>
+      </w:pPr>
+      <w:r>
+        <w:t xml:space="preserve">제니: 이제 환자들이 먼저 찾아요. 우리가 말하기도 전에.</w:t>
+      </w:r>
+    </w:p>
+    <w:p>
+      <w:pPr>
+        <w:pStyle w:val="BodyText"/>
+      </w:pPr>
+      <w:r>
+        <w:t xml:space="preserve">에이바: 슬라이드 5. 베이라 서클. 선생님 환자의 61%가 앱에 등록했어요.</w:t>
+      </w:r>
+    </w:p>
+    <w:p>
+      <w:pPr>
+        <w:pStyle w:val="BodyText"/>
+      </w:pPr>
+      <w:r>
+        <w:t xml:space="preserve">웨이드: 61%? 높네요. 왜죠?</w:t>
+      </w:r>
+    </w:p>
+    <w:p>
+      <w:pPr>
+        <w:pStyle w:val="BodyText"/>
+      </w:pPr>
+      <w:r>
+        <w:t xml:space="preserve">에이바: 간호사분들이 결제 때 QR 코드를 주면서 항상 한 문장을 덧붙여요.</w:t>
+      </w:r>
+      <w:r>
+        <w:t xml:space="preserve"> </w:t>
+      </w:r>
+      <w:r>
+        <w:t xml:space="preserve">“</w:t>
+      </w:r>
+      <w:r>
+        <w:t xml:space="preserve">뭔가 이상하면 이걸 열어 보세요.</w:t>
+      </w:r>
+      <w:r>
+        <w:t xml:space="preserve">”</w:t>
+      </w:r>
+      <w:r>
+        <w:t xml:space="preserve"> </w:t>
+      </w:r>
+      <w:r>
+        <w:t xml:space="preserve">그 한 문장이 앱을 마케팅이 아니라 안전 도구로 바꿔 줘서, 환자들이 실제로 휴대폰에 앱을 남겨 두는 거예요.</w:t>
+      </w:r>
+    </w:p>
+    <w:p>
+      <w:pPr>
+        <w:pStyle w:val="BodyText"/>
+      </w:pPr>
+      <w:r>
+        <w:t xml:space="preserve">소피아: 다른 병원은 평균 35%예요. 선생님 간호사들이 차이를 만드는 거예요.</w:t>
+      </w:r>
+    </w:p>
+    <w:p>
+      <w:pPr>
+        <w:pStyle w:val="BodyText"/>
+      </w:pPr>
+      <w:r>
+        <w:t xml:space="preserve">리: 좋아요. 좋은 숫자네요. 이제 가격 얘기해도 돼요?</w:t>
+      </w:r>
+    </w:p>
+    <w:p>
+      <w:pPr>
+        <w:pStyle w:val="BodyText"/>
+      </w:pPr>
+      <w:r>
+        <w:t xml:space="preserve">에이바: 슬라이드 하나만 더요, 리 선생님. 선생님에 관한 거예요.</w:t>
+      </w:r>
+    </w:p>
+    <w:p>
+      <w:pPr>
+        <w:pStyle w:val="BodyText"/>
+      </w:pPr>
+      <w:r>
+        <w:t xml:space="preserve">리: 나에 관한 거라고요?</w:t>
+      </w:r>
+    </w:p>
+    <w:p>
+      <w:pPr>
+        <w:pStyle w:val="BodyText"/>
+      </w:pPr>
+      <w:r>
+        <w:t xml:space="preserve">에이바: 선생님의 환자 만족도 점수예요, 앱에서 나온. 그룹에서 가장 높아요. 94%. 환자들이 거기서 경험을 평가하는데, 선생님 점수가 꾸준히 최고예요. 다른 얘기를 하기 전에 이걸 보셔야 한다고 생각했어요.</w:t>
+      </w:r>
+    </w:p>
+    <w:p>
+      <w:pPr>
+        <w:pStyle w:val="BodyText"/>
+      </w:pPr>
+      <w:r>
+        <w:t xml:space="preserve">리: …몰랐네요.</w:t>
+      </w:r>
+    </w:p>
+    <w:p>
+      <w:pPr>
+        <w:pStyle w:val="BodyText"/>
+      </w:pPr>
+      <w:r>
+        <w:t xml:space="preserve">웨이드: 대니얼. 그룹에서 최고인데 나한테 말 안 했어요?</w:t>
+      </w:r>
+    </w:p>
+    <w:p>
+      <w:pPr>
+        <w:pStyle w:val="BodyText"/>
+      </w:pPr>
+      <w:r>
+        <w:t xml:space="preserve">리: 나도 몰랐어요. 아무도 그걸 측정하지 않으니까.</w:t>
+      </w:r>
+    </w:p>
+    <w:p>
+      <w:pPr>
+        <w:pStyle w:val="BodyText"/>
+      </w:pPr>
+      <w:r>
+        <w:t xml:space="preserve">에이바: 이제 누군가는 해요. 그리고 그건 선생님 거예요. 우리 게 아니라.</w:t>
+      </w:r>
+    </w:p>
+    <w:p>
+      <w:pPr>
+        <w:pStyle w:val="BodyText"/>
+      </w:pPr>
+      <w:r>
+        <w:t xml:space="preserve">데릭: 에이바. 아주 좋았어요.</w:t>
+      </w:r>
+    </w:p>
+    <w:p>
+      <w:pPr>
+        <w:pStyle w:val="BodyText"/>
+      </w:pPr>
+      <w:r>
+        <w:t xml:space="preserve">웨이드: 좋아요, 좋은 한 해였어요. 인정해요. 이제 두 번째? 당신들이 뭘 더 잘할 수 있냐고요?</w:t>
+      </w:r>
+    </w:p>
+    <w:p>
+      <w:pPr>
+        <w:pStyle w:val="BodyText"/>
+      </w:pPr>
+      <w:r>
+        <w:t xml:space="preserve">에이바: 네. 그리고 전 적기만 할게요. 변명하지 않고요. 솔직하게 말씀해 주세요.</w:t>
+      </w:r>
+    </w:p>
+    <w:p>
+      <w:pPr>
+        <w:pStyle w:val="BodyText"/>
+      </w:pPr>
+      <w:r>
+        <w:t xml:space="preserve">제니: 당신이 요청한 거예요.</w:t>
+      </w:r>
+    </w:p>
+    <w:p>
+      <w:pPr>
+        <w:pStyle w:val="BodyText"/>
+      </w:pPr>
+      <w:r>
+        <w:t xml:space="preserve">에이바: 그랬죠. 모든 불만은 선물이에요. 데릭이 가르쳐 줬어요.</w:t>
+      </w:r>
+    </w:p>
+    <w:p>
+      <w:pPr>
+        <w:pStyle w:val="BodyText"/>
+      </w:pPr>
+      <w:r>
+        <w:t xml:space="preserve">제니: 그럼 리 선생님이 큰 선물을 갖고 있어요.</w:t>
+      </w:r>
+    </w:p>
+    <w:bookmarkEnd w:id="33"/>
+    <w:bookmarkStart w:id="34" w:name="장면2-무엇을-더-잘할-수-있나-1"/>
+    <w:p>
+      <w:pPr>
+        <w:pStyle w:val="Heading3"/>
+      </w:pPr>
+      <w:r>
+        <w:t xml:space="preserve">장면2 — 무엇을 더 잘할 수 있나</w:t>
+      </w:r>
+    </w:p>
+    <w:p>
+      <w:pPr>
+        <w:pStyle w:val="FirstParagraph"/>
+      </w:pPr>
+      <w:r>
+        <w:t xml:space="preserve">리: 하나. 가격이 395에서 425로 올랐어요. 하룻밤 사이에. 파트너들이 알아챘죠.</w:t>
+      </w:r>
+    </w:p>
+    <w:p>
+      <w:pPr>
+        <w:pStyle w:val="BodyText"/>
+      </w:pPr>
+      <w:r>
+        <w:t xml:space="preserve">에이바: 적고 있어요. 시점이 놀라웠어요? 아니면 금액이?</w:t>
+      </w:r>
+    </w:p>
+    <w:p>
+      <w:pPr>
+        <w:pStyle w:val="BodyText"/>
+      </w:pPr>
+      <w:r>
+        <w:t xml:space="preserve">리: 금액이요. 첫날</w:t>
+      </w:r>
+      <w:r>
+        <w:t xml:space="preserve"> </w:t>
+      </w:r>
+      <w:r>
+        <w:t xml:space="preserve">“</w:t>
+      </w:r>
+      <w:r>
+        <w:t xml:space="preserve">출시가</w:t>
+      </w:r>
+      <w:r>
+        <w:t xml:space="preserve">”</w:t>
+      </w:r>
+      <w:r>
+        <w:t xml:space="preserve">라고 했죠. 좋아요, 가격이 오른다는 건 이해했어요. 하지만 30달러면 8%예요, 연간 주사기 천 개에 대해서. 파트너들이 플렉스가 더 싼데 왜 우리가 더 내느냐고 물었고, 난 좋은 답이 없었어요.</w:t>
+      </w:r>
+    </w:p>
+    <w:p>
+      <w:pPr>
+        <w:pStyle w:val="BodyText"/>
+      </w:pPr>
+      <w:r>
+        <w:t xml:space="preserve">에이바: 감사해요. 둘째는요?</w:t>
+      </w:r>
+    </w:p>
+    <w:p>
+      <w:pPr>
+        <w:pStyle w:val="BodyText"/>
+      </w:pPr>
+      <w:r>
+        <w:t xml:space="preserve">제니: 일련번호 스캔. 직원들이 주사기마다 두 번 스캔해요. 들어올 때 한 번, 쓸 때 한 번. 별것 아닌 것 같지만, 쌓이면 주당 한 시간쯤 돼요.</w:t>
+      </w:r>
+    </w:p>
+    <w:p>
+      <w:pPr>
+        <w:pStyle w:val="BodyText"/>
+      </w:pPr>
+      <w:r>
+        <w:t xml:space="preserve">에이바: 주당 한 시간. 병원 전체에서요?</w:t>
+      </w:r>
+    </w:p>
+    <w:p>
+      <w:pPr>
+        <w:pStyle w:val="BodyText"/>
+      </w:pPr>
+      <w:r>
+        <w:t xml:space="preserve">제니: 프런트에서요. 가장 바쁜 시간에. 다들 싫어해요.</w:t>
+      </w:r>
+    </w:p>
+    <w:p>
+      <w:pPr>
+        <w:pStyle w:val="BodyText"/>
+      </w:pPr>
+      <w:r>
+        <w:t xml:space="preserve">에이바: 적고 있어요. 셋째는요?</w:t>
+      </w:r>
+    </w:p>
+    <w:p>
+      <w:pPr>
+        <w:pStyle w:val="BodyText"/>
+      </w:pPr>
+      <w:r>
+        <w:t xml:space="preserve">웨이드: 데릭이 떠났어요. 이유는 알아요. 하지만 아무도 나한테 묻지 않았어요. 어느 날 그냥 당신이 대신 나타났죠.</w:t>
+      </w:r>
+    </w:p>
+    <w:p>
+      <w:pPr>
+        <w:pStyle w:val="BodyText"/>
+      </w:pPr>
+      <w:r>
+        <w:t xml:space="preserve">데릭: 수전, 에이바를 직접 소개했잖아요.</w:t>
+      </w:r>
+    </w:p>
+    <w:p>
+      <w:pPr>
+        <w:pStyle w:val="BodyText"/>
+      </w:pPr>
+      <w:r>
+        <w:t xml:space="preserve">웨이드: 그랬죠. 그리고 그녀는 좋아요. 에이바한테는 불만 없어요. 하지만 관계 변화는 통보가 아니라 논의돼야 해요. 난 몇 년 동안 매주 화요일 데릭과 일했어요. 바뀌기 전에 전화 한 통은 받고 싶었어요. 문 앞에 새 얼굴이 나타나는 게 아니라.</w:t>
+      </w:r>
+    </w:p>
+    <w:p>
+      <w:pPr>
+        <w:pStyle w:val="BodyText"/>
+      </w:pPr>
+      <w:r>
+        <w:t xml:space="preserve">소피아: 공정한 말씀이에요. 그건 제 결정이었어요. 먼저 전화드렸어야 했어요. 죄송해요.</w:t>
+      </w:r>
+    </w:p>
+    <w:p>
+      <w:pPr>
+        <w:pStyle w:val="BodyText"/>
+      </w:pPr>
+      <w:r>
+        <w:t xml:space="preserve">웨이드: 고마워요, 소피아. 그게 내가 듣고 싶었던 전부예요.</w:t>
+      </w:r>
+    </w:p>
+    <w:p>
+      <w:pPr>
+        <w:pStyle w:val="BodyText"/>
+      </w:pPr>
+      <w:r>
+        <w:t xml:space="preserve">에이바: 그리고 넷째는요?</w:t>
+      </w:r>
+    </w:p>
+    <w:p>
+      <w:pPr>
+        <w:pStyle w:val="BodyText"/>
+      </w:pPr>
+      <w:r>
+        <w:t xml:space="preserve">리: 할번 영업 사원은 매주 화요일 직원 전체에게 점심을 사 와요. 당신은… 품질 차트를 가져오고.</w:t>
+      </w:r>
+    </w:p>
+    <w:p>
+      <w:pPr>
+        <w:pStyle w:val="BodyText"/>
+      </w:pPr>
+      <w:r>
+        <w:t xml:space="preserve">에이바: 적고 있어요. 점심이 직원들한테 중요해요?</w:t>
+      </w:r>
+    </w:p>
+    <w:p>
+      <w:pPr>
+        <w:pStyle w:val="BodyText"/>
+      </w:pPr>
+      <w:r>
+        <w:t xml:space="preserve">제니: 솔직히요? 네. 음식이 아니라. 관심이요. 누군가 그들을 기억해 주는 거.</w:t>
+      </w:r>
+    </w:p>
+    <w:p>
+      <w:pPr>
+        <w:pStyle w:val="BodyText"/>
+      </w:pPr>
+      <w:r>
+        <w:t xml:space="preserve">에이바: 선물 네 개. 가격. 스캔. 인수인계. 그리고 직원들에 대한 관심. 빠진 거 있어요?</w:t>
+      </w:r>
+    </w:p>
+    <w:p>
+      <w:pPr>
+        <w:pStyle w:val="BodyText"/>
+      </w:pPr>
+      <w:r>
+        <w:t xml:space="preserve">웨이드: 아니요. 그게 다예요. 한 번도 변명 안 했어요. 알아챘어요.</w:t>
+      </w:r>
+    </w:p>
+    <w:p>
+      <w:pPr>
+        <w:pStyle w:val="BodyText"/>
+      </w:pPr>
+      <w:r>
+        <w:t xml:space="preserve">에이바: 이제 답해도 될까요? 짧게?</w:t>
+      </w:r>
+    </w:p>
+    <w:p>
+      <w:pPr>
+        <w:pStyle w:val="BodyText"/>
+      </w:pPr>
+      <w:r>
+        <w:t xml:space="preserve">웨이드: 하세요.</w:t>
+      </w:r>
+    </w:p>
+    <w:p>
+      <w:pPr>
+        <w:pStyle w:val="BodyText"/>
+      </w:pPr>
+      <w:r>
+        <w:t xml:space="preserve">에이바: 스캔. 저희 앱에 새 업데이트가 있어요. 상자 전체를 한 번만 스캔. 주사기마다 말고. 5초.</w:t>
+      </w:r>
+    </w:p>
+    <w:p>
+      <w:pPr>
+        <w:pStyle w:val="BodyText"/>
+      </w:pPr>
+      <w:r>
+        <w:t xml:space="preserve">제니: 언제부터요?</w:t>
+      </w:r>
+    </w:p>
+    <w:p>
+      <w:pPr>
+        <w:pStyle w:val="BodyText"/>
+      </w:pPr>
+      <w:r>
+        <w:t xml:space="preserve">에이바: 니나가 글로우한테 같은 불만을 들은 뒤부터요. 지난달. 금요일에 직원분들께 설치해 드릴게요.</w:t>
+      </w:r>
+    </w:p>
+    <w:p>
+      <w:pPr>
+        <w:pStyle w:val="BodyText"/>
+      </w:pPr>
+      <w:r>
+        <w:t xml:space="preserve">제니: 그럼 한 시간 아끼네요. 고마워요.</w:t>
+      </w:r>
+    </w:p>
+    <w:p>
+      <w:pPr>
+        <w:pStyle w:val="BodyText"/>
+      </w:pPr>
+      <w:r>
+        <w:t xml:space="preserve">에이바: 인수인계. 앞으로 데릭과 제가 함께 방문할게요. 분기마다 한 번. 관계는 사라지면 안 되니까요.</w:t>
+      </w:r>
+    </w:p>
+    <w:p>
+      <w:pPr>
+        <w:pStyle w:val="BodyText"/>
+      </w:pPr>
+      <w:r>
+        <w:t xml:space="preserve">데릭: 그게 좋겠어요. 화요일이 그리워요.</w:t>
+      </w:r>
+    </w:p>
+    <w:p>
+      <w:pPr>
+        <w:pStyle w:val="BodyText"/>
+      </w:pPr>
+      <w:r>
+        <w:t xml:space="preserve">에이바: 그리고 직원분들. 저희는 점심은 안 해요. 대신 다른 걸 해요. 분기마다 한 번.</w:t>
+      </w:r>
+    </w:p>
+    <w:p>
+      <w:pPr>
+        <w:pStyle w:val="BodyText"/>
+      </w:pPr>
+      <w:r>
+        <w:t xml:space="preserve">제니: 뭔데요?</w:t>
+      </w:r>
+    </w:p>
+    <w:p>
+      <w:pPr>
+        <w:pStyle w:val="BodyText"/>
+      </w:pPr>
+      <w:r>
+        <w:t xml:space="preserve">에이바: 프런트 직원들을 위한 30분 세션이요, 분기마다 한 번. 환자들이 실제로 묻는 질문, 붓기, 시술 후 관리, 앱에 대해 답하는 법을 알려 드릴게요. 그분들이 전문가가 되고, 환자들도 그걸 알아봐요. 관심이기도 하지만, 실제로 쓸모도 있죠.</w:t>
+      </w:r>
+    </w:p>
+    <w:bookmarkEnd w:id="34"/>
+    <w:bookmarkStart w:id="35" w:name="절정전환-내년-계약-1"/>
+    <w:p>
+      <w:pPr>
+        <w:pStyle w:val="Heading3"/>
+      </w:pPr>
+      <w:r>
+        <w:t xml:space="preserve">절정·전환 — 내년 계약</w:t>
+      </w:r>
+    </w:p>
+    <w:p>
+      <w:pPr>
+        <w:pStyle w:val="FirstParagraph"/>
+      </w:pPr>
+      <w:r>
+        <w:t xml:space="preserve">리: 그럼 가격은요? 제일 어려운 걸 마지막으로 남겼네요.</w:t>
+      </w:r>
+    </w:p>
+    <w:p>
+      <w:pPr>
+        <w:pStyle w:val="BodyText"/>
+      </w:pPr>
+      <w:r>
+        <w:t xml:space="preserve">소피아: 그랬죠. 한 해 전체를 먼저 보셨으면 해서요.</w:t>
+      </w:r>
+    </w:p>
+    <w:p>
+      <w:pPr>
+        <w:pStyle w:val="BodyText"/>
+      </w:pPr>
+      <w:r>
+        <w:t xml:space="preserve">리: 봤어요. 이제. 375를 원해요.</w:t>
+      </w:r>
+    </w:p>
+    <w:p>
+      <w:pPr>
+        <w:pStyle w:val="BodyText"/>
+      </w:pPr>
+      <w:r>
+        <w:t xml:space="preserve">에이바: 서면 볼륨 등급이 있어요. 모든 고객에게 동일해요. 보여 드려도 될까요?</w:t>
+      </w:r>
+    </w:p>
+    <w:p>
+      <w:pPr>
+        <w:pStyle w:val="BodyText"/>
+      </w:pPr>
+      <w:r>
+        <w:t xml:space="preserve">소피아: 연 1,200개 미만, 425. 1,200에서 2,000, 395. 2,000 초과, 375.</w:t>
+      </w:r>
+    </w:p>
+    <w:p>
+      <w:pPr>
+        <w:pStyle w:val="BodyText"/>
+      </w:pPr>
+      <w:r>
+        <w:t xml:space="preserve">리: 우린 1,040개를 썼어요. 그럼 425를 내는 거네요.</w:t>
+      </w:r>
+    </w:p>
+    <w:p>
+      <w:pPr>
+        <w:pStyle w:val="BodyText"/>
+      </w:pPr>
+      <w:r>
+        <w:t xml:space="preserve">에이바: 내년에 1,500개를 약정하시면 등급 2예요. 395.</w:t>
+      </w:r>
+    </w:p>
+    <w:p>
+      <w:pPr>
+        <w:pStyle w:val="BodyText"/>
+      </w:pPr>
+      <w:r>
+        <w:t xml:space="preserve">제니: 1,500개는 현실적이에요. 9월에 다섯 번째 의사가 와요.</w:t>
+      </w:r>
+    </w:p>
+    <w:p>
+      <w:pPr>
+        <w:pStyle w:val="BodyText"/>
+      </w:pPr>
+      <w:r>
+        <w:t xml:space="preserve">리: 그럼 375는요? 2,000개면?</w:t>
+      </w:r>
+    </w:p>
+    <w:p>
+      <w:pPr>
+        <w:pStyle w:val="BodyText"/>
+      </w:pPr>
+      <w:r>
+        <w:t xml:space="preserve">소피아: 네. 하지만 정말 2,000개를 쓸 때만요. 돈 아끼려고 주사기를 사시는 건 원치 않아요.</w:t>
+      </w:r>
+    </w:p>
+    <w:p>
+      <w:pPr>
+        <w:pStyle w:val="BodyText"/>
+      </w:pPr>
+      <w:r>
+        <w:t xml:space="preserve">리: …덜 사라고 말하는 거예요?</w:t>
+      </w:r>
+    </w:p>
+    <w:p>
+      <w:pPr>
+        <w:pStyle w:val="BodyText"/>
+      </w:pPr>
+      <w:r>
+        <w:t xml:space="preserve">소피아: 환자에게 필요한 것보다 많이 사지 마시라는 거예요. 병원이 더 좋은 가격을 받으려고 과다 구매하면, 상자들이 선반에 쌓이고, 사람들이 세는 걸 멈추고, 제품은 유통기한이 지나거나 사라져요. 결국 그렇게 끝나요. 유통기한 만료로. 아니면 더 나쁘게.</w:t>
+      </w:r>
+    </w:p>
+    <w:p>
+      <w:pPr>
+        <w:pStyle w:val="BodyText"/>
+      </w:pPr>
+      <w:r>
+        <w:t xml:space="preserve">웨이드:</w:t>
+      </w:r>
+      <w:r>
+        <w:t xml:space="preserve"> </w:t>
+      </w:r>
+      <w:r>
+        <w:t xml:space="preserve">“</w:t>
+      </w:r>
+      <w:r>
+        <w:t xml:space="preserve">아니면 더 나쁘게.</w:t>
+      </w:r>
+      <w:r>
+        <w:t xml:space="preserve">”</w:t>
+      </w:r>
+      <w:r>
+        <w:t xml:space="preserve"> </w:t>
+      </w:r>
+      <w:r>
+        <w:t xml:space="preserve">휴스턴.</w:t>
+      </w:r>
+    </w:p>
+    <w:p>
+      <w:pPr>
+        <w:pStyle w:val="BodyText"/>
+      </w:pPr>
+      <w:r>
+        <w:t xml:space="preserve">소피아: 휴스턴.</w:t>
+      </w:r>
+    </w:p>
+    <w:p>
+      <w:pPr>
+        <w:pStyle w:val="BodyText"/>
+      </w:pPr>
+      <w:r>
+        <w:t xml:space="preserve">리: 1,500개. 395. 2년. 그건 받아들일 수 있어요.</w:t>
+      </w:r>
+    </w:p>
+    <w:p>
+      <w:pPr>
+        <w:pStyle w:val="BodyText"/>
+      </w:pPr>
+      <w:r>
+        <w:t xml:space="preserve">웨이드: 하나 더. 돈 말고. 우리 그룹을 위해 원하는 게 있어요.</w:t>
+      </w:r>
+    </w:p>
+    <w:p>
+      <w:pPr>
+        <w:pStyle w:val="BodyText"/>
+      </w:pPr>
+      <w:r>
+        <w:t xml:space="preserve">에이바: 말씀하세요.</w:t>
+      </w:r>
+    </w:p>
+    <w:p>
+      <w:pPr>
+        <w:pStyle w:val="BodyText"/>
+      </w:pPr>
+      <w:r>
+        <w:t xml:space="preserve">웨이드: 댈러스 교수진 리드가 되고 싶어요. 새 의사들을 여기, 우리 센터에서, 우리 간호사들이 지켜보는 가운데 교육하고요. 이 도시에서 더 많은 병원이 당신들 제품을 쓸 거라면, 실제 사건을 다뤄 본 사람들한테 배우는 게 낫잖아요.</w:t>
+      </w:r>
+    </w:p>
+    <w:p>
+      <w:pPr>
+        <w:pStyle w:val="BodyText"/>
+      </w:pPr>
+      <w:r>
+        <w:t xml:space="preserve">엘레나: 웨이드 선생님, 엘레나예요. 좋아요. 그리고 대신 하나 부탁해도 될까요?</w:t>
+      </w:r>
+    </w:p>
+    <w:p>
+      <w:pPr>
+        <w:pStyle w:val="BodyText"/>
+      </w:pPr>
+      <w:r>
+        <w:t xml:space="preserve">웨이드: 하세요.</w:t>
+      </w:r>
+    </w:p>
+    <w:p>
+      <w:pPr>
+        <w:pStyle w:val="BodyText"/>
+      </w:pPr>
+      <w:r>
+        <w:t xml:space="preserve">엘레나: 실제 혈관 사건 레지스트리를 시작해요. 모든 사례, 모든 결과, 익명으로. 지금은 이 분야에서 이런 사건이 얼마나 자주 일어나는지, 뭐가 가장 효과적인지 아무도 제대로 몰라요. 병원들이 공유하지 않으니까요. 선생님 그룹이 첫 번째였으면 해요.</w:t>
+      </w:r>
+    </w:p>
+    <w:p>
+      <w:pPr>
+        <w:pStyle w:val="BodyText"/>
+      </w:pPr>
+      <w:r>
+        <w:t xml:space="preserve">웨이드: 레지스트리요? 잘못된 사례도 포함해서?</w:t>
+      </w:r>
+    </w:p>
+    <w:p>
+      <w:pPr>
+        <w:pStyle w:val="BodyText"/>
+      </w:pPr>
+      <w:r>
+        <w:t xml:space="preserve">엘레나: 특히 그런 거요. 그래야 배우니까요. 그리고 아직 주장할 수 없는 걸 증명할 수 있는 길이기도 하고요.</w:t>
+      </w:r>
+    </w:p>
+    <w:p>
+      <w:pPr>
+        <w:pStyle w:val="BodyText"/>
+      </w:pPr>
+      <w:r>
+        <w:t xml:space="preserve">웨이드: 그럼 좋아요. 타냐가 좋아할 거예요. 이미 모든 걸 기록해 두거든요.</w:t>
+      </w:r>
+    </w:p>
+    <w:p>
+      <w:pPr>
+        <w:pStyle w:val="BodyText"/>
+      </w:pPr>
+      <w:r>
+        <w:t xml:space="preserve">소피아: 그럼 원칙 합의네요. 에이바가 오늘 서류를 보낼 거예요.</w:t>
+      </w:r>
+    </w:p>
+    <w:bookmarkEnd w:id="35"/>
+    <w:bookmarkStart w:id="36" w:name="마무리-오전-11시-30분-주차장-1"/>
+    <w:p>
+      <w:pPr>
+        <w:pStyle w:val="Heading3"/>
+      </w:pPr>
+      <w:r>
+        <w:t xml:space="preserve">마무리 — 오전 11시 30분, 주차장</w:t>
+      </w:r>
+    </w:p>
+    <w:p>
+      <w:pPr>
+        <w:pStyle w:val="FirstParagraph"/>
+      </w:pPr>
+      <w:r>
+        <w:t xml:space="preserve">웨이드: 에이바. 1분만? 둘이서?</w:t>
+      </w:r>
+    </w:p>
+    <w:p>
+      <w:pPr>
+        <w:pStyle w:val="BodyText"/>
+      </w:pPr>
+      <w:r>
+        <w:t xml:space="preserve">에이바: 물론이죠.</w:t>
+      </w:r>
+    </w:p>
+    <w:p>
+      <w:pPr>
+        <w:pStyle w:val="BodyText"/>
+      </w:pPr>
+      <w:r>
+        <w:t xml:space="preserve">웨이드: 당신 잘해요. 듣는 건 데릭보다 나아요. 내가 그랬다고 말하지 마요.</w:t>
+      </w:r>
+    </w:p>
+    <w:p>
+      <w:pPr>
+        <w:pStyle w:val="BodyText"/>
+      </w:pPr>
+      <w:r>
+        <w:t xml:space="preserve">에이바: …고마워요. 너무 긴장했어요.</w:t>
+      </w:r>
+    </w:p>
+    <w:p>
+      <w:pPr>
+        <w:pStyle w:val="BodyText"/>
+      </w:pPr>
+      <w:r>
+        <w:t xml:space="preserve">웨이드: 티 안 났어요. 펜만 빼고. 마흔 번은 딸깍거렸어요.</w:t>
+      </w:r>
+    </w:p>
+    <w:p>
+      <w:pPr>
+        <w:pStyle w:val="BodyText"/>
+      </w:pPr>
+      <w:r>
+        <w:t xml:space="preserve">데릭: 뭐래요?</w:t>
+      </w:r>
+    </w:p>
+    <w:p>
+      <w:pPr>
+        <w:pStyle w:val="BodyText"/>
+      </w:pPr>
+      <w:r>
+        <w:t xml:space="preserve">에이바: 펜을 너무 많이 딸깍거린대요.</w:t>
+      </w:r>
+    </w:p>
+    <w:p>
+      <w:pPr>
+        <w:pStyle w:val="BodyText"/>
+      </w:pPr>
+      <w:r>
+        <w:t xml:space="preserve">데릭: 나한테도 그랬어요. 15년 전에.</w:t>
+      </w:r>
+    </w:p>
+    <w:p>
+      <w:pPr>
+        <w:pStyle w:val="BodyText"/>
+      </w:pPr>
+      <w:r>
+        <w:t xml:space="preserve">소피아: 에이바, 교과서적인 연간 리뷰였어요. 결과, 선물, 합의. 그 순서로.</w:t>
+      </w:r>
+    </w:p>
+    <w:p>
+      <w:pPr>
+        <w:pStyle w:val="BodyText"/>
+      </w:pPr>
+      <w:r>
+        <w:t xml:space="preserve">에이바: 최고의 순간은 리 선생님 만족도 점수였어요. 너무 놀라시더라고요.</w:t>
+      </w:r>
+    </w:p>
+    <w:p>
+      <w:pPr>
+        <w:pStyle w:val="BodyText"/>
+      </w:pPr>
+      <w:r>
+        <w:t xml:space="preserve">소피아: 사람들은 자기 좋은 숫자를 거의 못 봐요. 아무도 측정하지 않거나 굳이 말해 주지 않으니까요. 그걸 먼저 보여 주면 긴장이 풀리고, 당신이 관심을 기울이고 있다고 믿게 돼요. 그다음엔 나머지 전부를 들어요. 가격까지도.</w:t>
+      </w:r>
+    </w:p>
+    <w:p>
+      <w:pPr>
+        <w:pStyle w:val="BodyText"/>
+      </w:pPr>
+      <w:r>
+        <w:t xml:space="preserve">데릭: 노아가 문자했어요.</w:t>
+      </w:r>
+      <w:r>
+        <w:t xml:space="preserve"> </w:t>
+      </w:r>
+      <w:r>
+        <w:t xml:space="preserve">“</w:t>
+      </w:r>
+      <w:r>
+        <w:t xml:space="preserve">댈러스 어땠어요?</w:t>
+      </w:r>
+      <w:r>
+        <w:t xml:space="preserve">”</w:t>
+      </w:r>
+    </w:p>
+    <w:p>
+      <w:pPr>
+        <w:pStyle w:val="BodyText"/>
+      </w:pPr>
+      <w:r>
+        <w:t xml:space="preserve">소피아: 1,500개, 2년, 레지스트리, 교수진 리드라고 전해요. 그리고 점심은 없다고.</w:t>
+      </w:r>
+    </w:p>
+    <w:p>
+      <w:pPr>
+        <w:pStyle w:val="BodyText"/>
+      </w:pPr>
+      <w:r>
+        <w:t xml:space="preserve">데릭:</w:t>
+      </w:r>
+      <w:r>
+        <w:t xml:space="preserve"> </w:t>
+      </w:r>
+      <w:r>
+        <w:t xml:space="preserve">“</w:t>
+      </w:r>
+      <w:r>
+        <w:t xml:space="preserve">좋아요. 다음 주 목요일 이사회. 잉그리드 첫 회의. 숫자 가져와요.</w:t>
+      </w:r>
+      <w:r>
+        <w:t xml:space="preserve">”</w:t>
+      </w:r>
+      <w:r>
+        <w:t xml:space="preserve">래요.</w:t>
+      </w:r>
+    </w:p>
+    <w:p>
+      <w:pPr>
+        <w:pStyle w:val="BodyText"/>
+      </w:pPr>
+      <w:r>
+        <w:t xml:space="preserve">소피아: 잉그리드는 모든 걸 두 번 읽어요. 그럼 우린 한 번에 정확하게 써야겠네요.</w:t>
+      </w:r>
+    </w:p>
+    <w:bookmarkEnd w:id="36"/>
+    <w:bookmarkEnd w:id="37"/>
+    <w:bookmarkEnd w:id="38"/>
     <w:sectPr/>
   </w:body>
 </w:document>
@@ -3776,583 +3723,8 @@
       </w:pPr>
     </w:lvl>
   </w:abstractNum>
-  <w:abstractNum w:abstractNumId="99411">
-    <w:nsid w:val="A99411"/>
-    <w:multiLevelType w:val="multilevel"/>
-    <w:lvl w:ilvl="0">
-      <w:start w:val="1"/>
-      <w:numFmt w:val="decimal"/>
-      <w:lvlText w:val="%1."/>
-      <w:lvlJc w:val="left"/>
-      <w:pPr>
-        <w:ind w:left="720" w:hanging="480"/>
-      </w:pPr>
-    </w:lvl>
-    <w:lvl w:ilvl="1">
-      <w:start w:val="1"/>
-      <w:numFmt w:val="decimal"/>
-      <w:lvlText w:val="%2."/>
-      <w:lvlJc w:val="left"/>
-      <w:pPr>
-        <w:ind w:left="1440" w:hanging="480"/>
-      </w:pPr>
-    </w:lvl>
-    <w:lvl w:ilvl="2">
-      <w:start w:val="1"/>
-      <w:numFmt w:val="decimal"/>
-      <w:lvlText w:val="%3."/>
-      <w:lvlJc w:val="left"/>
-      <w:pPr>
-        <w:ind w:left="2160" w:hanging="480"/>
-      </w:pPr>
-    </w:lvl>
-    <w:lvl w:ilvl="3">
-      <w:start w:val="1"/>
-      <w:numFmt w:val="decimal"/>
-      <w:lvlText w:val="%4."/>
-      <w:lvlJc w:val="left"/>
-      <w:pPr>
-        <w:ind w:left="2880" w:hanging="480"/>
-      </w:pPr>
-    </w:lvl>
-    <w:lvl w:ilvl="4">
-      <w:start w:val="1"/>
-      <w:numFmt w:val="decimal"/>
-      <w:lvlText w:val="%5."/>
-      <w:lvlJc w:val="left"/>
-      <w:pPr>
-        <w:ind w:left="3600" w:hanging="480"/>
-      </w:pPr>
-    </w:lvl>
-    <w:lvl w:ilvl="5">
-      <w:start w:val="1"/>
-      <w:numFmt w:val="decimal"/>
-      <w:lvlText w:val="%6."/>
-      <w:lvlJc w:val="left"/>
-      <w:pPr>
-        <w:ind w:left="4320" w:hanging="480"/>
-      </w:pPr>
-    </w:lvl>
-    <w:lvl w:ilvl="6">
-      <w:start w:val="1"/>
-      <w:numFmt w:val="decimal"/>
-      <w:lvlText w:val="%7."/>
-      <w:lvlJc w:val="left"/>
-      <w:pPr>
-        <w:ind w:left="5040" w:hanging="480"/>
-      </w:pPr>
-    </w:lvl>
-    <w:lvl w:ilvl="7">
-      <w:start w:val="1"/>
-      <w:numFmt w:val="decimal"/>
-      <w:lvlText w:val="%8."/>
-      <w:lvlJc w:val="left"/>
-      <w:pPr>
-        <w:ind w:left="5760" w:hanging="480"/>
-      </w:pPr>
-    </w:lvl>
-    <w:lvl w:ilvl="8">
-      <w:start w:val="1"/>
-      <w:numFmt w:val="decimal"/>
-      <w:lvlText w:val="%9."/>
-      <w:lvlJc w:val="left"/>
-      <w:pPr>
-        <w:ind w:left="6480" w:hanging="480"/>
-      </w:pPr>
-    </w:lvl>
-  </w:abstractNum>
-  <w:abstractNum w:abstractNumId="994116">
-    <w:nsid w:val="A994116"/>
-    <w:multiLevelType w:val="multilevel"/>
-    <w:lvl w:ilvl="0">
-      <w:start w:val="16"/>
-      <w:numFmt w:val="decimal"/>
-      <w:lvlText w:val="%1."/>
-      <w:lvlJc w:val="left"/>
-      <w:pPr>
-        <w:ind w:left="720" w:hanging="480"/>
-      </w:pPr>
-    </w:lvl>
-    <w:lvl w:ilvl="1">
-      <w:start w:val="16"/>
-      <w:numFmt w:val="decimal"/>
-      <w:lvlText w:val="%2."/>
-      <w:lvlJc w:val="left"/>
-      <w:pPr>
-        <w:ind w:left="1440" w:hanging="480"/>
-      </w:pPr>
-    </w:lvl>
-    <w:lvl w:ilvl="2">
-      <w:start w:val="16"/>
-      <w:numFmt w:val="decimal"/>
-      <w:lvlText w:val="%3."/>
-      <w:lvlJc w:val="left"/>
-      <w:pPr>
-        <w:ind w:left="2160" w:hanging="480"/>
-      </w:pPr>
-    </w:lvl>
-    <w:lvl w:ilvl="3">
-      <w:start w:val="16"/>
-      <w:numFmt w:val="decimal"/>
-      <w:lvlText w:val="%4."/>
-      <w:lvlJc w:val="left"/>
-      <w:pPr>
-        <w:ind w:left="2880" w:hanging="480"/>
-      </w:pPr>
-    </w:lvl>
-    <w:lvl w:ilvl="4">
-      <w:start w:val="16"/>
-      <w:numFmt w:val="decimal"/>
-      <w:lvlText w:val="%5."/>
-      <w:lvlJc w:val="left"/>
-      <w:pPr>
-        <w:ind w:left="3600" w:hanging="480"/>
-      </w:pPr>
-    </w:lvl>
-    <w:lvl w:ilvl="5">
-      <w:start w:val="16"/>
-      <w:numFmt w:val="decimal"/>
-      <w:lvlText w:val="%6."/>
-      <w:lvlJc w:val="left"/>
-      <w:pPr>
-        <w:ind w:left="4320" w:hanging="480"/>
-      </w:pPr>
-    </w:lvl>
-    <w:lvl w:ilvl="6">
-      <w:start w:val="16"/>
-      <w:numFmt w:val="decimal"/>
-      <w:lvlText w:val="%7."/>
-      <w:lvlJc w:val="left"/>
-      <w:pPr>
-        <w:ind w:left="5040" w:hanging="480"/>
-      </w:pPr>
-    </w:lvl>
-    <w:lvl w:ilvl="7">
-      <w:start w:val="16"/>
-      <w:numFmt w:val="decimal"/>
-      <w:lvlText w:val="%8."/>
-      <w:lvlJc w:val="left"/>
-      <w:pPr>
-        <w:ind w:left="5760" w:hanging="480"/>
-      </w:pPr>
-    </w:lvl>
-    <w:lvl w:ilvl="8">
-      <w:start w:val="16"/>
-      <w:numFmt w:val="decimal"/>
-      <w:lvlText w:val="%9."/>
-      <w:lvlJc w:val="left"/>
-      <w:pPr>
-        <w:ind w:left="6480" w:hanging="480"/>
-      </w:pPr>
-    </w:lvl>
-  </w:abstractNum>
-  <w:abstractNum w:abstractNumId="994151">
-    <w:nsid w:val="A994151"/>
-    <w:multiLevelType w:val="multilevel"/>
-    <w:lvl w:ilvl="0">
-      <w:start w:val="51"/>
-      <w:numFmt w:val="decimal"/>
-      <w:lvlText w:val="%1."/>
-      <w:lvlJc w:val="left"/>
-      <w:pPr>
-        <w:ind w:left="720" w:hanging="480"/>
-      </w:pPr>
-    </w:lvl>
-    <w:lvl w:ilvl="1">
-      <w:start w:val="51"/>
-      <w:numFmt w:val="decimal"/>
-      <w:lvlText w:val="%2."/>
-      <w:lvlJc w:val="left"/>
-      <w:pPr>
-        <w:ind w:left="1440" w:hanging="480"/>
-      </w:pPr>
-    </w:lvl>
-    <w:lvl w:ilvl="2">
-      <w:start w:val="51"/>
-      <w:numFmt w:val="decimal"/>
-      <w:lvlText w:val="%3."/>
-      <w:lvlJc w:val="left"/>
-      <w:pPr>
-        <w:ind w:left="2160" w:hanging="480"/>
-      </w:pPr>
-    </w:lvl>
-    <w:lvl w:ilvl="3">
-      <w:start w:val="51"/>
-      <w:numFmt w:val="decimal"/>
-      <w:lvlText w:val="%4."/>
-      <w:lvlJc w:val="left"/>
-      <w:pPr>
-        <w:ind w:left="2880" w:hanging="480"/>
-      </w:pPr>
-    </w:lvl>
-    <w:lvl w:ilvl="4">
-      <w:start w:val="51"/>
-      <w:numFmt w:val="decimal"/>
-      <w:lvlText w:val="%5."/>
-      <w:lvlJc w:val="left"/>
-      <w:pPr>
-        <w:ind w:left="3600" w:hanging="480"/>
-      </w:pPr>
-    </w:lvl>
-    <w:lvl w:ilvl="5">
-      <w:start w:val="51"/>
-      <w:numFmt w:val="decimal"/>
-      <w:lvlText w:val="%6."/>
-      <w:lvlJc w:val="left"/>
-      <w:pPr>
-        <w:ind w:left="4320" w:hanging="480"/>
-      </w:pPr>
-    </w:lvl>
-    <w:lvl w:ilvl="6">
-      <w:start w:val="51"/>
-      <w:numFmt w:val="decimal"/>
-      <w:lvlText w:val="%7."/>
-      <w:lvlJc w:val="left"/>
-      <w:pPr>
-        <w:ind w:left="5040" w:hanging="480"/>
-      </w:pPr>
-    </w:lvl>
-    <w:lvl w:ilvl="7">
-      <w:start w:val="51"/>
-      <w:numFmt w:val="decimal"/>
-      <w:lvlText w:val="%8."/>
-      <w:lvlJc w:val="left"/>
-      <w:pPr>
-        <w:ind w:left="5760" w:hanging="480"/>
-      </w:pPr>
-    </w:lvl>
-    <w:lvl w:ilvl="8">
-      <w:start w:val="51"/>
-      <w:numFmt w:val="decimal"/>
-      <w:lvlText w:val="%9."/>
-      <w:lvlJc w:val="left"/>
-      <w:pPr>
-        <w:ind w:left="6480" w:hanging="480"/>
-      </w:pPr>
-    </w:lvl>
-  </w:abstractNum>
-  <w:abstractNum w:abstractNumId="994181">
-    <w:nsid w:val="A994181"/>
-    <w:multiLevelType w:val="multilevel"/>
-    <w:lvl w:ilvl="0">
-      <w:start w:val="81"/>
-      <w:numFmt w:val="decimal"/>
-      <w:lvlText w:val="%1."/>
-      <w:lvlJc w:val="left"/>
-      <w:pPr>
-        <w:ind w:left="720" w:hanging="480"/>
-      </w:pPr>
-    </w:lvl>
-    <w:lvl w:ilvl="1">
-      <w:start w:val="81"/>
-      <w:numFmt w:val="decimal"/>
-      <w:lvlText w:val="%2."/>
-      <w:lvlJc w:val="left"/>
-      <w:pPr>
-        <w:ind w:left="1440" w:hanging="480"/>
-      </w:pPr>
-    </w:lvl>
-    <w:lvl w:ilvl="2">
-      <w:start w:val="81"/>
-      <w:numFmt w:val="decimal"/>
-      <w:lvlText w:val="%3."/>
-      <w:lvlJc w:val="left"/>
-      <w:pPr>
-        <w:ind w:left="2160" w:hanging="480"/>
-      </w:pPr>
-    </w:lvl>
-    <w:lvl w:ilvl="3">
-      <w:start w:val="81"/>
-      <w:numFmt w:val="decimal"/>
-      <w:lvlText w:val="%4."/>
-      <w:lvlJc w:val="left"/>
-      <w:pPr>
-        <w:ind w:left="2880" w:hanging="480"/>
-      </w:pPr>
-    </w:lvl>
-    <w:lvl w:ilvl="4">
-      <w:start w:val="81"/>
-      <w:numFmt w:val="decimal"/>
-      <w:lvlText w:val="%5."/>
-      <w:lvlJc w:val="left"/>
-      <w:pPr>
-        <w:ind w:left="3600" w:hanging="480"/>
-      </w:pPr>
-    </w:lvl>
-    <w:lvl w:ilvl="5">
-      <w:start w:val="81"/>
-      <w:numFmt w:val="decimal"/>
-      <w:lvlText w:val="%6."/>
-      <w:lvlJc w:val="left"/>
-      <w:pPr>
-        <w:ind w:left="4320" w:hanging="480"/>
-      </w:pPr>
-    </w:lvl>
-    <w:lvl w:ilvl="6">
-      <w:start w:val="81"/>
-      <w:numFmt w:val="decimal"/>
-      <w:lvlText w:val="%7."/>
-      <w:lvlJc w:val="left"/>
-      <w:pPr>
-        <w:ind w:left="5040" w:hanging="480"/>
-      </w:pPr>
-    </w:lvl>
-    <w:lvl w:ilvl="7">
-      <w:start w:val="81"/>
-      <w:numFmt w:val="decimal"/>
-      <w:lvlText w:val="%8."/>
-      <w:lvlJc w:val="left"/>
-      <w:pPr>
-        <w:ind w:left="5760" w:hanging="480"/>
-      </w:pPr>
-    </w:lvl>
-    <w:lvl w:ilvl="8">
-      <w:start w:val="81"/>
-      <w:numFmt w:val="decimal"/>
-      <w:lvlText w:val="%9."/>
-      <w:lvlJc w:val="left"/>
-      <w:pPr>
-        <w:ind w:left="6480" w:hanging="480"/>
-      </w:pPr>
-    </w:lvl>
-  </w:abstractNum>
-  <w:abstractNum w:abstractNumId="9941106">
-    <w:nsid w:val="A9941106"/>
-    <w:multiLevelType w:val="multilevel"/>
-    <w:lvl w:ilvl="0">
-      <w:start w:val="106"/>
-      <w:numFmt w:val="decimal"/>
-      <w:lvlText w:val="%1."/>
-      <w:lvlJc w:val="left"/>
-      <w:pPr>
-        <w:ind w:left="720" w:hanging="480"/>
-      </w:pPr>
-    </w:lvl>
-    <w:lvl w:ilvl="1">
-      <w:start w:val="106"/>
-      <w:numFmt w:val="decimal"/>
-      <w:lvlText w:val="%2."/>
-      <w:lvlJc w:val="left"/>
-      <w:pPr>
-        <w:ind w:left="1440" w:hanging="480"/>
-      </w:pPr>
-    </w:lvl>
-    <w:lvl w:ilvl="2">
-      <w:start w:val="106"/>
-      <w:numFmt w:val="decimal"/>
-      <w:lvlText w:val="%3."/>
-      <w:lvlJc w:val="left"/>
-      <w:pPr>
-        <w:ind w:left="2160" w:hanging="480"/>
-      </w:pPr>
-    </w:lvl>
-    <w:lvl w:ilvl="3">
-      <w:start w:val="106"/>
-      <w:numFmt w:val="decimal"/>
-      <w:lvlText w:val="%4."/>
-      <w:lvlJc w:val="left"/>
-      <w:pPr>
-        <w:ind w:left="2880" w:hanging="480"/>
-      </w:pPr>
-    </w:lvl>
-    <w:lvl w:ilvl="4">
-      <w:start w:val="106"/>
-      <w:numFmt w:val="decimal"/>
-      <w:lvlText w:val="%5."/>
-      <w:lvlJc w:val="left"/>
-      <w:pPr>
-        <w:ind w:left="3600" w:hanging="480"/>
-      </w:pPr>
-    </w:lvl>
-    <w:lvl w:ilvl="5">
-      <w:start w:val="106"/>
-      <w:numFmt w:val="decimal"/>
-      <w:lvlText w:val="%6."/>
-      <w:lvlJc w:val="left"/>
-      <w:pPr>
-        <w:ind w:left="4320" w:hanging="480"/>
-      </w:pPr>
-    </w:lvl>
-    <w:lvl w:ilvl="6">
-      <w:start w:val="106"/>
-      <w:numFmt w:val="decimal"/>
-      <w:lvlText w:val="%7."/>
-      <w:lvlJc w:val="left"/>
-      <w:pPr>
-        <w:ind w:left="5040" w:hanging="480"/>
-      </w:pPr>
-    </w:lvl>
-    <w:lvl w:ilvl="7">
-      <w:start w:val="106"/>
-      <w:numFmt w:val="decimal"/>
-      <w:lvlText w:val="%8."/>
-      <w:lvlJc w:val="left"/>
-      <w:pPr>
-        <w:ind w:left="5760" w:hanging="480"/>
-      </w:pPr>
-    </w:lvl>
-    <w:lvl w:ilvl="8">
-      <w:start w:val="106"/>
-      <w:numFmt w:val="decimal"/>
-      <w:lvlText w:val="%9."/>
-      <w:lvlJc w:val="left"/>
-      <w:pPr>
-        <w:ind w:left="6480" w:hanging="480"/>
-      </w:pPr>
-    </w:lvl>
-  </w:abstractNum>
   <w:num w:numId="1000">
     <w:abstractNumId w:val="990"/>
-  </w:num>
-  <w:num w:numId="1001">
-    <w:abstractNumId w:val="99411"/>
-    <w:lvlOverride w:ilvl="0">
-      <w:startOverride w:val="1"/>
-    </w:lvlOverride>
-    <w:lvlOverride w:ilvl="1">
-      <w:startOverride w:val="1"/>
-    </w:lvlOverride>
-    <w:lvlOverride w:ilvl="2">
-      <w:startOverride w:val="1"/>
-    </w:lvlOverride>
-    <w:lvlOverride w:ilvl="3">
-      <w:startOverride w:val="1"/>
-    </w:lvlOverride>
-    <w:lvlOverride w:ilvl="4">
-      <w:startOverride w:val="1"/>
-    </w:lvlOverride>
-    <w:lvlOverride w:ilvl="5">
-      <w:startOverride w:val="1"/>
-    </w:lvlOverride>
-    <w:lvlOverride w:ilvl="6">
-      <w:startOverride w:val="1"/>
-    </w:lvlOverride>
-    <w:lvlOverride w:ilvl="7">
-      <w:startOverride w:val="1"/>
-    </w:lvlOverride>
-    <w:lvlOverride w:ilvl="8">
-      <w:startOverride w:val="1"/>
-    </w:lvlOverride>
-  </w:num>
-  <w:num w:numId="1002">
-    <w:abstractNumId w:val="994116"/>
-    <w:lvlOverride w:ilvl="0">
-      <w:startOverride w:val="16"/>
-    </w:lvlOverride>
-    <w:lvlOverride w:ilvl="1">
-      <w:startOverride w:val="16"/>
-    </w:lvlOverride>
-    <w:lvlOverride w:ilvl="2">
-      <w:startOverride w:val="16"/>
-    </w:lvlOverride>
-    <w:lvlOverride w:ilvl="3">
-      <w:startOverride w:val="16"/>
-    </w:lvlOverride>
-    <w:lvlOverride w:ilvl="4">
-      <w:startOverride w:val="16"/>
-    </w:lvlOverride>
-    <w:lvlOverride w:ilvl="5">
-      <w:startOverride w:val="16"/>
-    </w:lvlOverride>
-    <w:lvlOverride w:ilvl="6">
-      <w:startOverride w:val="16"/>
-    </w:lvlOverride>
-    <w:lvlOverride w:ilvl="7">
-      <w:startOverride w:val="16"/>
-    </w:lvlOverride>
-    <w:lvlOverride w:ilvl="8">
-      <w:startOverride w:val="16"/>
-    </w:lvlOverride>
-  </w:num>
-  <w:num w:numId="1003">
-    <w:abstractNumId w:val="994151"/>
-    <w:lvlOverride w:ilvl="0">
-      <w:startOverride w:val="51"/>
-    </w:lvlOverride>
-    <w:lvlOverride w:ilvl="1">
-      <w:startOverride w:val="51"/>
-    </w:lvlOverride>
-    <w:lvlOverride w:ilvl="2">
-      <w:startOverride w:val="51"/>
-    </w:lvlOverride>
-    <w:lvlOverride w:ilvl="3">
-      <w:startOverride w:val="51"/>
-    </w:lvlOverride>
-    <w:lvlOverride w:ilvl="4">
-      <w:startOverride w:val="51"/>
-    </w:lvlOverride>
-    <w:lvlOverride w:ilvl="5">
-      <w:startOverride w:val="51"/>
-    </w:lvlOverride>
-    <w:lvlOverride w:ilvl="6">
-      <w:startOverride w:val="51"/>
-    </w:lvlOverride>
-    <w:lvlOverride w:ilvl="7">
-      <w:startOverride w:val="51"/>
-    </w:lvlOverride>
-    <w:lvlOverride w:ilvl="8">
-      <w:startOverride w:val="51"/>
-    </w:lvlOverride>
-  </w:num>
-  <w:num w:numId="1004">
-    <w:abstractNumId w:val="994181"/>
-    <w:lvlOverride w:ilvl="0">
-      <w:startOverride w:val="81"/>
-    </w:lvlOverride>
-    <w:lvlOverride w:ilvl="1">
-      <w:startOverride w:val="81"/>
-    </w:lvlOverride>
-    <w:lvlOverride w:ilvl="2">
-      <w:startOverride w:val="81"/>
-    </w:lvlOverride>
-    <w:lvlOverride w:ilvl="3">
-      <w:startOverride w:val="81"/>
-    </w:lvlOverride>
-    <w:lvlOverride w:ilvl="4">
-      <w:startOverride w:val="81"/>
-    </w:lvlOverride>
-    <w:lvlOverride w:ilvl="5">
-      <w:startOverride w:val="81"/>
-    </w:lvlOverride>
-    <w:lvlOverride w:ilvl="6">
-      <w:startOverride w:val="81"/>
-    </w:lvlOverride>
-    <w:lvlOverride w:ilvl="7">
-      <w:startOverride w:val="81"/>
-    </w:lvlOverride>
-    <w:lvlOverride w:ilvl="8">
-      <w:startOverride w:val="81"/>
-    </w:lvlOverride>
-  </w:num>
-  <w:num w:numId="1005">
-    <w:abstractNumId w:val="9941106"/>
-    <w:lvlOverride w:ilvl="0">
-      <w:startOverride w:val="106"/>
-    </w:lvlOverride>
-    <w:lvlOverride w:ilvl="1">
-      <w:startOverride w:val="106"/>
-    </w:lvlOverride>
-    <w:lvlOverride w:ilvl="2">
-      <w:startOverride w:val="106"/>
-    </w:lvlOverride>
-    <w:lvlOverride w:ilvl="3">
-      <w:startOverride w:val="106"/>
-    </w:lvlOverride>
-    <w:lvlOverride w:ilvl="4">
-      <w:startOverride w:val="106"/>
-    </w:lvlOverride>
-    <w:lvlOverride w:ilvl="5">
-      <w:startOverride w:val="106"/>
-    </w:lvlOverride>
-    <w:lvlOverride w:ilvl="6">
-      <w:startOverride w:val="106"/>
-    </w:lvlOverride>
-    <w:lvlOverride w:ilvl="7">
-      <w:startOverride w:val="106"/>
-    </w:lvlOverride>
-    <w:lvlOverride w:ilvl="8">
-      <w:startOverride w:val="106"/>
-    </w:lvlOverride>
   </w:num>
 </w:numbering>
 </file>
